--- a/CyberVault_ITS_Report.docx
+++ b/CyberVault_ITS_Report.docx
@@ -169,7 +169,7 @@
     </w:p>
     <w:p>
       <w:pPr>
-        <w:spacing w:after="270"/>
+        <w:spacing w:after="260"/>
         <w:jc w:val="center"/>
       </w:pPr>
       <w:r>
@@ -3199,7 +3199,7 @@
           <w:i w:val="0"/>
           <w:sz w:val="23"/>
         </w:rPr>
-        <w:t>” focuses on developing a console-based security toolkit that combines secure user authentication, password strength analysis, file encryption and decryption, and an encrypted password vault in a single application written in C++.</w:t>
+        <w:t>” focuses on developing a console-based security toolkit that combines secure user authentication, password strength analysis, file encryption and decryption, and a per-user password vault in a single application written in C++ (about 500 lines in one source file, m.cpp).</w:t>
       </w:r>
     </w:p>
     <w:p>
@@ -3214,7 +3214,7 @@
           <w:i w:val="0"/>
           <w:sz w:val="23"/>
         </w:rPr>
-        <w:t xml:space="preserve">The system allows a user to register with a username and password. A random salt is generated for every user, the salt and password are combined and processed using the 64-bit </w:t>
+        <w:t xml:space="preserve">The system allows a user to register with a username and password. A random 64-bit salt is generated for every user, the salt and password are combined and processed using the 64-bit </w:t>
       </w:r>
       <w:r>
         <w:rPr>
@@ -3232,7 +3232,7 @@
           <w:i w:val="0"/>
           <w:sz w:val="23"/>
         </w:rPr>
-        <w:t xml:space="preserve"> function, and only the username, salt and hexadecimal hash value are stored in a text file, so that the original password is never saved. During login the hash is recomputed and compared with the stored value.</w:t>
+        <w:t xml:space="preserve"> function, and only the username, salt and hexadecimal hash are stored in the file users.txt, so that the original password is never saved. During login the hash is recomputed and compared with the stored value.</w:t>
       </w:r>
     </w:p>
     <w:p>
@@ -3265,7 +3265,7 @@
           <w:i w:val="0"/>
           <w:sz w:val="23"/>
         </w:rPr>
-        <w:t xml:space="preserve">, which checks length, uppercase letters, lowercase letters, digits and special characters and then reports the strength as Weak, Medium or Strong along with improvement suggestions. The dashboard also offers </w:t>
+        <w:t xml:space="preserve">, which checks length, uppercase letters, lowercase letters, digits and special characters, scores the password out of six and reports Weak, Medium or Strong together with improvement suggestions. The dashboard also offers </w:t>
       </w:r>
       <w:r>
         <w:rPr>
@@ -3301,7 +3301,7 @@
           <w:i w:val="0"/>
           <w:sz w:val="23"/>
         </w:rPr>
-        <w:t xml:space="preserve">, which produces .enc and .dec output files, and a </w:t>
+        <w:t xml:space="preserve">, which produces .enc and .dec files, and a </w:t>
       </w:r>
       <w:r>
         <w:rPr>
@@ -3319,7 +3319,7 @@
           <w:i w:val="0"/>
           <w:sz w:val="23"/>
         </w:rPr>
-        <w:t xml:space="preserve"> in which website, username and password entries are encrypted with a session key, hex-encoded and stored in a vault file. Entries can be added, viewed and deleted.</w:t>
+        <w:t xml:space="preserve"> in which the website, username and an encrypted, hex-encoded password are stored for each user in vault.txt. Entries can be added, viewed and deleted.</w:t>
       </w:r>
     </w:p>
     <w:p>
@@ -3334,7 +3334,7 @@
           <w:i w:val="0"/>
           <w:sz w:val="23"/>
         </w:rPr>
-        <w:t>The project demonstrates practical use of C++ file handling, string processing, the Standard Template Library, random number generation, hashing and symmetric encryption concepts. It also provides practical experience in program structuring, input validation, error handling and security-oriented software design.</w:t>
+        <w:t>The project demonstrates practical use of C++ file handling, string processing, the Standard Template Library, random number generation, hashing and symmetric encryption concepts. The report also documents the test results obtained by compiling and running the program, and discusses its limitations and possible improvements.</w:t>
       </w:r>
     </w:p>
     <w:p>
@@ -4106,6 +4106,68 @@
                 <w:i w:val="0"/>
                 <w:sz w:val="22"/>
               </w:rPr>
+              <w:t>Stored Data Files (users.txt, vault.txt, encrypted file)</w:t>
+            </w:r>
+          </w:p>
+        </w:tc>
+      </w:tr>
+      <w:tr>
+        <w:tc>
+          <w:tcPr>
+            <w:tcW w:type="dxa" w:w="1008"/>
+          </w:tcPr>
+          <w:p>
+            <w:pPr>
+              <w:spacing w:after="60" w:before="60" w:line="240" w:lineRule="auto"/>
+              <w:jc w:val="center"/>
+            </w:pPr>
+            <w:r>
+              <w:rPr>
+                <w:rFonts w:ascii="Times New Roman" w:hAnsi="Times New Roman" w:cs="Times New Roman" w:eastAsia="Times New Roman"/>
+                <w:b w:val="0"/>
+                <w:i w:val="0"/>
+                <w:sz w:val="22"/>
+              </w:rPr>
+              <w:t>12</w:t>
+            </w:r>
+          </w:p>
+        </w:tc>
+        <w:tc>
+          <w:tcPr>
+            <w:tcW w:type="dxa" w:w="1584"/>
+          </w:tcPr>
+          <w:p>
+            <w:pPr>
+              <w:spacing w:after="60" w:before="60" w:line="240" w:lineRule="auto"/>
+              <w:jc w:val="center"/>
+            </w:pPr>
+            <w:r>
+              <w:rPr>
+                <w:rFonts w:ascii="Times New Roman" w:hAnsi="Times New Roman" w:cs="Times New Roman" w:eastAsia="Times New Roman"/>
+                <w:b w:val="0"/>
+                <w:i w:val="0"/>
+                <w:sz w:val="22"/>
+              </w:rPr>
+              <w:t>Figure 12</w:t>
+            </w:r>
+          </w:p>
+        </w:tc>
+        <w:tc>
+          <w:tcPr>
+            <w:tcW w:type="dxa" w:w="5760"/>
+          </w:tcPr>
+          <w:p>
+            <w:pPr>
+              <w:spacing w:after="60" w:before="60" w:line="240" w:lineRule="auto"/>
+              <w:jc w:val="center"/>
+            </w:pPr>
+            <w:r>
+              <w:rPr>
+                <w:rFonts w:ascii="Times New Roman" w:hAnsi="Times New Roman" w:cs="Times New Roman" w:eastAsia="Times New Roman"/>
+                <w:b w:val="0"/>
+                <w:i w:val="0"/>
+                <w:sz w:val="22"/>
+              </w:rPr>
               <w:t>Password Manager Console Output</w:t>
             </w:r>
           </w:p>
@@ -4576,7 +4638,7 @@
                 <w:i w:val="0"/>
                 <w:sz w:val="22"/>
               </w:rPr>
-              <w:t>Password Strength Criteria</w:t>
+              <w:t>Password Strength Scoring Rules</w:t>
             </w:r>
           </w:p>
         </w:tc>
@@ -4638,7 +4700,7 @@
                 <w:i w:val="0"/>
                 <w:sz w:val="22"/>
               </w:rPr>
-              <w:t>Test Cases and Expected Output</w:t>
+              <w:t>Test Cases and Actual Output</w:t>
             </w:r>
           </w:p>
         </w:tc>
@@ -4671,7 +4733,7 @@
         <w:tabs>
           <w:tab w:pos="8640" w:val="right" w:leader="dot"/>
         </w:tabs>
-        <w:spacing w:before="120" w:after="40" w:line="270" w:lineRule="exact"/>
+        <w:spacing w:before="80" w:after="40" w:line="260" w:lineRule="exact"/>
         <w:jc w:val="left"/>
       </w:pPr>
       <w:r>
@@ -4689,7 +4751,7 @@
         <w:tabs>
           <w:tab w:pos="8640" w:val="right" w:leader="dot"/>
         </w:tabs>
-        <w:spacing w:before="0" w:after="40" w:line="270" w:lineRule="exact"/>
+        <w:spacing w:before="0" w:after="40" w:line="260" w:lineRule="exact"/>
         <w:jc w:val="left"/>
       </w:pPr>
       <w:r>
@@ -4709,7 +4771,7 @@
         <w:tabs>
           <w:tab w:pos="8640" w:val="right" w:leader="dot"/>
         </w:tabs>
-        <w:spacing w:before="0" w:after="40" w:line="270" w:lineRule="exact"/>
+        <w:spacing w:before="0" w:after="40" w:line="260" w:lineRule="exact"/>
         <w:jc w:val="left"/>
       </w:pPr>
       <w:r>
@@ -4729,7 +4791,7 @@
         <w:tabs>
           <w:tab w:pos="8640" w:val="right" w:leader="dot"/>
         </w:tabs>
-        <w:spacing w:before="0" w:after="40" w:line="270" w:lineRule="exact"/>
+        <w:spacing w:before="0" w:after="40" w:line="260" w:lineRule="exact"/>
         <w:jc w:val="left"/>
       </w:pPr>
       <w:r>
@@ -4749,7 +4811,7 @@
         <w:tabs>
           <w:tab w:pos="8640" w:val="right" w:leader="dot"/>
         </w:tabs>
-        <w:spacing w:before="0" w:after="40" w:line="270" w:lineRule="exact"/>
+        <w:spacing w:before="0" w:after="40" w:line="260" w:lineRule="exact"/>
         <w:jc w:val="left"/>
       </w:pPr>
       <w:r>
@@ -4769,7 +4831,7 @@
         <w:tabs>
           <w:tab w:pos="8640" w:val="right" w:leader="dot"/>
         </w:tabs>
-        <w:spacing w:before="0" w:after="40" w:line="270" w:lineRule="exact"/>
+        <w:spacing w:before="0" w:after="40" w:line="260" w:lineRule="exact"/>
         <w:jc w:val="left"/>
       </w:pPr>
       <w:r>
@@ -4789,7 +4851,7 @@
         <w:tabs>
           <w:tab w:pos="8640" w:val="right" w:leader="dot"/>
         </w:tabs>
-        <w:spacing w:before="0" w:after="40" w:line="270" w:lineRule="exact"/>
+        <w:spacing w:before="0" w:after="40" w:line="260" w:lineRule="exact"/>
         <w:jc w:val="left"/>
       </w:pPr>
       <w:r>
@@ -4809,7 +4871,7 @@
         <w:tabs>
           <w:tab w:pos="8640" w:val="right" w:leader="dot"/>
         </w:tabs>
-        <w:spacing w:before="0" w:after="40" w:line="270" w:lineRule="exact"/>
+        <w:spacing w:before="0" w:after="40" w:line="260" w:lineRule="exact"/>
         <w:jc w:val="left"/>
       </w:pPr>
       <w:r>
@@ -4829,7 +4891,7 @@
         <w:tabs>
           <w:tab w:pos="8640" w:val="right" w:leader="dot"/>
         </w:tabs>
-        <w:spacing w:before="0" w:after="40" w:line="270" w:lineRule="exact"/>
+        <w:spacing w:before="0" w:after="40" w:line="260" w:lineRule="exact"/>
         <w:jc w:val="left"/>
       </w:pPr>
       <w:r>
@@ -4849,7 +4911,7 @@
         <w:tabs>
           <w:tab w:pos="8640" w:val="right" w:leader="dot"/>
         </w:tabs>
-        <w:spacing w:before="0" w:after="40" w:line="270" w:lineRule="exact"/>
+        <w:spacing w:before="0" w:after="40" w:line="260" w:lineRule="exact"/>
         <w:jc w:val="left"/>
       </w:pPr>
       <w:r>
@@ -4869,7 +4931,7 @@
         <w:tabs>
           <w:tab w:pos="8640" w:val="right" w:leader="dot"/>
         </w:tabs>
-        <w:spacing w:before="0" w:after="40" w:line="270" w:lineRule="exact"/>
+        <w:spacing w:before="0" w:after="40" w:line="260" w:lineRule="exact"/>
         <w:jc w:val="left"/>
       </w:pPr>
       <w:r>
@@ -4889,7 +4951,7 @@
         <w:tabs>
           <w:tab w:pos="8640" w:val="right" w:leader="dot"/>
         </w:tabs>
-        <w:spacing w:before="0" w:after="40" w:line="270" w:lineRule="exact"/>
+        <w:spacing w:before="0" w:after="40" w:line="260" w:lineRule="exact"/>
         <w:jc w:val="left"/>
       </w:pPr>
       <w:r>
@@ -4909,7 +4971,7 @@
         <w:tabs>
           <w:tab w:pos="8640" w:val="right" w:leader="dot"/>
         </w:tabs>
-        <w:spacing w:before="0" w:after="40" w:line="270" w:lineRule="exact"/>
+        <w:spacing w:before="0" w:after="40" w:line="260" w:lineRule="exact"/>
         <w:jc w:val="left"/>
       </w:pPr>
       <w:r>
@@ -4929,7 +4991,7 @@
         <w:tabs>
           <w:tab w:pos="8640" w:val="right" w:leader="dot"/>
         </w:tabs>
-        <w:spacing w:before="120" w:after="40" w:line="270" w:lineRule="exact"/>
+        <w:spacing w:before="80" w:after="40" w:line="260" w:lineRule="exact"/>
         <w:jc w:val="left"/>
       </w:pPr>
       <w:r>
@@ -4947,7 +5009,7 @@
         <w:tabs>
           <w:tab w:pos="8640" w:val="right" w:leader="dot"/>
         </w:tabs>
-        <w:spacing w:before="0" w:after="40" w:line="270" w:lineRule="exact"/>
+        <w:spacing w:before="0" w:after="40" w:line="260" w:lineRule="exact"/>
         <w:jc w:val="left"/>
       </w:pPr>
       <w:r>
@@ -4967,7 +5029,7 @@
         <w:tabs>
           <w:tab w:pos="8640" w:val="right" w:leader="dot"/>
         </w:tabs>
-        <w:spacing w:before="0" w:after="40" w:line="270" w:lineRule="exact"/>
+        <w:spacing w:before="0" w:after="40" w:line="260" w:lineRule="exact"/>
         <w:jc w:val="left"/>
       </w:pPr>
       <w:r>
@@ -4987,7 +5049,7 @@
         <w:tabs>
           <w:tab w:pos="8640" w:val="right" w:leader="dot"/>
         </w:tabs>
-        <w:spacing w:before="0" w:after="40" w:line="270" w:lineRule="exact"/>
+        <w:spacing w:before="0" w:after="40" w:line="260" w:lineRule="exact"/>
         <w:jc w:val="left"/>
       </w:pPr>
       <w:r>
@@ -5007,7 +5069,7 @@
         <w:tabs>
           <w:tab w:pos="8640" w:val="right" w:leader="dot"/>
         </w:tabs>
-        <w:spacing w:before="0" w:after="40" w:line="270" w:lineRule="exact"/>
+        <w:spacing w:before="0" w:after="40" w:line="260" w:lineRule="exact"/>
         <w:jc w:val="left"/>
       </w:pPr>
       <w:r>
@@ -5027,7 +5089,7 @@
         <w:tabs>
           <w:tab w:pos="8640" w:val="right" w:leader="dot"/>
         </w:tabs>
-        <w:spacing w:before="0" w:after="40" w:line="270" w:lineRule="exact"/>
+        <w:spacing w:before="0" w:after="40" w:line="260" w:lineRule="exact"/>
         <w:jc w:val="left"/>
       </w:pPr>
       <w:r>
@@ -5047,7 +5109,7 @@
         <w:tabs>
           <w:tab w:pos="8640" w:val="right" w:leader="dot"/>
         </w:tabs>
-        <w:spacing w:before="0" w:after="40" w:line="270" w:lineRule="exact"/>
+        <w:spacing w:before="0" w:after="40" w:line="260" w:lineRule="exact"/>
         <w:jc w:val="left"/>
       </w:pPr>
       <w:r>
@@ -5067,7 +5129,7 @@
         <w:tabs>
           <w:tab w:pos="8640" w:val="right" w:leader="dot"/>
         </w:tabs>
-        <w:spacing w:before="0" w:after="40" w:line="270" w:lineRule="exact"/>
+        <w:spacing w:before="0" w:after="40" w:line="260" w:lineRule="exact"/>
         <w:jc w:val="left"/>
       </w:pPr>
       <w:r>
@@ -5087,7 +5149,7 @@
         <w:tabs>
           <w:tab w:pos="8640" w:val="right" w:leader="dot"/>
         </w:tabs>
-        <w:spacing w:before="120" w:after="40" w:line="270" w:lineRule="exact"/>
+        <w:spacing w:before="80" w:after="40" w:line="260" w:lineRule="exact"/>
         <w:jc w:val="left"/>
       </w:pPr>
       <w:r>
@@ -5105,7 +5167,7 @@
         <w:tabs>
           <w:tab w:pos="8640" w:val="right" w:leader="dot"/>
         </w:tabs>
-        <w:spacing w:before="0" w:after="40" w:line="270" w:lineRule="exact"/>
+        <w:spacing w:before="0" w:after="40" w:line="260" w:lineRule="exact"/>
         <w:jc w:val="left"/>
       </w:pPr>
       <w:r>
@@ -5125,7 +5187,7 @@
         <w:tabs>
           <w:tab w:pos="8640" w:val="right" w:leader="dot"/>
         </w:tabs>
-        <w:spacing w:before="0" w:after="40" w:line="270" w:lineRule="exact"/>
+        <w:spacing w:before="0" w:after="40" w:line="260" w:lineRule="exact"/>
         <w:jc w:val="left"/>
       </w:pPr>
       <w:r>
@@ -5145,7 +5207,7 @@
         <w:tabs>
           <w:tab w:pos="8640" w:val="right" w:leader="dot"/>
         </w:tabs>
-        <w:spacing w:before="0" w:after="40" w:line="270" w:lineRule="exact"/>
+        <w:spacing w:before="0" w:after="40" w:line="260" w:lineRule="exact"/>
         <w:jc w:val="left"/>
       </w:pPr>
       <w:r>
@@ -5165,7 +5227,7 @@
         <w:tabs>
           <w:tab w:pos="8640" w:val="right" w:leader="dot"/>
         </w:tabs>
-        <w:spacing w:before="0" w:after="40" w:line="270" w:lineRule="exact"/>
+        <w:spacing w:before="0" w:after="40" w:line="260" w:lineRule="exact"/>
         <w:jc w:val="left"/>
       </w:pPr>
       <w:r>
@@ -5185,7 +5247,7 @@
         <w:tabs>
           <w:tab w:pos="8640" w:val="right" w:leader="dot"/>
         </w:tabs>
-        <w:spacing w:before="0" w:after="40" w:line="270" w:lineRule="exact"/>
+        <w:spacing w:before="0" w:after="40" w:line="260" w:lineRule="exact"/>
         <w:jc w:val="left"/>
       </w:pPr>
       <w:r>
@@ -5205,7 +5267,7 @@
         <w:tabs>
           <w:tab w:pos="8640" w:val="right" w:leader="dot"/>
         </w:tabs>
-        <w:spacing w:before="0" w:after="40" w:line="270" w:lineRule="exact"/>
+        <w:spacing w:before="0" w:after="40" w:line="260" w:lineRule="exact"/>
         <w:jc w:val="left"/>
       </w:pPr>
       <w:r>
@@ -5225,7 +5287,7 @@
         <w:tabs>
           <w:tab w:pos="8640" w:val="right" w:leader="dot"/>
         </w:tabs>
-        <w:spacing w:before="120" w:after="40" w:line="270" w:lineRule="exact"/>
+        <w:spacing w:before="80" w:after="40" w:line="260" w:lineRule="exact"/>
         <w:jc w:val="left"/>
       </w:pPr>
       <w:r>
@@ -5243,7 +5305,7 @@
         <w:tabs>
           <w:tab w:pos="8640" w:val="right" w:leader="dot"/>
         </w:tabs>
-        <w:spacing w:before="0" w:after="40" w:line="270" w:lineRule="exact"/>
+        <w:spacing w:before="0" w:after="40" w:line="260" w:lineRule="exact"/>
         <w:jc w:val="left"/>
       </w:pPr>
       <w:r>
@@ -5263,7 +5325,7 @@
         <w:tabs>
           <w:tab w:pos="8640" w:val="right" w:leader="dot"/>
         </w:tabs>
-        <w:spacing w:before="0" w:after="40" w:line="270" w:lineRule="exact"/>
+        <w:spacing w:before="0" w:after="40" w:line="260" w:lineRule="exact"/>
         <w:jc w:val="left"/>
       </w:pPr>
       <w:r>
@@ -5280,6 +5342,26 @@
     </w:p>
     <w:p>
       <w:pPr>
+        <w:tabs>
+          <w:tab w:pos="8640" w:val="right" w:leader="dot"/>
+        </w:tabs>
+        <w:spacing w:before="0" w:after="40" w:line="260" w:lineRule="exact"/>
+        <w:jc w:val="left"/>
+      </w:pPr>
+      <w:r>
+        <w:rPr>
+          <w:rFonts w:ascii="Times New Roman" w:hAnsi="Times New Roman" w:cs="Times New Roman" w:eastAsia="Times New Roman"/>
+          <w:b w:val="0"/>
+          <w:i w:val="0"/>
+          <w:sz w:val="22"/>
+        </w:rPr>
+        <w:t>3.3 Application Workflow</w:t>
+        <w:tab/>
+        <w:t>9</w:t>
+      </w:r>
+    </w:p>
+    <w:p>
+      <w:pPr>
         <w:pageBreakBefore/>
         <w:spacing w:before="0" w:after="0" w:line="276" w:lineRule="auto"/>
         <w:jc w:val="both"/>
@@ -5290,7 +5372,7 @@
         <w:tabs>
           <w:tab w:pos="8640" w:val="right" w:leader="dot"/>
         </w:tabs>
-        <w:spacing w:before="0" w:after="40" w:line="270" w:lineRule="exact"/>
+        <w:spacing w:before="0" w:after="40" w:line="260" w:lineRule="exact"/>
         <w:jc w:val="left"/>
       </w:pPr>
       <w:r>
@@ -5300,7 +5382,7 @@
           <w:i w:val="0"/>
           <w:sz w:val="22"/>
         </w:rPr>
-        <w:t>3.3 Application Workflow</w:t>
+        <w:t>3.4 Use Case Diagram</w:t>
         <w:tab/>
         <w:t>9</w:t>
       </w:r>
@@ -5310,7 +5392,7 @@
         <w:tabs>
           <w:tab w:pos="8640" w:val="right" w:leader="dot"/>
         </w:tabs>
-        <w:spacing w:before="0" w:after="40" w:line="270" w:lineRule="exact"/>
+        <w:spacing w:before="0" w:after="40" w:line="260" w:lineRule="exact"/>
         <w:jc w:val="left"/>
       </w:pPr>
       <w:r>
@@ -5320,9 +5402,9 @@
           <w:i w:val="0"/>
           <w:sz w:val="22"/>
         </w:rPr>
-        <w:t>3.4 Use Case Diagram</w:t>
+        <w:t>3.5 Registration and Login Workflow</w:t>
         <w:tab/>
-        <w:t>9</w:t>
+        <w:t>10</w:t>
       </w:r>
     </w:p>
     <w:p>
@@ -5330,7 +5412,7 @@
         <w:tabs>
           <w:tab w:pos="8640" w:val="right" w:leader="dot"/>
         </w:tabs>
-        <w:spacing w:before="0" w:after="40" w:line="270" w:lineRule="exact"/>
+        <w:spacing w:before="0" w:after="40" w:line="260" w:lineRule="exact"/>
         <w:jc w:val="left"/>
       </w:pPr>
       <w:r>
@@ -5340,9 +5422,9 @@
           <w:i w:val="0"/>
           <w:sz w:val="22"/>
         </w:rPr>
-        <w:t>3.5 Registration and Login Workflow</w:t>
+        <w:t>3.6 File Encryption / Decryption Workflow</w:t>
         <w:tab/>
-        <w:t>10</w:t>
+        <w:t>11</w:t>
       </w:r>
     </w:p>
     <w:p>
@@ -5350,7 +5432,7 @@
         <w:tabs>
           <w:tab w:pos="8640" w:val="right" w:leader="dot"/>
         </w:tabs>
-        <w:spacing w:before="0" w:after="40" w:line="270" w:lineRule="exact"/>
+        <w:spacing w:before="0" w:after="40" w:line="260" w:lineRule="exact"/>
         <w:jc w:val="left"/>
       </w:pPr>
       <w:r>
@@ -5360,9 +5442,9 @@
           <w:i w:val="0"/>
           <w:sz w:val="22"/>
         </w:rPr>
-        <w:t>3.6 File Encryption / Decryption Workflow</w:t>
+        <w:t>3.7 Password Vault Workflow</w:t>
         <w:tab/>
-        <w:t>11</w:t>
+        <w:t>12</w:t>
       </w:r>
     </w:p>
     <w:p>
@@ -5370,7 +5452,7 @@
         <w:tabs>
           <w:tab w:pos="8640" w:val="right" w:leader="dot"/>
         </w:tabs>
-        <w:spacing w:before="0" w:after="40" w:line="270" w:lineRule="exact"/>
+        <w:spacing w:before="0" w:after="40" w:line="260" w:lineRule="exact"/>
         <w:jc w:val="left"/>
       </w:pPr>
       <w:r>
@@ -5380,9 +5462,9 @@
           <w:i w:val="0"/>
           <w:sz w:val="22"/>
         </w:rPr>
-        <w:t>3.7 Password Vault Workflow</w:t>
+        <w:t>3.8 System Components</w:t>
         <w:tab/>
-        <w:t>12</w:t>
+        <w:t>13</w:t>
       </w:r>
     </w:p>
     <w:p>
@@ -5390,7 +5472,7 @@
         <w:tabs>
           <w:tab w:pos="8640" w:val="right" w:leader="dot"/>
         </w:tabs>
-        <w:spacing w:before="0" w:after="40" w:line="270" w:lineRule="exact"/>
+        <w:spacing w:before="0" w:after="40" w:line="260" w:lineRule="exact"/>
         <w:jc w:val="left"/>
       </w:pPr>
       <w:r>
@@ -5400,7 +5482,7 @@
           <w:i w:val="0"/>
           <w:sz w:val="22"/>
         </w:rPr>
-        <w:t>3.8 System Components</w:t>
+        <w:t>3.9 Security and Privacy</w:t>
         <w:tab/>
         <w:t>13</w:t>
       </w:r>
@@ -5410,19 +5492,17 @@
         <w:tabs>
           <w:tab w:pos="8640" w:val="right" w:leader="dot"/>
         </w:tabs>
-        <w:spacing w:before="0" w:after="40" w:line="270" w:lineRule="exact"/>
+        <w:spacing w:before="80" w:after="40" w:line="260" w:lineRule="exact"/>
         <w:jc w:val="left"/>
       </w:pPr>
       <w:r>
         <w:rPr>
           <w:rFonts w:ascii="Times New Roman" w:hAnsi="Times New Roman" w:cs="Times New Roman" w:eastAsia="Times New Roman"/>
-          <w:b w:val="0"/>
+          <w:b/>
           <w:i w:val="0"/>
           <w:sz w:val="22"/>
         </w:rPr>
-        <w:t>3.9 Security and Privacy</w:t>
-        <w:tab/>
-        <w:t>13</w:t>
+        <w:t>CHAPTER 4: IMPLEMENTATION AND SOURCE CODE</w:t>
       </w:r>
     </w:p>
     <w:p>
@@ -5430,17 +5510,19 @@
         <w:tabs>
           <w:tab w:pos="8640" w:val="right" w:leader="dot"/>
         </w:tabs>
-        <w:spacing w:before="120" w:after="40" w:line="270" w:lineRule="exact"/>
+        <w:spacing w:before="0" w:after="40" w:line="260" w:lineRule="exact"/>
         <w:jc w:val="left"/>
       </w:pPr>
       <w:r>
         <w:rPr>
           <w:rFonts w:ascii="Times New Roman" w:hAnsi="Times New Roman" w:cs="Times New Roman" w:eastAsia="Times New Roman"/>
-          <w:b/>
+          <w:b w:val="0"/>
           <w:i w:val="0"/>
           <w:sz w:val="22"/>
         </w:rPr>
-        <w:t>CHAPTER 4: IMPLEMENTATION AND SOURCE CODE</w:t>
+        <w:t>4.1 Development Environment</w:t>
+        <w:tab/>
+        <w:t>14</w:t>
       </w:r>
     </w:p>
     <w:p>
@@ -5448,7 +5530,7 @@
         <w:tabs>
           <w:tab w:pos="8640" w:val="right" w:leader="dot"/>
         </w:tabs>
-        <w:spacing w:before="0" w:after="40" w:line="270" w:lineRule="exact"/>
+        <w:spacing w:before="0" w:after="40" w:line="260" w:lineRule="exact"/>
         <w:jc w:val="left"/>
       </w:pPr>
       <w:r>
@@ -5458,7 +5540,7 @@
           <w:i w:val="0"/>
           <w:sz w:val="22"/>
         </w:rPr>
-        <w:t>4.1 Development Environment</w:t>
+        <w:t>4.2 Program Structure</w:t>
         <w:tab/>
         <w:t>14</w:t>
       </w:r>
@@ -5468,7 +5550,7 @@
         <w:tabs>
           <w:tab w:pos="8640" w:val="right" w:leader="dot"/>
         </w:tabs>
-        <w:spacing w:before="0" w:after="40" w:line="270" w:lineRule="exact"/>
+        <w:spacing w:before="0" w:after="40" w:line="260" w:lineRule="exact"/>
         <w:jc w:val="left"/>
       </w:pPr>
       <w:r>
@@ -5478,9 +5560,9 @@
           <w:i w:val="0"/>
           <w:sz w:val="22"/>
         </w:rPr>
-        <w:t>4.2 Program Structure</w:t>
+        <w:t>4.3 Data Persistence and File Formats</w:t>
         <w:tab/>
-        <w:t>14</w:t>
+        <w:t>15</w:t>
       </w:r>
     </w:p>
     <w:p>
@@ -5488,7 +5570,7 @@
         <w:tabs>
           <w:tab w:pos="8640" w:val="right" w:leader="dot"/>
         </w:tabs>
-        <w:spacing w:before="0" w:after="40" w:line="270" w:lineRule="exact"/>
+        <w:spacing w:before="0" w:after="40" w:line="260" w:lineRule="exact"/>
         <w:jc w:val="left"/>
       </w:pPr>
       <w:r>
@@ -5498,7 +5580,7 @@
           <w:i w:val="0"/>
           <w:sz w:val="22"/>
         </w:rPr>
-        <w:t>4.3 Data Persistence</w:t>
+        <w:t>4.4 User Registration</w:t>
         <w:tab/>
         <w:t>15</w:t>
       </w:r>
@@ -5508,7 +5590,7 @@
         <w:tabs>
           <w:tab w:pos="8640" w:val="right" w:leader="dot"/>
         </w:tabs>
-        <w:spacing w:before="0" w:after="40" w:line="270" w:lineRule="exact"/>
+        <w:spacing w:before="0" w:after="40" w:line="260" w:lineRule="exact"/>
         <w:jc w:val="left"/>
       </w:pPr>
       <w:r>
@@ -5518,9 +5600,9 @@
           <w:i w:val="0"/>
           <w:sz w:val="22"/>
         </w:rPr>
-        <w:t>4.4 User Registration</w:t>
+        <w:t>4.5 Salt Generation</w:t>
         <w:tab/>
-        <w:t>15</w:t>
+        <w:t>16</w:t>
       </w:r>
     </w:p>
     <w:p>
@@ -5528,7 +5610,7 @@
         <w:tabs>
           <w:tab w:pos="8640" w:val="right" w:leader="dot"/>
         </w:tabs>
-        <w:spacing w:before="0" w:after="40" w:line="270" w:lineRule="exact"/>
+        <w:spacing w:before="0" w:after="40" w:line="260" w:lineRule="exact"/>
         <w:jc w:val="left"/>
       </w:pPr>
       <w:r>
@@ -5538,7 +5620,7 @@
           <w:i w:val="0"/>
           <w:sz w:val="22"/>
         </w:rPr>
-        <w:t>4.5 Salt Generation</w:t>
+        <w:t>4.6 Password Hashing (FNV-1a)</w:t>
         <w:tab/>
         <w:t>16</w:t>
       </w:r>
@@ -5548,7 +5630,7 @@
         <w:tabs>
           <w:tab w:pos="8640" w:val="right" w:leader="dot"/>
         </w:tabs>
-        <w:spacing w:before="0" w:after="40" w:line="270" w:lineRule="exact"/>
+        <w:spacing w:before="0" w:after="40" w:line="260" w:lineRule="exact"/>
         <w:jc w:val="left"/>
       </w:pPr>
       <w:r>
@@ -5558,9 +5640,9 @@
           <w:i w:val="0"/>
           <w:sz w:val="22"/>
         </w:rPr>
-        <w:t>4.6 Password Hashing (FNV-1a)</w:t>
+        <w:t>4.7 User Login and Session Key</w:t>
         <w:tab/>
-        <w:t>16</w:t>
+        <w:t>17</w:t>
       </w:r>
     </w:p>
     <w:p>
@@ -5568,7 +5650,7 @@
         <w:tabs>
           <w:tab w:pos="8640" w:val="right" w:leader="dot"/>
         </w:tabs>
-        <w:spacing w:before="0" w:after="40" w:line="270" w:lineRule="exact"/>
+        <w:spacing w:before="0" w:after="40" w:line="260" w:lineRule="exact"/>
         <w:jc w:val="left"/>
       </w:pPr>
       <w:r>
@@ -5578,7 +5660,7 @@
           <w:i w:val="0"/>
           <w:sz w:val="22"/>
         </w:rPr>
-        <w:t>4.7 User Login</w:t>
+        <w:t>4.8 Password Strength Analyzer</w:t>
         <w:tab/>
         <w:t>17</w:t>
       </w:r>
@@ -5588,7 +5670,7 @@
         <w:tabs>
           <w:tab w:pos="8640" w:val="right" w:leader="dot"/>
         </w:tabs>
-        <w:spacing w:before="0" w:after="40" w:line="270" w:lineRule="exact"/>
+        <w:spacing w:before="0" w:after="40" w:line="260" w:lineRule="exact"/>
         <w:jc w:val="left"/>
       </w:pPr>
       <w:r>
@@ -5598,9 +5680,9 @@
           <w:i w:val="0"/>
           <w:sz w:val="22"/>
         </w:rPr>
-        <w:t>4.8 Password Strength Analyzer</w:t>
+        <w:t>4.9 File Encryption and Decryption</w:t>
         <w:tab/>
-        <w:t>17</w:t>
+        <w:t>18</w:t>
       </w:r>
     </w:p>
     <w:p>
@@ -5608,7 +5690,7 @@
         <w:tabs>
           <w:tab w:pos="8640" w:val="right" w:leader="dot"/>
         </w:tabs>
-        <w:spacing w:before="0" w:after="40" w:line="270" w:lineRule="exact"/>
+        <w:spacing w:before="0" w:after="40" w:line="260" w:lineRule="exact"/>
         <w:jc w:val="left"/>
       </w:pPr>
       <w:r>
@@ -5618,9 +5700,9 @@
           <w:i w:val="0"/>
           <w:sz w:val="22"/>
         </w:rPr>
-        <w:t>4.9 File Encryption and Decryption</w:t>
+        <w:t>4.10 Password Manager – Add Password</w:t>
         <w:tab/>
-        <w:t>18</w:t>
+        <w:t>19</w:t>
       </w:r>
     </w:p>
     <w:p>
@@ -5628,7 +5710,7 @@
         <w:tabs>
           <w:tab w:pos="8640" w:val="right" w:leader="dot"/>
         </w:tabs>
-        <w:spacing w:before="0" w:after="40" w:line="270" w:lineRule="exact"/>
+        <w:spacing w:before="0" w:after="40" w:line="260" w:lineRule="exact"/>
         <w:jc w:val="left"/>
       </w:pPr>
       <w:r>
@@ -5638,7 +5720,7 @@
           <w:i w:val="0"/>
           <w:sz w:val="22"/>
         </w:rPr>
-        <w:t>4.10 Password Manager – Add Password</w:t>
+        <w:t>4.11 Password Manager – View Passwords</w:t>
         <w:tab/>
         <w:t>19</w:t>
       </w:r>
@@ -5648,7 +5730,7 @@
         <w:tabs>
           <w:tab w:pos="8640" w:val="right" w:leader="dot"/>
         </w:tabs>
-        <w:spacing w:before="0" w:after="40" w:line="270" w:lineRule="exact"/>
+        <w:spacing w:before="0" w:after="40" w:line="260" w:lineRule="exact"/>
         <w:jc w:val="left"/>
       </w:pPr>
       <w:r>
@@ -5658,7 +5740,7 @@
           <w:i w:val="0"/>
           <w:sz w:val="22"/>
         </w:rPr>
-        <w:t>4.11 Password Manager – View Passwords</w:t>
+        <w:t>4.12 Password Manager – Delete Password</w:t>
         <w:tab/>
         <w:t>19</w:t>
       </w:r>
@@ -5668,7 +5750,7 @@
         <w:tabs>
           <w:tab w:pos="8640" w:val="right" w:leader="dot"/>
         </w:tabs>
-        <w:spacing w:before="0" w:after="40" w:line="270" w:lineRule="exact"/>
+        <w:spacing w:before="0" w:after="40" w:line="260" w:lineRule="exact"/>
         <w:jc w:val="left"/>
       </w:pPr>
       <w:r>
@@ -5678,9 +5760,9 @@
           <w:i w:val="0"/>
           <w:sz w:val="22"/>
         </w:rPr>
-        <w:t>4.12 Password Manager – Delete Password</w:t>
+        <w:t>4.13 Dashboard and Session Management</w:t>
         <w:tab/>
-        <w:t>19</w:t>
+        <w:t>20</w:t>
       </w:r>
     </w:p>
     <w:p>
@@ -5688,7 +5770,7 @@
         <w:tabs>
           <w:tab w:pos="8640" w:val="right" w:leader="dot"/>
         </w:tabs>
-        <w:spacing w:before="0" w:after="40" w:line="270" w:lineRule="exact"/>
+        <w:spacing w:before="0" w:after="40" w:line="260" w:lineRule="exact"/>
         <w:jc w:val="left"/>
       </w:pPr>
       <w:r>
@@ -5698,7 +5780,7 @@
           <w:i w:val="0"/>
           <w:sz w:val="22"/>
         </w:rPr>
-        <w:t>4.13 Dashboard and Session Management</w:t>
+        <w:t>4.14 Input Validation and Error Handling</w:t>
         <w:tab/>
         <w:t>20</w:t>
       </w:r>
@@ -5708,7 +5790,7 @@
         <w:tabs>
           <w:tab w:pos="8640" w:val="right" w:leader="dot"/>
         </w:tabs>
-        <w:spacing w:before="0" w:after="40" w:line="270" w:lineRule="exact"/>
+        <w:spacing w:before="0" w:after="40" w:line="260" w:lineRule="exact"/>
         <w:jc w:val="left"/>
       </w:pPr>
       <w:r>
@@ -5718,9 +5800,9 @@
           <w:i w:val="0"/>
           <w:sz w:val="22"/>
         </w:rPr>
-        <w:t>4.14 Input Validation and Error Handling</w:t>
+        <w:t>4.15 Testing and Observations</w:t>
         <w:tab/>
-        <w:t>20</w:t>
+        <w:t>21</w:t>
       </w:r>
     </w:p>
     <w:p>
@@ -5728,19 +5810,17 @@
         <w:tabs>
           <w:tab w:pos="8640" w:val="right" w:leader="dot"/>
         </w:tabs>
-        <w:spacing w:before="0" w:after="40" w:line="270" w:lineRule="exact"/>
+        <w:spacing w:before="80" w:after="40" w:line="260" w:lineRule="exact"/>
         <w:jc w:val="left"/>
       </w:pPr>
       <w:r>
         <w:rPr>
           <w:rFonts w:ascii="Times New Roman" w:hAnsi="Times New Roman" w:cs="Times New Roman" w:eastAsia="Times New Roman"/>
-          <w:b w:val="0"/>
+          <w:b/>
           <w:i w:val="0"/>
           <w:sz w:val="22"/>
         </w:rPr>
-        <w:t>4.15 Testing</w:t>
-        <w:tab/>
-        <w:t>21</w:t>
+        <w:t>CHAPTER 5: PROJECT SCREENSHOTS AND RESULTS</w:t>
       </w:r>
     </w:p>
     <w:p>
@@ -5748,17 +5828,19 @@
         <w:tabs>
           <w:tab w:pos="8640" w:val="right" w:leader="dot"/>
         </w:tabs>
-        <w:spacing w:before="120" w:after="40" w:line="270" w:lineRule="exact"/>
+        <w:spacing w:before="0" w:after="40" w:line="260" w:lineRule="exact"/>
         <w:jc w:val="left"/>
       </w:pPr>
       <w:r>
         <w:rPr>
           <w:rFonts w:ascii="Times New Roman" w:hAnsi="Times New Roman" w:cs="Times New Roman" w:eastAsia="Times New Roman"/>
-          <w:b/>
+          <w:b w:val="0"/>
           <w:i w:val="0"/>
           <w:sz w:val="22"/>
         </w:rPr>
-        <w:t>CHAPTER 5: PROJECT SCREENSHOTS AND RESULTS</w:t>
+        <w:t>5.1 Screenshot 1 – Main Menu</w:t>
+        <w:tab/>
+        <w:t>23</w:t>
       </w:r>
     </w:p>
     <w:p>
@@ -5766,7 +5848,7 @@
         <w:tabs>
           <w:tab w:pos="8640" w:val="right" w:leader="dot"/>
         </w:tabs>
-        <w:spacing w:before="0" w:after="40" w:line="270" w:lineRule="exact"/>
+        <w:spacing w:before="0" w:after="40" w:line="260" w:lineRule="exact"/>
         <w:jc w:val="left"/>
       </w:pPr>
       <w:r>
@@ -5776,9 +5858,9 @@
           <w:i w:val="0"/>
           <w:sz w:val="22"/>
         </w:rPr>
-        <w:t>5.1 Screenshot 1 – Main Menu</w:t>
+        <w:t>5.2 Screenshot 2 – Registration and Login</w:t>
         <w:tab/>
-        <w:t>22</w:t>
+        <w:t>23</w:t>
       </w:r>
     </w:p>
     <w:p>
@@ -5786,7 +5868,7 @@
         <w:tabs>
           <w:tab w:pos="8640" w:val="right" w:leader="dot"/>
         </w:tabs>
-        <w:spacing w:before="0" w:after="40" w:line="270" w:lineRule="exact"/>
+        <w:spacing w:before="0" w:after="40" w:line="260" w:lineRule="exact"/>
         <w:jc w:val="left"/>
       </w:pPr>
       <w:r>
@@ -5796,9 +5878,9 @@
           <w:i w:val="0"/>
           <w:sz w:val="22"/>
         </w:rPr>
-        <w:t>5.2 Screenshot 2 – Registration and Login</w:t>
+        <w:t>5.3 Screenshot 3 – User Dashboard</w:t>
         <w:tab/>
-        <w:t>22</w:t>
+        <w:t>24</w:t>
       </w:r>
     </w:p>
     <w:p>
@@ -5806,7 +5888,7 @@
         <w:tabs>
           <w:tab w:pos="8640" w:val="right" w:leader="dot"/>
         </w:tabs>
-        <w:spacing w:before="0" w:after="40" w:line="270" w:lineRule="exact"/>
+        <w:spacing w:before="0" w:after="40" w:line="260" w:lineRule="exact"/>
         <w:jc w:val="left"/>
       </w:pPr>
       <w:r>
@@ -5816,9 +5898,9 @@
           <w:i w:val="0"/>
           <w:sz w:val="22"/>
         </w:rPr>
-        <w:t>5.3 Screenshot 3 – User Dashboard</w:t>
+        <w:t>5.4 Screenshot 4 – Password Strength Analyzer</w:t>
         <w:tab/>
-        <w:t>23</w:t>
+        <w:t>24</w:t>
       </w:r>
     </w:p>
     <w:p>
@@ -5826,7 +5908,7 @@
         <w:tabs>
           <w:tab w:pos="8640" w:val="right" w:leader="dot"/>
         </w:tabs>
-        <w:spacing w:before="0" w:after="40" w:line="270" w:lineRule="exact"/>
+        <w:spacing w:before="0" w:after="40" w:line="260" w:lineRule="exact"/>
         <w:jc w:val="left"/>
       </w:pPr>
       <w:r>
@@ -5836,9 +5918,9 @@
           <w:i w:val="0"/>
           <w:sz w:val="22"/>
         </w:rPr>
-        <w:t>5.4 Screenshot 4 – Password Strength Analyzer</w:t>
+        <w:t>5.5 Screenshot 5 – File Encryption and Decryption</w:t>
         <w:tab/>
-        <w:t>23</w:t>
+        <w:t>25</w:t>
       </w:r>
     </w:p>
     <w:p>
@@ -5846,7 +5928,7 @@
         <w:tabs>
           <w:tab w:pos="8640" w:val="right" w:leader="dot"/>
         </w:tabs>
-        <w:spacing w:before="0" w:after="40" w:line="270" w:lineRule="exact"/>
+        <w:spacing w:before="0" w:after="40" w:line="260" w:lineRule="exact"/>
         <w:jc w:val="left"/>
       </w:pPr>
       <w:r>
@@ -5856,9 +5938,9 @@
           <w:i w:val="0"/>
           <w:sz w:val="22"/>
         </w:rPr>
-        <w:t>5.5 Screenshot 5 – File Encryption and Decryption</w:t>
+        <w:t>5.6 Screenshot 6 – Stored Data Files</w:t>
         <w:tab/>
-        <w:t>24</w:t>
+        <w:t>25</w:t>
       </w:r>
     </w:p>
     <w:p>
@@ -5866,7 +5948,7 @@
         <w:tabs>
           <w:tab w:pos="8640" w:val="right" w:leader="dot"/>
         </w:tabs>
-        <w:spacing w:before="0" w:after="40" w:line="270" w:lineRule="exact"/>
+        <w:spacing w:before="0" w:after="40" w:line="260" w:lineRule="exact"/>
         <w:jc w:val="left"/>
       </w:pPr>
       <w:r>
@@ -5876,9 +5958,9 @@
           <w:i w:val="0"/>
           <w:sz w:val="22"/>
         </w:rPr>
-        <w:t>5.6 Screenshot 6 – Password Manager</w:t>
+        <w:t>5.7 Screenshot 7 – Password Manager</w:t>
         <w:tab/>
-        <w:t>24</w:t>
+        <w:t>26</w:t>
       </w:r>
     </w:p>
     <w:p>
@@ -5886,7 +5968,7 @@
         <w:tabs>
           <w:tab w:pos="8640" w:val="right" w:leader="dot"/>
         </w:tabs>
-        <w:spacing w:before="0" w:after="40" w:line="270" w:lineRule="exact"/>
+        <w:spacing w:before="0" w:after="40" w:line="260" w:lineRule="exact"/>
         <w:jc w:val="left"/>
       </w:pPr>
       <w:r>
@@ -5896,9 +5978,9 @@
           <w:i w:val="0"/>
           <w:sz w:val="22"/>
         </w:rPr>
-        <w:t>5.7 Results and Discussion</w:t>
+        <w:t>5.8 Results and Discussion</w:t>
         <w:tab/>
-        <w:t>25</w:t>
+        <w:t>27</w:t>
       </w:r>
     </w:p>
     <w:p>
@@ -5906,7 +5988,7 @@
         <w:tabs>
           <w:tab w:pos="8640" w:val="right" w:leader="dot"/>
         </w:tabs>
-        <w:spacing w:before="120" w:after="40" w:line="270" w:lineRule="exact"/>
+        <w:spacing w:before="80" w:after="40" w:line="260" w:lineRule="exact"/>
         <w:jc w:val="left"/>
       </w:pPr>
       <w:r>
@@ -5924,7 +6006,7 @@
         <w:tabs>
           <w:tab w:pos="8640" w:val="right" w:leader="dot"/>
         </w:tabs>
-        <w:spacing w:before="0" w:after="40" w:line="270" w:lineRule="exact"/>
+        <w:spacing w:before="0" w:after="40" w:line="260" w:lineRule="exact"/>
         <w:jc w:val="left"/>
       </w:pPr>
       <w:r>
@@ -5936,7 +6018,7 @@
         </w:rPr>
         <w:t>6.1 Conclusion</w:t>
         <w:tab/>
-        <w:t>26</w:t>
+        <w:t>28</w:t>
       </w:r>
     </w:p>
     <w:p>
@@ -5944,7 +6026,7 @@
         <w:tabs>
           <w:tab w:pos="8640" w:val="right" w:leader="dot"/>
         </w:tabs>
-        <w:spacing w:before="0" w:after="40" w:line="270" w:lineRule="exact"/>
+        <w:spacing w:before="0" w:after="40" w:line="260" w:lineRule="exact"/>
         <w:jc w:val="left"/>
       </w:pPr>
       <w:r>
@@ -5956,7 +6038,7 @@
         </w:rPr>
         <w:t>6.2 Future Scope</w:t>
         <w:tab/>
-        <w:t>27</w:t>
+        <w:t>29</w:t>
       </w:r>
     </w:p>
     <w:p>
@@ -5964,7 +6046,7 @@
         <w:tabs>
           <w:tab w:pos="8640" w:val="right" w:leader="dot"/>
         </w:tabs>
-        <w:spacing w:before="120" w:after="40" w:line="270" w:lineRule="exact"/>
+        <w:spacing w:before="80" w:after="40" w:line="260" w:lineRule="exact"/>
         <w:jc w:val="left"/>
       </w:pPr>
       <w:r>
@@ -5984,7 +6066,7 @@
           <w:sz w:val="22"/>
         </w:rPr>
         <w:tab/>
-        <w:t>28</w:t>
+        <w:t>30</w:t>
       </w:r>
     </w:p>
     <w:p>
@@ -7317,7 +7399,7 @@
                 <w:i w:val="0"/>
                 <w:sz w:val="24"/>
               </w:rPr>
-              <w:t>C++ (Clang / g++)</w:t>
+              <w:t>C++ (g++ / Clang++)</w:t>
             </w:r>
           </w:p>
         </w:tc>
@@ -7359,7 +7441,7 @@
                 <w:i w:val="0"/>
                 <w:sz w:val="24"/>
               </w:rPr>
-              <w:t>C++ Standard Library (STL)</w:t>
+              <w:t>C++ Standard Library</w:t>
             </w:r>
           </w:p>
         </w:tc>
@@ -7379,7 +7461,7 @@
                 <w:i w:val="0"/>
                 <w:sz w:val="24"/>
               </w:rPr>
-              <w:t>Strings, vectors, file streams, random numbers</w:t>
+              <w:t>iostream, fstream, sstream, iomanip, random, vector, string, cctype</w:t>
             </w:r>
           </w:p>
         </w:tc>
@@ -7681,7 +7763,7 @@
                 <w:i w:val="0"/>
                 <w:sz w:val="24"/>
               </w:rPr>
-              <w:t>Generate a random salt and store only the salted hash</w:t>
+              <w:t>Generate a random salt and store only the salted hash in users.txt</w:t>
             </w:r>
           </w:p>
         </w:tc>
@@ -7933,7 +8015,7 @@
                 <w:i w:val="0"/>
                 <w:sz w:val="24"/>
               </w:rPr>
-              <w:t>View all saved vault entries of the logged-in user</w:t>
+              <w:t>View the saved vault entries of the logged-in user only</w:t>
             </w:r>
           </w:p>
         </w:tc>
@@ -8836,7 +8918,7 @@
           <w:i w:val="0"/>
           <w:sz w:val="24"/>
         </w:rPr>
-        <w:t>During registration the program rejects an existing username, asks for the password twice, generates a random salt, computes the FNV-1a hash of the salt and password and appends one record to users.txt. During login the program finds the username, reads its salt, recomputes the hash from the entered password and compares it with the stored hash.</w:t>
+        <w:t>During registration the program rejects an existing username, asks for the password twice, generates a random salt, computes the FNV-1a hash of the salt, a colon and the password, and appends one line (username, salt, hash separated by spaces) to users.txt. During login the program reads each record of users.txt, recomputes the hash from the stored salt and the entered password and compares it with the stored hash. On success the session username and vault key are set.</w:t>
       </w:r>
     </w:p>
     <w:p>
@@ -8923,7 +9005,7 @@
           <w:i w:val="0"/>
           <w:sz w:val="24"/>
         </w:rPr>
-        <w:t>The same routine is used for encryption and decryption because the XOR operation is its own inverse. The program refuses an empty key, reads the input file as bytes, combines every byte with the corresponding byte of the repeating key and writes the result to a new output file with the extension .enc (encryption) or .dec (decryption).</w:t>
+        <w:t>The same routine is used for encryption and decryption because the XOR operation is its own inverse. The program refuses an empty key, reads the input file as bytes, combines every byte with the corresponding byte of the repeating key and writes the result to a new output file: the name with .enc appended for encryption, or the name with .enc replaced by .dec for decryption.</w:t>
       </w:r>
     </w:p>
     <w:p>
@@ -9010,7 +9092,7 @@
           <w:i w:val="0"/>
           <w:sz w:val="24"/>
         </w:rPr>
-        <w:t>The password manager keeps the vault in vault.txt. Each operation loads the entries of the logged-in user, decrypts them with the session key for display or modification and, when data changes, encrypts and stores them again.</w:t>
+        <w:t>The password manager keeps all users’ entries in vault.txt, one line per entry with the fields owner, website, username and encrypted password separated by tab characters. Only the password field is encrypted (XOR with the vault key, then hex-encoded). Every operation works only on the entries whose owner equals the logged-in user.</w:t>
       </w:r>
     </w:p>
     <w:p>
@@ -9021,7 +9103,7 @@
       <w:r>
         <w:drawing>
           <wp:inline xmlns:a="http://schemas.openxmlformats.org/drawingml/2006/main" xmlns:pic="http://schemas.openxmlformats.org/drawingml/2006/picture">
-            <wp:extent cx="3383280" cy="2480310"/>
+            <wp:extent cx="3383280" cy="2252061"/>
             <wp:docPr id="6" name="Picture 6"/>
             <wp:cNvGraphicFramePr>
               <a:graphicFrameLocks noChangeAspect="1"/>
@@ -9042,7 +9124,7 @@
                   <pic:spPr>
                     <a:xfrm>
                       <a:off x="0" y="0"/>
-                      <a:ext cx="3383280" cy="2480310"/>
+                      <a:ext cx="3383280" cy="2252061"/>
                     </a:xfrm>
                     <a:prstGeom prst="rect"/>
                   </pic:spPr>
@@ -9317,7 +9399,7 @@
                 <w:i w:val="0"/>
                 <w:sz w:val="24"/>
               </w:rPr>
-              <w:t>Salted password hash</w:t>
+              <w:t>Salted password hash (also used as vault key)</w:t>
             </w:r>
           </w:p>
         </w:tc>
@@ -9443,7 +9525,7 @@
                 <w:i w:val="0"/>
                 <w:sz w:val="24"/>
               </w:rPr>
-              <w:t>Encrypted credential storage</w:t>
+              <w:t>Per-user credential storage with encrypted passwords</w:t>
             </w:r>
           </w:p>
         </w:tc>
@@ -9539,7 +9621,7 @@
           <w:i w:val="0"/>
           <w:sz w:val="24"/>
         </w:rPr>
-        <w:t>Passwords are never written to disk in readable form: user passwords are stored only as salted hashes and vault passwords are encrypted. The session username and vault key are held in memory only and are cleared when the user logs out.</w:t>
+        <w:t>User passwords are never written to disk in readable form: users.txt stores only a random salt and the salted hash. Vault passwords are stored XOR-encrypted and hex-encoded, and the session username and vault key are kept in memory only and cleared when the user logs out.</w:t>
       </w:r>
     </w:p>
     <w:p>
@@ -9554,25 +9636,7 @@
           <w:i w:val="0"/>
           <w:sz w:val="24"/>
         </w:rPr>
-        <w:t xml:space="preserve">The FNV-1a hash and the XOR cipher are chosen for clarity and learning; they are </w:t>
-      </w:r>
-      <w:r>
-        <w:rPr>
-          <w:rFonts w:ascii="Times New Roman" w:hAnsi="Times New Roman" w:cs="Times New Roman" w:eastAsia="Times New Roman"/>
-          <w:b/>
-          <w:i w:val="0"/>
-          <w:sz w:val="24"/>
-        </w:rPr>
-        <w:t>not</w:t>
-      </w:r>
-      <w:r>
-        <w:rPr>
-          <w:rFonts w:ascii="Times New Roman" w:hAnsi="Times New Roman" w:cs="Times New Roman" w:eastAsia="Times New Roman"/>
-          <w:b w:val="0"/>
-          <w:i w:val="0"/>
-          <w:sz w:val="24"/>
-        </w:rPr>
-        <w:t xml:space="preserve"> designed to resist determined attackers. For real-world use, a slow password-hashing function such as bcrypt or Argon2 and a modern cipher such as AES should be used, as suggested in the future scope. Data files should also be protected with proper operating-system permissions.</w:t>
+        <w:t>The design also has limitations that are recorded honestly. FNV-1a is a fast, non-cryptographic hash and XOR with a repeating key is a simple educational cipher; neither resists a determined attacker. The vault key is the same 16-character hash that is stored in users.txt, so anyone who can read users.txt can derive the key for vault.txt. The website and username fields of the vault are stored in plain text, and salts come from a Mersenne Twister generator seeded by the system random device. These points are addressed in the future scope, and data files should meanwhile be protected with operating-system permissions.</w:t>
       </w:r>
     </w:p>
     <w:p>
@@ -9626,55 +9690,6 @@
     </w:p>
     <w:p>
       <w:pPr>
-        <w:spacing w:before="0" w:after="160" w:line="276" w:lineRule="auto"/>
-        <w:jc w:val="both"/>
-      </w:pPr>
-      <w:r>
-        <w:rPr>
-          <w:rFonts w:ascii="Times New Roman" w:hAnsi="Times New Roman" w:cs="Times New Roman" w:eastAsia="Times New Roman"/>
-          <w:b w:val="0"/>
-          <w:i w:val="0"/>
-          <w:sz w:val="24"/>
-        </w:rPr>
-        <w:t xml:space="preserve">The application is implemented as a single C++ source file (m.cpp) that is compiled with the Clang compiler and the libc++ standard library into the executable </w:t>
-      </w:r>
-      <w:r>
-        <w:rPr>
-          <w:rFonts w:ascii="Times New Roman" w:hAnsi="Times New Roman" w:cs="Times New Roman" w:eastAsia="Times New Roman"/>
-          <w:b/>
-          <w:i w:val="0"/>
-          <w:sz w:val="24"/>
-        </w:rPr>
-        <w:t>m</w:t>
-      </w:r>
-      <w:r>
-        <w:rPr>
-          <w:rFonts w:ascii="Times New Roman" w:hAnsi="Times New Roman" w:cs="Times New Roman" w:eastAsia="Times New Roman"/>
-          <w:b w:val="0"/>
-          <w:i w:val="0"/>
-          <w:sz w:val="24"/>
-        </w:rPr>
-        <w:t>. The program uses only the C++ Standard Library (iostream, fstream, sstream, string, vector, random, iomanip and cctype). Development can be done in VS Code or any text editor and the program is run from a terminal.</w:t>
-      </w:r>
-    </w:p>
-    <w:p>
-      <w:pPr>
-        <w:keepNext/>
-        <w:spacing w:before="120" w:after="120" w:line="276" w:lineRule="auto"/>
-        <w:jc w:val="left"/>
-      </w:pPr>
-      <w:r>
-        <w:rPr>
-          <w:rFonts w:ascii="Times New Roman" w:hAnsi="Times New Roman" w:cs="Times New Roman" w:eastAsia="Times New Roman"/>
-          <w:b/>
-          <w:i w:val="0"/>
-          <w:sz w:val="28"/>
-        </w:rPr>
-        <w:t>4.2 Program Structure</w:t>
-      </w:r>
-    </w:p>
-    <w:p>
-      <w:pPr>
         <w:spacing w:before="0" w:after="80" w:line="276" w:lineRule="auto"/>
         <w:jc w:val="both"/>
       </w:pPr>
@@ -9685,859 +9700,61 @@
           <w:i w:val="0"/>
           <w:sz w:val="24"/>
         </w:rPr>
-        <w:t>The program is organized into small functions, each responsible for one task:</w:t>
-      </w:r>
-    </w:p>
-    <w:p>
-      <w:pPr>
-        <w:spacing w:before="0" w:after="60" w:line="276" w:lineRule="auto"/>
-        <w:ind w:left="432" w:hanging="317"/>
-        <w:jc w:val="both"/>
-      </w:pPr>
+        <w:t xml:space="preserve">The application is implemented as a single C++ source file, </w:t>
+      </w:r>
+      <w:r>
+        <w:rPr>
+          <w:rFonts w:ascii="Times New Roman" w:hAnsi="Times New Roman" w:cs="Times New Roman" w:eastAsia="Times New Roman"/>
+          <w:b/>
+          <w:i w:val="0"/>
+          <w:sz w:val="24"/>
+        </w:rPr>
+        <w:t>m.cpp</w:t>
+      </w:r>
       <w:r>
         <w:rPr>
           <w:rFonts w:ascii="Times New Roman" w:hAnsi="Times New Roman" w:cs="Times New Roman" w:eastAsia="Times New Roman"/>
           <w:b w:val="0"/>
           <w:i w:val="0"/>
-          <w:sz w:val="23"/>
-        </w:rPr>
-        <w:t xml:space="preserve">•  </w:t>
+          <w:sz w:val="24"/>
+        </w:rPr>
+        <w:t xml:space="preserve"> (about 500 lines), which is compiled with a standard C++ compiler such as g++ or Clang++ into the executable </w:t>
+      </w:r>
+      <w:r>
+        <w:rPr>
+          <w:rFonts w:ascii="Times New Roman" w:hAnsi="Times New Roman" w:cs="Times New Roman" w:eastAsia="Times New Roman"/>
+          <w:b/>
+          <w:i w:val="0"/>
+          <w:sz w:val="24"/>
+        </w:rPr>
+        <w:t>m</w:t>
+      </w:r>
+      <w:r>
+        <w:rPr>
+          <w:rFonts w:ascii="Times New Roman" w:hAnsi="Times New Roman" w:cs="Times New Roman" w:eastAsia="Times New Roman"/>
+          <w:b w:val="0"/>
+          <w:i w:val="0"/>
+          <w:sz w:val="24"/>
+        </w:rPr>
+        <w:t xml:space="preserve">. The program uses only the C++ Standard Library: cctype, fstream, iomanip, iostream, random, sstream, string and vector, with </w:t>
       </w:r>
       <w:r>
         <w:rPr>
           <w:rFonts w:ascii="Courier New" w:hAnsi="Courier New" w:cs="Courier New" w:eastAsia="Courier New"/>
           <w:b w:val="0"/>
           <w:i w:val="0"/>
-          <w:sz w:val="20"/>
-        </w:rPr>
-        <w:t>main()</w:t>
+          <w:sz w:val="21"/>
+        </w:rPr>
+        <w:t>using namespace std;</w:t>
       </w:r>
       <w:r>
         <w:rPr>
           <w:rFonts w:ascii="Times New Roman" w:hAnsi="Times New Roman" w:cs="Times New Roman" w:eastAsia="Times New Roman"/>
           <w:b w:val="0"/>
           <w:i w:val="0"/>
-          <w:sz w:val="23"/>
-        </w:rPr>
-        <w:t xml:space="preserve"> – shows the main menu (Register, Login, Exit) and dispatches the choice.</w:t>
-      </w:r>
-    </w:p>
-    <w:p>
-      <w:pPr>
-        <w:spacing w:before="0" w:after="60" w:line="276" w:lineRule="auto"/>
-        <w:ind w:left="432" w:hanging="317"/>
-        <w:jc w:val="both"/>
-      </w:pPr>
-      <w:r>
-        <w:rPr>
-          <w:rFonts w:ascii="Times New Roman" w:hAnsi="Times New Roman" w:cs="Times New Roman" w:eastAsia="Times New Roman"/>
-          <w:b w:val="0"/>
-          <w:i w:val="0"/>
-          <w:sz w:val="23"/>
-        </w:rPr>
-        <w:t xml:space="preserve">•  </w:t>
-      </w:r>
-      <w:r>
-        <w:rPr>
-          <w:rFonts w:ascii="Courier New" w:hAnsi="Courier New" w:cs="Courier New" w:eastAsia="Courier New"/>
-          <w:b w:val="0"/>
-          <w:i w:val="0"/>
-          <w:sz w:val="20"/>
-        </w:rPr>
-        <w:t>registerUser()</w:t>
-      </w:r>
-      <w:r>
-        <w:rPr>
-          <w:rFonts w:ascii="Times New Roman" w:hAnsi="Times New Roman" w:cs="Times New Roman" w:eastAsia="Times New Roman"/>
-          <w:b w:val="0"/>
-          <w:i w:val="0"/>
-          <w:sz w:val="23"/>
-        </w:rPr>
-        <w:t xml:space="preserve"> and </w:t>
-      </w:r>
-      <w:r>
-        <w:rPr>
-          <w:rFonts w:ascii="Courier New" w:hAnsi="Courier New" w:cs="Courier New" w:eastAsia="Courier New"/>
-          <w:b w:val="0"/>
-          <w:i w:val="0"/>
-          <w:sz w:val="20"/>
-        </w:rPr>
-        <w:t>login()</w:t>
-      </w:r>
-      <w:r>
-        <w:rPr>
-          <w:rFonts w:ascii="Times New Roman" w:hAnsi="Times New Roman" w:cs="Times New Roman" w:eastAsia="Times New Roman"/>
-          <w:b w:val="0"/>
-          <w:i w:val="0"/>
-          <w:sz w:val="23"/>
-        </w:rPr>
-        <w:t xml:space="preserve"> – create and verify user accounts.</w:t>
-      </w:r>
-    </w:p>
-    <w:p>
-      <w:pPr>
-        <w:spacing w:before="0" w:after="60" w:line="276" w:lineRule="auto"/>
-        <w:ind w:left="432" w:hanging="317"/>
-        <w:jc w:val="both"/>
-      </w:pPr>
-      <w:r>
-        <w:rPr>
-          <w:rFonts w:ascii="Times New Roman" w:hAnsi="Times New Roman" w:cs="Times New Roman" w:eastAsia="Times New Roman"/>
-          <w:b w:val="0"/>
-          <w:i w:val="0"/>
-          <w:sz w:val="23"/>
-        </w:rPr>
-        <w:t xml:space="preserve">•  </w:t>
-      </w:r>
-      <w:r>
-        <w:rPr>
-          <w:rFonts w:ascii="Courier New" w:hAnsi="Courier New" w:cs="Courier New" w:eastAsia="Courier New"/>
-          <w:b w:val="0"/>
-          <w:i w:val="0"/>
-          <w:sz w:val="20"/>
-        </w:rPr>
-        <w:t>makeSalt()</w:t>
-      </w:r>
-      <w:r>
-        <w:rPr>
-          <w:rFonts w:ascii="Times New Roman" w:hAnsi="Times New Roman" w:cs="Times New Roman" w:eastAsia="Times New Roman"/>
-          <w:b w:val="0"/>
-          <w:i w:val="0"/>
-          <w:sz w:val="23"/>
-        </w:rPr>
-        <w:t xml:space="preserve">, </w:t>
-      </w:r>
-      <w:r>
-        <w:rPr>
-          <w:rFonts w:ascii="Courier New" w:hAnsi="Courier New" w:cs="Courier New" w:eastAsia="Courier New"/>
-          <w:b w:val="0"/>
-          <w:i w:val="0"/>
-          <w:sz w:val="20"/>
-        </w:rPr>
-        <w:t>toHexNumber()</w:t>
-      </w:r>
-      <w:r>
-        <w:rPr>
-          <w:rFonts w:ascii="Times New Roman" w:hAnsi="Times New Roman" w:cs="Times New Roman" w:eastAsia="Times New Roman"/>
-          <w:b w:val="0"/>
-          <w:i w:val="0"/>
-          <w:sz w:val="23"/>
-        </w:rPr>
-        <w:t xml:space="preserve"> and </w:t>
-      </w:r>
-      <w:r>
-        <w:rPr>
-          <w:rFonts w:ascii="Courier New" w:hAnsi="Courier New" w:cs="Courier New" w:eastAsia="Courier New"/>
-          <w:b w:val="0"/>
-          <w:i w:val="0"/>
-          <w:sz w:val="20"/>
-        </w:rPr>
-        <w:t>hexValue()</w:t>
-      </w:r>
-      <w:r>
-        <w:rPr>
-          <w:rFonts w:ascii="Times New Roman" w:hAnsi="Times New Roman" w:cs="Times New Roman" w:eastAsia="Times New Roman"/>
-          <w:b w:val="0"/>
-          <w:i w:val="0"/>
-          <w:sz w:val="23"/>
-        </w:rPr>
-        <w:t xml:space="preserve"> – salt creation and hexadecimal conversion helpers.</w:t>
-      </w:r>
-    </w:p>
-    <w:p>
-      <w:pPr>
-        <w:spacing w:before="0" w:after="60" w:line="276" w:lineRule="auto"/>
-        <w:ind w:left="432" w:hanging="317"/>
-        <w:jc w:val="both"/>
-      </w:pPr>
-      <w:r>
-        <w:rPr>
-          <w:rFonts w:ascii="Times New Roman" w:hAnsi="Times New Roman" w:cs="Times New Roman" w:eastAsia="Times New Roman"/>
-          <w:b w:val="0"/>
-          <w:i w:val="0"/>
-          <w:sz w:val="23"/>
-        </w:rPr>
-        <w:t>•  A 64-bit FNV-1a hash routine that hashes the salt joined with the password.</w:t>
-      </w:r>
-    </w:p>
-    <w:p>
-      <w:pPr>
-        <w:spacing w:before="0" w:after="60" w:line="276" w:lineRule="auto"/>
-        <w:ind w:left="432" w:hanging="317"/>
-        <w:jc w:val="both"/>
-      </w:pPr>
-      <w:r>
-        <w:rPr>
-          <w:rFonts w:ascii="Times New Roman" w:hAnsi="Times New Roman" w:cs="Times New Roman" w:eastAsia="Times New Roman"/>
-          <w:b w:val="0"/>
-          <w:i w:val="0"/>
-          <w:sz w:val="23"/>
-        </w:rPr>
-        <w:t xml:space="preserve">•  </w:t>
-      </w:r>
-      <w:r>
-        <w:rPr>
-          <w:rFonts w:ascii="Courier New" w:hAnsi="Courier New" w:cs="Courier New" w:eastAsia="Courier New"/>
-          <w:b w:val="0"/>
-          <w:i w:val="0"/>
-          <w:sz w:val="20"/>
-        </w:rPr>
-        <w:t>dashboard()</w:t>
-      </w:r>
-      <w:r>
-        <w:rPr>
-          <w:rFonts w:ascii="Times New Roman" w:hAnsi="Times New Roman" w:cs="Times New Roman" w:eastAsia="Times New Roman"/>
-          <w:b w:val="0"/>
-          <w:i w:val="0"/>
-          <w:sz w:val="23"/>
-        </w:rPr>
-        <w:t xml:space="preserve"> – the post-login menu with five options.</w:t>
-      </w:r>
-    </w:p>
-    <w:p>
-      <w:pPr>
-        <w:spacing w:before="0" w:after="60" w:line="276" w:lineRule="auto"/>
-        <w:ind w:left="432" w:hanging="317"/>
-        <w:jc w:val="both"/>
-      </w:pPr>
-      <w:r>
-        <w:rPr>
-          <w:rFonts w:ascii="Times New Roman" w:hAnsi="Times New Roman" w:cs="Times New Roman" w:eastAsia="Times New Roman"/>
-          <w:b w:val="0"/>
-          <w:i w:val="0"/>
-          <w:sz w:val="23"/>
-        </w:rPr>
-        <w:t>•  Password strength analysis and XOR-based file encryption / decryption routines.</w:t>
-      </w:r>
-    </w:p>
-    <w:p>
-      <w:pPr>
-        <w:spacing w:before="0" w:after="60" w:line="276" w:lineRule="auto"/>
-        <w:ind w:left="432" w:hanging="317"/>
-        <w:jc w:val="both"/>
-      </w:pPr>
-      <w:r>
-        <w:rPr>
-          <w:rFonts w:ascii="Times New Roman" w:hAnsi="Times New Roman" w:cs="Times New Roman" w:eastAsia="Times New Roman"/>
-          <w:b w:val="0"/>
-          <w:i w:val="0"/>
-          <w:sz w:val="23"/>
-        </w:rPr>
-        <w:t xml:space="preserve">•  </w:t>
-      </w:r>
-      <w:r>
-        <w:rPr>
-          <w:rFonts w:ascii="Courier New" w:hAnsi="Courier New" w:cs="Courier New" w:eastAsia="Courier New"/>
-          <w:b w:val="0"/>
-          <w:i w:val="0"/>
-          <w:sz w:val="20"/>
-        </w:rPr>
-        <w:t>passwordManagerMenu()</w:t>
-      </w:r>
-      <w:r>
-        <w:rPr>
-          <w:rFonts w:ascii="Times New Roman" w:hAnsi="Times New Roman" w:cs="Times New Roman" w:eastAsia="Times New Roman"/>
-          <w:b w:val="0"/>
-          <w:i w:val="0"/>
-          <w:sz w:val="23"/>
-        </w:rPr>
-        <w:t xml:space="preserve">, </w:t>
-      </w:r>
-      <w:r>
-        <w:rPr>
-          <w:rFonts w:ascii="Courier New" w:hAnsi="Courier New" w:cs="Courier New" w:eastAsia="Courier New"/>
-          <w:b w:val="0"/>
-          <w:i w:val="0"/>
-          <w:sz w:val="20"/>
-        </w:rPr>
-        <w:t>addPassword()</w:t>
-      </w:r>
-      <w:r>
-        <w:rPr>
-          <w:rFonts w:ascii="Times New Roman" w:hAnsi="Times New Roman" w:cs="Times New Roman" w:eastAsia="Times New Roman"/>
-          <w:b w:val="0"/>
-          <w:i w:val="0"/>
-          <w:sz w:val="23"/>
-        </w:rPr>
-        <w:t xml:space="preserve">, </w:t>
-      </w:r>
-      <w:r>
-        <w:rPr>
-          <w:rFonts w:ascii="Courier New" w:hAnsi="Courier New" w:cs="Courier New" w:eastAsia="Courier New"/>
-          <w:b w:val="0"/>
-          <w:i w:val="0"/>
-          <w:sz w:val="20"/>
-        </w:rPr>
-        <w:t>viewPasswords()</w:t>
-      </w:r>
-      <w:r>
-        <w:rPr>
-          <w:rFonts w:ascii="Times New Roman" w:hAnsi="Times New Roman" w:cs="Times New Roman" w:eastAsia="Times New Roman"/>
-          <w:b w:val="0"/>
-          <w:i w:val="0"/>
-          <w:sz w:val="23"/>
-        </w:rPr>
-        <w:t xml:space="preserve">, </w:t>
-      </w:r>
-      <w:r>
-        <w:rPr>
-          <w:rFonts w:ascii="Courier New" w:hAnsi="Courier New" w:cs="Courier New" w:eastAsia="Courier New"/>
-          <w:b w:val="0"/>
-          <w:i w:val="0"/>
-          <w:sz w:val="20"/>
-        </w:rPr>
-        <w:t>deletePassword()</w:t>
-      </w:r>
-      <w:r>
-        <w:rPr>
-          <w:rFonts w:ascii="Times New Roman" w:hAnsi="Times New Roman" w:cs="Times New Roman" w:eastAsia="Times New Roman"/>
-          <w:b w:val="0"/>
-          <w:i w:val="0"/>
-          <w:sz w:val="23"/>
-        </w:rPr>
-        <w:t xml:space="preserve"> and </w:t>
-      </w:r>
-      <w:r>
-        <w:rPr>
-          <w:rFonts w:ascii="Courier New" w:hAnsi="Courier New" w:cs="Courier New" w:eastAsia="Courier New"/>
-          <w:b w:val="0"/>
-          <w:i w:val="0"/>
-          <w:sz w:val="20"/>
-        </w:rPr>
-        <w:t>loadEntries()</w:t>
-      </w:r>
-      <w:r>
-        <w:rPr>
-          <w:rFonts w:ascii="Times New Roman" w:hAnsi="Times New Roman" w:cs="Times New Roman" w:eastAsia="Times New Roman"/>
-          <w:b w:val="0"/>
-          <w:i w:val="0"/>
-          <w:sz w:val="23"/>
-        </w:rPr>
-        <w:t xml:space="preserve"> – the vault.</w:t>
-      </w:r>
-    </w:p>
-    <w:p>
-      <w:pPr>
-        <w:spacing w:before="0" w:after="60" w:line="276" w:lineRule="auto"/>
-        <w:ind w:left="432" w:hanging="317"/>
-        <w:jc w:val="both"/>
-      </w:pPr>
-      <w:r>
-        <w:rPr>
-          <w:rFonts w:ascii="Times New Roman" w:hAnsi="Times New Roman" w:cs="Times New Roman" w:eastAsia="Times New Roman"/>
-          <w:b w:val="0"/>
-          <w:i w:val="0"/>
-          <w:sz w:val="23"/>
-        </w:rPr>
-        <w:t xml:space="preserve">•  </w:t>
-      </w:r>
-      <w:r>
-        <w:rPr>
-          <w:rFonts w:ascii="Courier New" w:hAnsi="Courier New" w:cs="Courier New" w:eastAsia="Courier New"/>
-          <w:b w:val="0"/>
-          <w:i w:val="0"/>
-          <w:sz w:val="20"/>
-        </w:rPr>
-        <w:t>logoutUser()</w:t>
-      </w:r>
-      <w:r>
-        <w:rPr>
-          <w:rFonts w:ascii="Times New Roman" w:hAnsi="Times New Roman" w:cs="Times New Roman" w:eastAsia="Times New Roman"/>
-          <w:b w:val="0"/>
-          <w:i w:val="0"/>
-          <w:sz w:val="23"/>
-        </w:rPr>
-        <w:t xml:space="preserve"> – clears the session.</w:t>
-      </w:r>
-    </w:p>
-    <w:p>
-      <w:pPr>
-        <w:spacing w:before="0" w:after="60" w:line="276" w:lineRule="auto"/>
-        <w:ind w:left="432" w:hanging="317"/>
-        <w:jc w:val="both"/>
-      </w:pPr>
-      <w:r>
-        <w:rPr>
-          <w:rFonts w:ascii="Times New Roman" w:hAnsi="Times New Roman" w:cs="Times New Roman" w:eastAsia="Times New Roman"/>
-          <w:b w:val="0"/>
-          <w:i w:val="0"/>
-          <w:sz w:val="23"/>
-        </w:rPr>
-        <w:t xml:space="preserve">•  </w:t>
-      </w:r>
-      <w:r>
-        <w:rPr>
-          <w:rFonts w:ascii="Courier New" w:hAnsi="Courier New" w:cs="Courier New" w:eastAsia="Courier New"/>
-          <w:b w:val="0"/>
-          <w:i w:val="0"/>
-          <w:sz w:val="20"/>
-        </w:rPr>
-        <w:t>struct PasswordEntry</w:t>
-      </w:r>
-      <w:r>
-        <w:rPr>
-          <w:rFonts w:ascii="Times New Roman" w:hAnsi="Times New Roman" w:cs="Times New Roman" w:eastAsia="Times New Roman"/>
-          <w:b w:val="0"/>
-          <w:i w:val="0"/>
-          <w:sz w:val="23"/>
-        </w:rPr>
-        <w:t xml:space="preserve"> – holds the website, username and password of one vault record.</w:t>
-      </w:r>
-    </w:p>
-    <w:p>
-      <w:pPr>
-        <w:spacing w:before="0" w:after="60" w:line="276" w:lineRule="auto"/>
-        <w:ind w:left="432" w:hanging="317"/>
-        <w:jc w:val="both"/>
-      </w:pPr>
-      <w:r>
-        <w:rPr>
-          <w:rFonts w:ascii="Times New Roman" w:hAnsi="Times New Roman" w:cs="Times New Roman" w:eastAsia="Times New Roman"/>
-          <w:b w:val="0"/>
-          <w:i w:val="0"/>
-          <w:sz w:val="23"/>
-        </w:rPr>
-        <w:t xml:space="preserve">•  Global session variables </w:t>
-      </w:r>
-      <w:r>
-        <w:rPr>
-          <w:rFonts w:ascii="Courier New" w:hAnsi="Courier New" w:cs="Courier New" w:eastAsia="Courier New"/>
-          <w:b w:val="0"/>
-          <w:i w:val="0"/>
-          <w:sz w:val="20"/>
-        </w:rPr>
-        <w:t>currentUsername</w:t>
-      </w:r>
-      <w:r>
-        <w:rPr>
-          <w:rFonts w:ascii="Times New Roman" w:hAnsi="Times New Roman" w:cs="Times New Roman" w:eastAsia="Times New Roman"/>
-          <w:b w:val="0"/>
-          <w:i w:val="0"/>
-          <w:sz w:val="23"/>
-        </w:rPr>
-        <w:t xml:space="preserve"> and </w:t>
-      </w:r>
-      <w:r>
-        <w:rPr>
-          <w:rFonts w:ascii="Courier New" w:hAnsi="Courier New" w:cs="Courier New" w:eastAsia="Courier New"/>
-          <w:b w:val="0"/>
-          <w:i w:val="0"/>
-          <w:sz w:val="20"/>
-        </w:rPr>
-        <w:t>currentVaultKey</w:t>
-      </w:r>
-      <w:r>
-        <w:rPr>
-          <w:rFonts w:ascii="Times New Roman" w:hAnsi="Times New Roman" w:cs="Times New Roman" w:eastAsia="Times New Roman"/>
-          <w:b w:val="0"/>
-          <w:i w:val="0"/>
-          <w:sz w:val="23"/>
-        </w:rPr>
-        <w:t>.</w:t>
-      </w:r>
-    </w:p>
-    <w:p>
-      <w:pPr>
-        <w:keepNext/>
-        <w:pageBreakBefore/>
-        <w:spacing w:before="0" w:after="120" w:line="276" w:lineRule="auto"/>
-        <w:jc w:val="left"/>
-      </w:pPr>
-      <w:r>
-        <w:rPr>
-          <w:rFonts w:ascii="Times New Roman" w:hAnsi="Times New Roman" w:cs="Times New Roman" w:eastAsia="Times New Roman"/>
-          <w:b/>
-          <w:i w:val="0"/>
-          <w:sz w:val="28"/>
-        </w:rPr>
-        <w:t>4.3 Data Persistence</w:t>
-      </w:r>
-    </w:p>
-    <w:p>
-      <w:pPr>
-        <w:spacing w:before="0" w:after="160" w:line="276" w:lineRule="auto"/>
-        <w:jc w:val="both"/>
-      </w:pPr>
-      <w:r>
-        <w:rPr>
-          <w:rFonts w:ascii="Times New Roman" w:hAnsi="Times New Roman" w:cs="Times New Roman" w:eastAsia="Times New Roman"/>
-          <w:b w:val="0"/>
-          <w:i w:val="0"/>
           <w:sz w:val="24"/>
         </w:rPr>
-        <w:t xml:space="preserve">The program stores its data in two text files in the working directory. </w:t>
-      </w:r>
-      <w:r>
-        <w:rPr>
-          <w:rFonts w:ascii="Times New Roman" w:hAnsi="Times New Roman" w:cs="Times New Roman" w:eastAsia="Times New Roman"/>
-          <w:b/>
-          <w:i w:val="0"/>
-          <w:sz w:val="24"/>
-        </w:rPr>
-        <w:t>users.txt</w:t>
-      </w:r>
-      <w:r>
-        <w:rPr>
-          <w:rFonts w:ascii="Times New Roman" w:hAnsi="Times New Roman" w:cs="Times New Roman" w:eastAsia="Times New Roman"/>
-          <w:b w:val="0"/>
-          <w:i w:val="0"/>
-          <w:sz w:val="24"/>
-        </w:rPr>
-        <w:t xml:space="preserve"> holds one record per registered user containing the username, the salt and the salted hash, separated by a colon. </w:t>
-      </w:r>
-      <w:r>
-        <w:rPr>
-          <w:rFonts w:ascii="Times New Roman" w:hAnsi="Times New Roman" w:cs="Times New Roman" w:eastAsia="Times New Roman"/>
-          <w:b/>
-          <w:i w:val="0"/>
-          <w:sz w:val="24"/>
-        </w:rPr>
-        <w:t>vault.txt</w:t>
-      </w:r>
-      <w:r>
-        <w:rPr>
-          <w:rFonts w:ascii="Times New Roman" w:hAnsi="Times New Roman" w:cs="Times New Roman" w:eastAsia="Times New Roman"/>
-          <w:b w:val="0"/>
-          <w:i w:val="0"/>
-          <w:sz w:val="24"/>
-        </w:rPr>
-        <w:t xml:space="preserve"> holds the encrypted password entries. Both files are created automatically when first needed. If a file cannot be opened the program displays “Unable to open users file.” or “Unable to open vault file.”</w:t>
-      </w:r>
-    </w:p>
-    <w:p>
-      <w:pPr>
-        <w:keepNext/>
-        <w:spacing w:before="120" w:after="120" w:line="276" w:lineRule="auto"/>
-        <w:jc w:val="left"/>
-      </w:pPr>
-      <w:r>
-        <w:rPr>
-          <w:rFonts w:ascii="Times New Roman" w:hAnsi="Times New Roman" w:cs="Times New Roman" w:eastAsia="Times New Roman"/>
-          <w:b/>
-          <w:i w:val="0"/>
-          <w:sz w:val="28"/>
-        </w:rPr>
-        <w:t>4.4 User Registration</w:t>
-      </w:r>
-    </w:p>
-    <w:p>
-      <w:pPr>
-        <w:spacing w:before="0" w:after="80" w:line="276" w:lineRule="auto"/>
-        <w:jc w:val="both"/>
-      </w:pPr>
-      <w:r>
-        <w:rPr>
-          <w:rFonts w:ascii="Times New Roman" w:hAnsi="Times New Roman" w:cs="Times New Roman" w:eastAsia="Times New Roman"/>
-          <w:b w:val="0"/>
-          <w:i w:val="0"/>
-          <w:sz w:val="24"/>
-        </w:rPr>
-        <w:t xml:space="preserve">Registration is implemented in </w:t>
-      </w:r>
-      <w:r>
-        <w:rPr>
-          <w:rFonts w:ascii="Courier New" w:hAnsi="Courier New" w:cs="Courier New" w:eastAsia="Courier New"/>
-          <w:b w:val="0"/>
-          <w:i w:val="0"/>
-          <w:sz w:val="21"/>
-        </w:rPr>
-        <w:t>registerUser()</w:t>
-      </w:r>
-      <w:r>
-        <w:rPr>
-          <w:rFonts w:ascii="Times New Roman" w:hAnsi="Times New Roman" w:cs="Times New Roman" w:eastAsia="Times New Roman"/>
-          <w:b w:val="0"/>
-          <w:i w:val="0"/>
-          <w:sz w:val="24"/>
-        </w:rPr>
-        <w:t>. The steps are:</w:t>
-      </w:r>
-    </w:p>
-    <w:p>
-      <w:pPr>
-        <w:spacing w:before="0" w:after="80" w:line="276" w:lineRule="auto"/>
-        <w:ind w:left="504" w:hanging="432"/>
-        <w:jc w:val="both"/>
-      </w:pPr>
-      <w:r>
-        <w:rPr>
-          <w:rFonts w:ascii="Times New Roman" w:hAnsi="Times New Roman" w:cs="Times New Roman" w:eastAsia="Times New Roman"/>
-          <w:b w:val="0"/>
-          <w:i w:val="0"/>
-          <w:sz w:val="24"/>
-        </w:rPr>
-        <w:t>1.  Read the new username and scan users.txt; if the username already exists, display “Username already exists.” and stop.</w:t>
-      </w:r>
-    </w:p>
-    <w:p>
-      <w:pPr>
-        <w:spacing w:before="0" w:after="80" w:line="276" w:lineRule="auto"/>
-        <w:ind w:left="504" w:hanging="432"/>
-        <w:jc w:val="both"/>
-      </w:pPr>
-      <w:r>
-        <w:rPr>
-          <w:rFonts w:ascii="Times New Roman" w:hAnsi="Times New Roman" w:cs="Times New Roman" w:eastAsia="Times New Roman"/>
-          <w:b w:val="0"/>
-          <w:i w:val="0"/>
-          <w:sz w:val="24"/>
-        </w:rPr>
-        <w:t>2.  Read the password and its confirmation; if they differ, display “Passwords do not match.”</w:t>
-      </w:r>
-    </w:p>
-    <w:p>
-      <w:pPr>
-        <w:spacing w:before="0" w:after="80" w:line="276" w:lineRule="auto"/>
-        <w:ind w:left="504" w:hanging="432"/>
-        <w:jc w:val="both"/>
-      </w:pPr>
-      <w:r>
-        <w:rPr>
-          <w:rFonts w:ascii="Times New Roman" w:hAnsi="Times New Roman" w:cs="Times New Roman" w:eastAsia="Times New Roman"/>
-          <w:b w:val="0"/>
-          <w:i w:val="0"/>
-          <w:sz w:val="24"/>
-        </w:rPr>
-        <w:t xml:space="preserve">3.  Call </w:t>
-      </w:r>
-      <w:r>
-        <w:rPr>
-          <w:rFonts w:ascii="Courier New" w:hAnsi="Courier New" w:cs="Courier New" w:eastAsia="Courier New"/>
-          <w:b w:val="0"/>
-          <w:i w:val="0"/>
-          <w:sz w:val="21"/>
-        </w:rPr>
-        <w:t>makeSalt()</w:t>
-      </w:r>
-      <w:r>
-        <w:rPr>
-          <w:rFonts w:ascii="Times New Roman" w:hAnsi="Times New Roman" w:cs="Times New Roman" w:eastAsia="Times New Roman"/>
-          <w:b w:val="0"/>
-          <w:i w:val="0"/>
-          <w:sz w:val="24"/>
-        </w:rPr>
-        <w:t xml:space="preserve"> to generate a random salt.</w:t>
-      </w:r>
-    </w:p>
-    <w:p>
-      <w:pPr>
-        <w:spacing w:before="0" w:after="80" w:line="276" w:lineRule="auto"/>
-        <w:ind w:left="504" w:hanging="432"/>
-        <w:jc w:val="both"/>
-      </w:pPr>
-      <w:r>
-        <w:rPr>
-          <w:rFonts w:ascii="Times New Roman" w:hAnsi="Times New Roman" w:cs="Times New Roman" w:eastAsia="Times New Roman"/>
-          <w:b w:val="0"/>
-          <w:i w:val="0"/>
-          <w:sz w:val="24"/>
-        </w:rPr>
-        <w:t>4.  Compute the hash of the salt joined with the password.</w:t>
-      </w:r>
-    </w:p>
-    <w:p>
-      <w:pPr>
-        <w:spacing w:before="0" w:after="80" w:line="276" w:lineRule="auto"/>
-        <w:ind w:left="504" w:hanging="432"/>
-        <w:jc w:val="both"/>
-      </w:pPr>
-      <w:r>
-        <w:rPr>
-          <w:rFonts w:ascii="Times New Roman" w:hAnsi="Times New Roman" w:cs="Times New Roman" w:eastAsia="Times New Roman"/>
-          <w:b w:val="0"/>
-          <w:i w:val="0"/>
-          <w:sz w:val="24"/>
-        </w:rPr>
-        <w:t>5.  Append the username, salt and hash to users.txt and display “Registration successful.”</w:t>
-      </w:r>
-    </w:p>
-    <w:p>
-      <w:pPr>
-        <w:keepNext/>
-        <w:pageBreakBefore/>
-        <w:spacing w:before="0" w:after="120" w:line="276" w:lineRule="auto"/>
-        <w:jc w:val="left"/>
-      </w:pPr>
-      <w:r>
-        <w:rPr>
-          <w:rFonts w:ascii="Times New Roman" w:hAnsi="Times New Roman" w:cs="Times New Roman" w:eastAsia="Times New Roman"/>
-          <w:b/>
-          <w:i w:val="0"/>
-          <w:sz w:val="28"/>
-        </w:rPr>
-        <w:t>4.5 Salt Generation</w:t>
-      </w:r>
-    </w:p>
-    <w:p>
-      <w:pPr>
-        <w:spacing w:before="0" w:after="160" w:line="276" w:lineRule="auto"/>
-        <w:jc w:val="both"/>
-      </w:pPr>
-      <w:r>
-        <w:rPr>
-          <w:rFonts w:ascii="Times New Roman" w:hAnsi="Times New Roman" w:cs="Times New Roman" w:eastAsia="Times New Roman"/>
-          <w:b w:val="0"/>
-          <w:i w:val="0"/>
-          <w:sz w:val="24"/>
-        </w:rPr>
-        <w:t xml:space="preserve">The function </w:t>
-      </w:r>
-      <w:r>
-        <w:rPr>
-          <w:rFonts w:ascii="Courier New" w:hAnsi="Courier New" w:cs="Courier New" w:eastAsia="Courier New"/>
-          <w:b w:val="0"/>
-          <w:i w:val="0"/>
-          <w:sz w:val="21"/>
-        </w:rPr>
-        <w:t>makeSalt()</w:t>
-      </w:r>
-      <w:r>
-        <w:rPr>
-          <w:rFonts w:ascii="Times New Roman" w:hAnsi="Times New Roman" w:cs="Times New Roman" w:eastAsia="Times New Roman"/>
-          <w:b w:val="0"/>
-          <w:i w:val="0"/>
-          <w:sz w:val="24"/>
-        </w:rPr>
-        <w:t xml:space="preserve"> creates a random 64-bit number using the C++ </w:t>
-      </w:r>
-      <w:r>
-        <w:rPr>
-          <w:rFonts w:ascii="Courier New" w:hAnsi="Courier New" w:cs="Courier New" w:eastAsia="Courier New"/>
-          <w:b w:val="0"/>
-          <w:i w:val="0"/>
-          <w:sz w:val="21"/>
-        </w:rPr>
-        <w:t>std::mt19937_64</w:t>
-      </w:r>
-      <w:r>
-        <w:rPr>
-          <w:rFonts w:ascii="Times New Roman" w:hAnsi="Times New Roman" w:cs="Times New Roman" w:eastAsia="Times New Roman"/>
-          <w:b w:val="0"/>
-          <w:i w:val="0"/>
-          <w:sz w:val="24"/>
-        </w:rPr>
-        <w:t xml:space="preserve"> generator that is seeded from </w:t>
-      </w:r>
-      <w:r>
-        <w:rPr>
-          <w:rFonts w:ascii="Courier New" w:hAnsi="Courier New" w:cs="Courier New" w:eastAsia="Courier New"/>
-          <w:b w:val="0"/>
-          <w:i w:val="0"/>
-          <w:sz w:val="21"/>
-        </w:rPr>
-        <w:t>std::random_device</w:t>
-      </w:r>
-      <w:r>
-        <w:rPr>
-          <w:rFonts w:ascii="Times New Roman" w:hAnsi="Times New Roman" w:cs="Times New Roman" w:eastAsia="Times New Roman"/>
-          <w:b w:val="0"/>
-          <w:i w:val="0"/>
-          <w:sz w:val="24"/>
-        </w:rPr>
-        <w:t xml:space="preserve">. The number is converted to a zero-padded, 16-digit hexadecimal string by </w:t>
-      </w:r>
-      <w:r>
-        <w:rPr>
-          <w:rFonts w:ascii="Courier New" w:hAnsi="Courier New" w:cs="Courier New" w:eastAsia="Courier New"/>
-          <w:b w:val="0"/>
-          <w:i w:val="0"/>
-          <w:sz w:val="21"/>
-        </w:rPr>
-        <w:t>toHexNumber()</w:t>
-      </w:r>
-      <w:r>
-        <w:rPr>
-          <w:rFonts w:ascii="Times New Roman" w:hAnsi="Times New Roman" w:cs="Times New Roman" w:eastAsia="Times New Roman"/>
-          <w:b w:val="0"/>
-          <w:i w:val="0"/>
-          <w:sz w:val="24"/>
-        </w:rPr>
-        <w:t xml:space="preserve">, using the stream manipulators </w:t>
-      </w:r>
-      <w:r>
-        <w:rPr>
-          <w:rFonts w:ascii="Courier New" w:hAnsi="Courier New" w:cs="Courier New" w:eastAsia="Courier New"/>
-          <w:b w:val="0"/>
-          <w:i w:val="0"/>
-          <w:sz w:val="21"/>
-        </w:rPr>
-        <w:t>std::hex</w:t>
-      </w:r>
-      <w:r>
-        <w:rPr>
-          <w:rFonts w:ascii="Times New Roman" w:hAnsi="Times New Roman" w:cs="Times New Roman" w:eastAsia="Times New Roman"/>
-          <w:b w:val="0"/>
-          <w:i w:val="0"/>
-          <w:sz w:val="24"/>
-        </w:rPr>
-        <w:t xml:space="preserve">, </w:t>
-      </w:r>
-      <w:r>
-        <w:rPr>
-          <w:rFonts w:ascii="Courier New" w:hAnsi="Courier New" w:cs="Courier New" w:eastAsia="Courier New"/>
-          <w:b w:val="0"/>
-          <w:i w:val="0"/>
-          <w:sz w:val="21"/>
-        </w:rPr>
-        <w:t>std::setw(16)</w:t>
-      </w:r>
-      <w:r>
-        <w:rPr>
-          <w:rFonts w:ascii="Times New Roman" w:hAnsi="Times New Roman" w:cs="Times New Roman" w:eastAsia="Times New Roman"/>
-          <w:b w:val="0"/>
-          <w:i w:val="0"/>
-          <w:sz w:val="24"/>
-        </w:rPr>
-        <w:t xml:space="preserve"> and </w:t>
-      </w:r>
-      <w:r>
-        <w:rPr>
-          <w:rFonts w:ascii="Courier New" w:hAnsi="Courier New" w:cs="Courier New" w:eastAsia="Courier New"/>
-          <w:b w:val="0"/>
-          <w:i w:val="0"/>
-          <w:sz w:val="21"/>
-        </w:rPr>
-        <w:t>std::setfill('0')</w:t>
-      </w:r>
-      <w:r>
-        <w:rPr>
-          <w:rFonts w:ascii="Times New Roman" w:hAnsi="Times New Roman" w:cs="Times New Roman" w:eastAsia="Times New Roman"/>
-          <w:b w:val="0"/>
-          <w:i w:val="0"/>
-          <w:sz w:val="24"/>
-        </w:rPr>
-        <w:t>. Because every user receives a different salt, two users with the same password obtain different stored hashes.</w:t>
-      </w:r>
-    </w:p>
-    <w:p>
-      <w:pPr>
-        <w:keepNext/>
-        <w:spacing w:before="120" w:after="120" w:line="276" w:lineRule="auto"/>
-        <w:jc w:val="left"/>
-      </w:pPr>
-      <w:r>
-        <w:rPr>
-          <w:rFonts w:ascii="Times New Roman" w:hAnsi="Times New Roman" w:cs="Times New Roman" w:eastAsia="Times New Roman"/>
-          <w:b/>
-          <w:i w:val="0"/>
-          <w:sz w:val="28"/>
-        </w:rPr>
-        <w:t>4.6 Password Hashing (FNV-1a)</w:t>
-      </w:r>
-    </w:p>
-    <w:p>
-      <w:pPr>
-        <w:spacing w:before="0" w:after="160" w:line="276" w:lineRule="auto"/>
-        <w:jc w:val="both"/>
-      </w:pPr>
-      <w:r>
-        <w:rPr>
-          <w:rFonts w:ascii="Times New Roman" w:hAnsi="Times New Roman" w:cs="Times New Roman" w:eastAsia="Times New Roman"/>
-          <w:b w:val="0"/>
-          <w:i w:val="0"/>
-          <w:sz w:val="24"/>
-        </w:rPr>
-        <w:t>Passwords are hashed with the 64-bit Fowler–Noll–Vo (FNV-1a) algorithm. The hash starts with the offset basis 0xcbf29ce484222325. For every byte of the input the hash is XOR-ed with the byte and multiplied by the FNV prime 0x100000001b3. The result is converted to hexadecimal and stored.</w:t>
+        <w:t>. Development can be done in VS Code or any text editor, and the program is built and run from a terminal:</w:t>
       </w:r>
     </w:p>
     <w:tbl>
@@ -10567,7 +9784,7 @@
                 <w:rFonts w:ascii="Courier New" w:hAnsi="Courier New" w:cs="Courier New" w:eastAsia="Courier New"/>
                 <w:sz w:val="18"/>
               </w:rPr>
-              <w:t>uint64_t fnv1a64(const std::string&amp; s) {</w:t>
+              <w:t>g++ -std=c++17 -o m m.cpp</w:t>
             </w:r>
           </w:p>
           <w:p>
@@ -10580,111 +9797,7 @@
                 <w:rFonts w:ascii="Courier New" w:hAnsi="Courier New" w:cs="Courier New" w:eastAsia="Courier New"/>
                 <w:sz w:val="18"/>
               </w:rPr>
-              <w:t xml:space="preserve">    uint64_t hash = 14695981039346656037ULL;  // offset basis</w:t>
-            </w:r>
-          </w:p>
-          <w:p>
-            <w:pPr>
-              <w:spacing w:after="0" w:line="240" w:lineRule="auto"/>
-              <w:jc w:val="left"/>
-            </w:pPr>
-            <w:r>
-              <w:rPr>
-                <w:rFonts w:ascii="Courier New" w:hAnsi="Courier New" w:cs="Courier New" w:eastAsia="Courier New"/>
-                <w:sz w:val="18"/>
-              </w:rPr>
-              <w:t xml:space="preserve">    for (unsigned char c : s) {</w:t>
-            </w:r>
-          </w:p>
-          <w:p>
-            <w:pPr>
-              <w:spacing w:after="0" w:line="240" w:lineRule="auto"/>
-              <w:jc w:val="left"/>
-            </w:pPr>
-            <w:r>
-              <w:rPr>
-                <w:rFonts w:ascii="Courier New" w:hAnsi="Courier New" w:cs="Courier New" w:eastAsia="Courier New"/>
-                <w:sz w:val="18"/>
-              </w:rPr>
-              <w:t xml:space="preserve">        hash ^= c;                            // XOR the byte</w:t>
-            </w:r>
-          </w:p>
-          <w:p>
-            <w:pPr>
-              <w:spacing w:after="0" w:line="240" w:lineRule="auto"/>
-              <w:jc w:val="left"/>
-            </w:pPr>
-            <w:r>
-              <w:rPr>
-                <w:rFonts w:ascii="Courier New" w:hAnsi="Courier New" w:cs="Courier New" w:eastAsia="Courier New"/>
-                <w:sz w:val="18"/>
-              </w:rPr>
-              <w:t xml:space="preserve">        hash *= 1099511628211ULL;             // multiply by FNV prime</w:t>
-            </w:r>
-          </w:p>
-          <w:p>
-            <w:pPr>
-              <w:spacing w:after="0" w:line="240" w:lineRule="auto"/>
-              <w:jc w:val="left"/>
-            </w:pPr>
-            <w:r>
-              <w:rPr>
-                <w:rFonts w:ascii="Courier New" w:hAnsi="Courier New" w:cs="Courier New" w:eastAsia="Courier New"/>
-                <w:sz w:val="18"/>
-              </w:rPr>
-              <w:t xml:space="preserve">    }</w:t>
-            </w:r>
-          </w:p>
-          <w:p>
-            <w:pPr>
-              <w:spacing w:after="0" w:line="240" w:lineRule="auto"/>
-              <w:jc w:val="left"/>
-            </w:pPr>
-            <w:r>
-              <w:rPr>
-                <w:rFonts w:ascii="Courier New" w:hAnsi="Courier New" w:cs="Courier New" w:eastAsia="Courier New"/>
-                <w:sz w:val="18"/>
-              </w:rPr>
-              <w:t xml:space="preserve">    return hash;</w:t>
-            </w:r>
-          </w:p>
-          <w:p>
-            <w:pPr>
-              <w:spacing w:after="0" w:line="240" w:lineRule="auto"/>
-              <w:jc w:val="left"/>
-            </w:pPr>
-            <w:r>
-              <w:rPr>
-                <w:rFonts w:ascii="Courier New" w:hAnsi="Courier New" w:cs="Courier New" w:eastAsia="Courier New"/>
-                <w:sz w:val="18"/>
-              </w:rPr>
-              <w:t>}</w:t>
-            </w:r>
-          </w:p>
-          <w:p>
-            <w:pPr>
-              <w:spacing w:after="0" w:line="240" w:lineRule="auto"/>
-              <w:jc w:val="left"/>
-            </w:pPr>
-            <w:r>
-              <w:rPr>
-                <w:rFonts w:ascii="Courier New" w:hAnsi="Courier New" w:cs="Courier New" w:eastAsia="Courier New"/>
-                <w:sz w:val="18"/>
-              </w:rPr>
-              <w:t xml:space="preserve"> </w:t>
-            </w:r>
-          </w:p>
-          <w:p>
-            <w:pPr>
-              <w:spacing w:after="0" w:line="240" w:lineRule="auto"/>
-              <w:jc w:val="left"/>
-            </w:pPr>
-            <w:r>
-              <w:rPr>
-                <w:rFonts w:ascii="Courier New" w:hAnsi="Courier New" w:cs="Courier New" w:eastAsia="Courier New"/>
-                <w:sz w:val="18"/>
-              </w:rPr>
-              <w:t>// stored value = toHexNumber( fnv1a64( salt + password ) )</w:t>
+              <w:t>./m</w:t>
             </w:r>
           </w:p>
         </w:tc>
@@ -10697,17 +9810,721 @@
     </w:p>
     <w:p>
       <w:pPr>
-        <w:spacing w:before="80" w:after="120" w:line="276" w:lineRule="auto"/>
-        <w:jc w:val="center"/>
+        <w:spacing w:before="0" w:after="40" w:line="276" w:lineRule="auto"/>
+        <w:jc w:val="both"/>
+      </w:pPr>
+    </w:p>
+    <w:p>
+      <w:pPr>
+        <w:keepNext/>
+        <w:spacing w:before="120" w:after="120" w:line="276" w:lineRule="auto"/>
+        <w:jc w:val="left"/>
       </w:pPr>
       <w:r>
         <w:rPr>
           <w:rFonts w:ascii="Times New Roman" w:hAnsi="Times New Roman" w:cs="Times New Roman" w:eastAsia="Times New Roman"/>
           <w:b/>
           <w:i w:val="0"/>
-          <w:sz w:val="22"/>
-        </w:rPr>
-        <w:t>Listing 4.1: FNV-1a hashing routine used for password storage</w:t>
+          <w:sz w:val="28"/>
+        </w:rPr>
+        <w:t>4.2 Program Structure</w:t>
+      </w:r>
+    </w:p>
+    <w:p>
+      <w:pPr>
+        <w:spacing w:before="0" w:after="80" w:line="276" w:lineRule="auto"/>
+        <w:jc w:val="both"/>
+      </w:pPr>
+      <w:r>
+        <w:rPr>
+          <w:rFonts w:ascii="Times New Roman" w:hAnsi="Times New Roman" w:cs="Times New Roman" w:eastAsia="Times New Roman"/>
+          <w:b w:val="0"/>
+          <w:i w:val="0"/>
+          <w:sz w:val="24"/>
+        </w:rPr>
+        <w:t>The program is organized into small functions, each responsible for one task:</w:t>
+      </w:r>
+    </w:p>
+    <w:p>
+      <w:pPr>
+        <w:spacing w:before="0" w:after="60" w:line="276" w:lineRule="auto"/>
+        <w:ind w:left="432" w:hanging="317"/>
+        <w:jc w:val="both"/>
+      </w:pPr>
+      <w:r>
+        <w:rPr>
+          <w:rFonts w:ascii="Times New Roman" w:hAnsi="Times New Roman" w:cs="Times New Roman" w:eastAsia="Times New Roman"/>
+          <w:b w:val="0"/>
+          <w:i w:val="0"/>
+          <w:sz w:val="23"/>
+        </w:rPr>
+        <w:t xml:space="preserve">•  </w:t>
+      </w:r>
+      <w:r>
+        <w:rPr>
+          <w:rFonts w:ascii="Courier New" w:hAnsi="Courier New" w:cs="Courier New" w:eastAsia="Courier New"/>
+          <w:b w:val="0"/>
+          <w:i w:val="0"/>
+          <w:sz w:val="20"/>
+        </w:rPr>
+        <w:t>main()</w:t>
+      </w:r>
+      <w:r>
+        <w:rPr>
+          <w:rFonts w:ascii="Times New Roman" w:hAnsi="Times New Roman" w:cs="Times New Roman" w:eastAsia="Times New Roman"/>
+          <w:b w:val="0"/>
+          <w:i w:val="0"/>
+          <w:sz w:val="23"/>
+        </w:rPr>
+        <w:t xml:space="preserve"> – shows the main menu (Register, Login, Exit) and dispatches the choice.</w:t>
+      </w:r>
+    </w:p>
+    <w:p>
+      <w:pPr>
+        <w:spacing w:before="0" w:after="60" w:line="276" w:lineRule="auto"/>
+        <w:ind w:left="432" w:hanging="317"/>
+        <w:jc w:val="both"/>
+      </w:pPr>
+      <w:r>
+        <w:rPr>
+          <w:rFonts w:ascii="Times New Roman" w:hAnsi="Times New Roman" w:cs="Times New Roman" w:eastAsia="Times New Roman"/>
+          <w:b w:val="0"/>
+          <w:i w:val="0"/>
+          <w:sz w:val="23"/>
+        </w:rPr>
+        <w:t xml:space="preserve">•  </w:t>
+      </w:r>
+      <w:r>
+        <w:rPr>
+          <w:rFonts w:ascii="Courier New" w:hAnsi="Courier New" w:cs="Courier New" w:eastAsia="Courier New"/>
+          <w:b w:val="0"/>
+          <w:i w:val="0"/>
+          <w:sz w:val="20"/>
+        </w:rPr>
+        <w:t>toHexNumber()</w:t>
+      </w:r>
+      <w:r>
+        <w:rPr>
+          <w:rFonts w:ascii="Times New Roman" w:hAnsi="Times New Roman" w:cs="Times New Roman" w:eastAsia="Times New Roman"/>
+          <w:b w:val="0"/>
+          <w:i w:val="0"/>
+          <w:sz w:val="23"/>
+        </w:rPr>
+        <w:t xml:space="preserve">, </w:t>
+      </w:r>
+      <w:r>
+        <w:rPr>
+          <w:rFonts w:ascii="Courier New" w:hAnsi="Courier New" w:cs="Courier New" w:eastAsia="Courier New"/>
+          <w:b w:val="0"/>
+          <w:i w:val="0"/>
+          <w:sz w:val="20"/>
+        </w:rPr>
+        <w:t>fnv1a()</w:t>
+      </w:r>
+      <w:r>
+        <w:rPr>
+          <w:rFonts w:ascii="Times New Roman" w:hAnsi="Times New Roman" w:cs="Times New Roman" w:eastAsia="Times New Roman"/>
+          <w:b w:val="0"/>
+          <w:i w:val="0"/>
+          <w:sz w:val="23"/>
+        </w:rPr>
+        <w:t xml:space="preserve">, </w:t>
+      </w:r>
+      <w:r>
+        <w:rPr>
+          <w:rFonts w:ascii="Courier New" w:hAnsi="Courier New" w:cs="Courier New" w:eastAsia="Courier New"/>
+          <w:b w:val="0"/>
+          <w:i w:val="0"/>
+          <w:sz w:val="20"/>
+        </w:rPr>
+        <w:t>makeSalt()</w:t>
+      </w:r>
+      <w:r>
+        <w:rPr>
+          <w:rFonts w:ascii="Times New Roman" w:hAnsi="Times New Roman" w:cs="Times New Roman" w:eastAsia="Times New Roman"/>
+          <w:b w:val="0"/>
+          <w:i w:val="0"/>
+          <w:sz w:val="23"/>
+        </w:rPr>
+        <w:t xml:space="preserve"> and </w:t>
+      </w:r>
+      <w:r>
+        <w:rPr>
+          <w:rFonts w:ascii="Courier New" w:hAnsi="Courier New" w:cs="Courier New" w:eastAsia="Courier New"/>
+          <w:b w:val="0"/>
+          <w:i w:val="0"/>
+          <w:sz w:val="20"/>
+        </w:rPr>
+        <w:t>hashPassword()</w:t>
+      </w:r>
+      <w:r>
+        <w:rPr>
+          <w:rFonts w:ascii="Times New Roman" w:hAnsi="Times New Roman" w:cs="Times New Roman" w:eastAsia="Times New Roman"/>
+          <w:b w:val="0"/>
+          <w:i w:val="0"/>
+          <w:sz w:val="23"/>
+        </w:rPr>
+        <w:t xml:space="preserve"> – hexadecimal conversion, hashing and salt creation.</w:t>
+      </w:r>
+    </w:p>
+    <w:p>
+      <w:pPr>
+        <w:spacing w:before="0" w:after="60" w:line="276" w:lineRule="auto"/>
+        <w:ind w:left="432" w:hanging="317"/>
+        <w:jc w:val="both"/>
+      </w:pPr>
+      <w:r>
+        <w:rPr>
+          <w:rFonts w:ascii="Times New Roman" w:hAnsi="Times New Roman" w:cs="Times New Roman" w:eastAsia="Times New Roman"/>
+          <w:b w:val="0"/>
+          <w:i w:val="0"/>
+          <w:sz w:val="23"/>
+        </w:rPr>
+        <w:t xml:space="preserve">•  </w:t>
+      </w:r>
+      <w:r>
+        <w:rPr>
+          <w:rFonts w:ascii="Courier New" w:hAnsi="Courier New" w:cs="Courier New" w:eastAsia="Courier New"/>
+          <w:b w:val="0"/>
+          <w:i w:val="0"/>
+          <w:sz w:val="20"/>
+        </w:rPr>
+        <w:t>usernameExists()</w:t>
+      </w:r>
+      <w:r>
+        <w:rPr>
+          <w:rFonts w:ascii="Times New Roman" w:hAnsi="Times New Roman" w:cs="Times New Roman" w:eastAsia="Times New Roman"/>
+          <w:b w:val="0"/>
+          <w:i w:val="0"/>
+          <w:sz w:val="23"/>
+        </w:rPr>
+        <w:t xml:space="preserve">, </w:t>
+      </w:r>
+      <w:r>
+        <w:rPr>
+          <w:rFonts w:ascii="Courier New" w:hAnsi="Courier New" w:cs="Courier New" w:eastAsia="Courier New"/>
+          <w:b w:val="0"/>
+          <w:i w:val="0"/>
+          <w:sz w:val="20"/>
+        </w:rPr>
+        <w:t>registerUser()</w:t>
+      </w:r>
+      <w:r>
+        <w:rPr>
+          <w:rFonts w:ascii="Times New Roman" w:hAnsi="Times New Roman" w:cs="Times New Roman" w:eastAsia="Times New Roman"/>
+          <w:b w:val="0"/>
+          <w:i w:val="0"/>
+          <w:sz w:val="23"/>
+        </w:rPr>
+        <w:t xml:space="preserve">, </w:t>
+      </w:r>
+      <w:r>
+        <w:rPr>
+          <w:rFonts w:ascii="Courier New" w:hAnsi="Courier New" w:cs="Courier New" w:eastAsia="Courier New"/>
+          <w:b w:val="0"/>
+          <w:i w:val="0"/>
+          <w:sz w:val="20"/>
+        </w:rPr>
+        <w:t>login()</w:t>
+      </w:r>
+      <w:r>
+        <w:rPr>
+          <w:rFonts w:ascii="Times New Roman" w:hAnsi="Times New Roman" w:cs="Times New Roman" w:eastAsia="Times New Roman"/>
+          <w:b w:val="0"/>
+          <w:i w:val="0"/>
+          <w:sz w:val="23"/>
+        </w:rPr>
+        <w:t xml:space="preserve"> and </w:t>
+      </w:r>
+      <w:r>
+        <w:rPr>
+          <w:rFonts w:ascii="Courier New" w:hAnsi="Courier New" w:cs="Courier New" w:eastAsia="Courier New"/>
+          <w:b w:val="0"/>
+          <w:i w:val="0"/>
+          <w:sz w:val="20"/>
+        </w:rPr>
+        <w:t>logoutUser()</w:t>
+      </w:r>
+      <w:r>
+        <w:rPr>
+          <w:rFonts w:ascii="Times New Roman" w:hAnsi="Times New Roman" w:cs="Times New Roman" w:eastAsia="Times New Roman"/>
+          <w:b w:val="0"/>
+          <w:i w:val="0"/>
+          <w:sz w:val="23"/>
+        </w:rPr>
+        <w:t xml:space="preserve"> – account handling.</w:t>
+      </w:r>
+    </w:p>
+    <w:p>
+      <w:pPr>
+        <w:spacing w:before="0" w:after="60" w:line="276" w:lineRule="auto"/>
+        <w:ind w:left="432" w:hanging="317"/>
+        <w:jc w:val="both"/>
+      </w:pPr>
+      <w:r>
+        <w:rPr>
+          <w:rFonts w:ascii="Times New Roman" w:hAnsi="Times New Roman" w:cs="Times New Roman" w:eastAsia="Times New Roman"/>
+          <w:b w:val="0"/>
+          <w:i w:val="0"/>
+          <w:sz w:val="23"/>
+        </w:rPr>
+        <w:t xml:space="preserve">•  </w:t>
+      </w:r>
+      <w:r>
+        <w:rPr>
+          <w:rFonts w:ascii="Courier New" w:hAnsi="Courier New" w:cs="Courier New" w:eastAsia="Courier New"/>
+          <w:b w:val="0"/>
+          <w:i w:val="0"/>
+          <w:sz w:val="20"/>
+        </w:rPr>
+        <w:t>analyzePassword()</w:t>
+      </w:r>
+      <w:r>
+        <w:rPr>
+          <w:rFonts w:ascii="Times New Roman" w:hAnsi="Times New Roman" w:cs="Times New Roman" w:eastAsia="Times New Roman"/>
+          <w:b w:val="0"/>
+          <w:i w:val="0"/>
+          <w:sz w:val="23"/>
+        </w:rPr>
+        <w:t xml:space="preserve"> – scores a password and prints suggestions.</w:t>
+      </w:r>
+    </w:p>
+    <w:p>
+      <w:pPr>
+        <w:spacing w:before="0" w:after="60" w:line="276" w:lineRule="auto"/>
+        <w:ind w:left="432" w:hanging="317"/>
+        <w:jc w:val="both"/>
+      </w:pPr>
+      <w:r>
+        <w:rPr>
+          <w:rFonts w:ascii="Times New Roman" w:hAnsi="Times New Roman" w:cs="Times New Roman" w:eastAsia="Times New Roman"/>
+          <w:b w:val="0"/>
+          <w:i w:val="0"/>
+          <w:sz w:val="23"/>
+        </w:rPr>
+        <w:t xml:space="preserve">•  </w:t>
+      </w:r>
+      <w:r>
+        <w:rPr>
+          <w:rFonts w:ascii="Courier New" w:hAnsi="Courier New" w:cs="Courier New" w:eastAsia="Courier New"/>
+          <w:b w:val="0"/>
+          <w:i w:val="0"/>
+          <w:sz w:val="20"/>
+        </w:rPr>
+        <w:t>transformFile()</w:t>
+      </w:r>
+      <w:r>
+        <w:rPr>
+          <w:rFonts w:ascii="Times New Roman" w:hAnsi="Times New Roman" w:cs="Times New Roman" w:eastAsia="Times New Roman"/>
+          <w:b w:val="0"/>
+          <w:i w:val="0"/>
+          <w:sz w:val="23"/>
+        </w:rPr>
+        <w:t xml:space="preserve">, </w:t>
+      </w:r>
+      <w:r>
+        <w:rPr>
+          <w:rFonts w:ascii="Courier New" w:hAnsi="Courier New" w:cs="Courier New" w:eastAsia="Courier New"/>
+          <w:b w:val="0"/>
+          <w:i w:val="0"/>
+          <w:sz w:val="20"/>
+        </w:rPr>
+        <w:t>encryptFile()</w:t>
+      </w:r>
+      <w:r>
+        <w:rPr>
+          <w:rFonts w:ascii="Times New Roman" w:hAnsi="Times New Roman" w:cs="Times New Roman" w:eastAsia="Times New Roman"/>
+          <w:b w:val="0"/>
+          <w:i w:val="0"/>
+          <w:sz w:val="23"/>
+        </w:rPr>
+        <w:t xml:space="preserve"> and </w:t>
+      </w:r>
+      <w:r>
+        <w:rPr>
+          <w:rFonts w:ascii="Courier New" w:hAnsi="Courier New" w:cs="Courier New" w:eastAsia="Courier New"/>
+          <w:b w:val="0"/>
+          <w:i w:val="0"/>
+          <w:sz w:val="20"/>
+        </w:rPr>
+        <w:t>decryptFile()</w:t>
+      </w:r>
+      <w:r>
+        <w:rPr>
+          <w:rFonts w:ascii="Times New Roman" w:hAnsi="Times New Roman" w:cs="Times New Roman" w:eastAsia="Times New Roman"/>
+          <w:b w:val="0"/>
+          <w:i w:val="0"/>
+          <w:sz w:val="23"/>
+        </w:rPr>
+        <w:t xml:space="preserve"> – file encryption and decryption.</w:t>
+      </w:r>
+    </w:p>
+    <w:p>
+      <w:pPr>
+        <w:spacing w:before="0" w:after="60" w:line="276" w:lineRule="auto"/>
+        <w:ind w:left="432" w:hanging="317"/>
+        <w:jc w:val="both"/>
+      </w:pPr>
+      <w:r>
+        <w:rPr>
+          <w:rFonts w:ascii="Times New Roman" w:hAnsi="Times New Roman" w:cs="Times New Roman" w:eastAsia="Times New Roman"/>
+          <w:b w:val="0"/>
+          <w:i w:val="0"/>
+          <w:sz w:val="23"/>
+        </w:rPr>
+        <w:t xml:space="preserve">•  </w:t>
+      </w:r>
+      <w:r>
+        <w:rPr>
+          <w:rFonts w:ascii="Courier New" w:hAnsi="Courier New" w:cs="Courier New" w:eastAsia="Courier New"/>
+          <w:b w:val="0"/>
+          <w:i w:val="0"/>
+          <w:sz w:val="20"/>
+        </w:rPr>
+        <w:t>xorText()</w:t>
+      </w:r>
+      <w:r>
+        <w:rPr>
+          <w:rFonts w:ascii="Times New Roman" w:hAnsi="Times New Roman" w:cs="Times New Roman" w:eastAsia="Times New Roman"/>
+          <w:b w:val="0"/>
+          <w:i w:val="0"/>
+          <w:sz w:val="23"/>
+        </w:rPr>
+        <w:t xml:space="preserve">, </w:t>
+      </w:r>
+      <w:r>
+        <w:rPr>
+          <w:rFonts w:ascii="Courier New" w:hAnsi="Courier New" w:cs="Courier New" w:eastAsia="Courier New"/>
+          <w:b w:val="0"/>
+          <w:i w:val="0"/>
+          <w:sz w:val="20"/>
+        </w:rPr>
+        <w:t>toHexText()</w:t>
+      </w:r>
+      <w:r>
+        <w:rPr>
+          <w:rFonts w:ascii="Times New Roman" w:hAnsi="Times New Roman" w:cs="Times New Roman" w:eastAsia="Times New Roman"/>
+          <w:b w:val="0"/>
+          <w:i w:val="0"/>
+          <w:sz w:val="23"/>
+        </w:rPr>
+        <w:t xml:space="preserve">, </w:t>
+      </w:r>
+      <w:r>
+        <w:rPr>
+          <w:rFonts w:ascii="Courier New" w:hAnsi="Courier New" w:cs="Courier New" w:eastAsia="Courier New"/>
+          <w:b w:val="0"/>
+          <w:i w:val="0"/>
+          <w:sz w:val="20"/>
+        </w:rPr>
+        <w:t>hexValue()</w:t>
+      </w:r>
+      <w:r>
+        <w:rPr>
+          <w:rFonts w:ascii="Times New Roman" w:hAnsi="Times New Roman" w:cs="Times New Roman" w:eastAsia="Times New Roman"/>
+          <w:b w:val="0"/>
+          <w:i w:val="0"/>
+          <w:sz w:val="23"/>
+        </w:rPr>
+        <w:t xml:space="preserve"> and </w:t>
+      </w:r>
+      <w:r>
+        <w:rPr>
+          <w:rFonts w:ascii="Courier New" w:hAnsi="Courier New" w:cs="Courier New" w:eastAsia="Courier New"/>
+          <w:b w:val="0"/>
+          <w:i w:val="0"/>
+          <w:sz w:val="20"/>
+        </w:rPr>
+        <w:t>fromHexText()</w:t>
+      </w:r>
+      <w:r>
+        <w:rPr>
+          <w:rFonts w:ascii="Times New Roman" w:hAnsi="Times New Roman" w:cs="Times New Roman" w:eastAsia="Times New Roman"/>
+          <w:b w:val="0"/>
+          <w:i w:val="0"/>
+          <w:sz w:val="23"/>
+        </w:rPr>
+        <w:t xml:space="preserve"> – helpers for the vault.</w:t>
+      </w:r>
+    </w:p>
+    <w:p>
+      <w:pPr>
+        <w:spacing w:before="0" w:after="60" w:line="276" w:lineRule="auto"/>
+        <w:ind w:left="432" w:hanging="317"/>
+        <w:jc w:val="both"/>
+      </w:pPr>
+      <w:r>
+        <w:rPr>
+          <w:rFonts w:ascii="Times New Roman" w:hAnsi="Times New Roman" w:cs="Times New Roman" w:eastAsia="Times New Roman"/>
+          <w:b w:val="0"/>
+          <w:i w:val="0"/>
+          <w:sz w:val="23"/>
+        </w:rPr>
+        <w:t xml:space="preserve">•  </w:t>
+      </w:r>
+      <w:r>
+        <w:rPr>
+          <w:rFonts w:ascii="Courier New" w:hAnsi="Courier New" w:cs="Courier New" w:eastAsia="Courier New"/>
+          <w:b w:val="0"/>
+          <w:i w:val="0"/>
+          <w:sz w:val="20"/>
+        </w:rPr>
+        <w:t>loadEntries()</w:t>
+      </w:r>
+      <w:r>
+        <w:rPr>
+          <w:rFonts w:ascii="Times New Roman" w:hAnsi="Times New Roman" w:cs="Times New Roman" w:eastAsia="Times New Roman"/>
+          <w:b w:val="0"/>
+          <w:i w:val="0"/>
+          <w:sz w:val="23"/>
+        </w:rPr>
+        <w:t xml:space="preserve">, </w:t>
+      </w:r>
+      <w:r>
+        <w:rPr>
+          <w:rFonts w:ascii="Courier New" w:hAnsi="Courier New" w:cs="Courier New" w:eastAsia="Courier New"/>
+          <w:b w:val="0"/>
+          <w:i w:val="0"/>
+          <w:sz w:val="20"/>
+        </w:rPr>
+        <w:t>saveEntries()</w:t>
+      </w:r>
+      <w:r>
+        <w:rPr>
+          <w:rFonts w:ascii="Times New Roman" w:hAnsi="Times New Roman" w:cs="Times New Roman" w:eastAsia="Times New Roman"/>
+          <w:b w:val="0"/>
+          <w:i w:val="0"/>
+          <w:sz w:val="23"/>
+        </w:rPr>
+        <w:t xml:space="preserve">, </w:t>
+      </w:r>
+      <w:r>
+        <w:rPr>
+          <w:rFonts w:ascii="Courier New" w:hAnsi="Courier New" w:cs="Courier New" w:eastAsia="Courier New"/>
+          <w:b w:val="0"/>
+          <w:i w:val="0"/>
+          <w:sz w:val="20"/>
+        </w:rPr>
+        <w:t>addPassword()</w:t>
+      </w:r>
+      <w:r>
+        <w:rPr>
+          <w:rFonts w:ascii="Times New Roman" w:hAnsi="Times New Roman" w:cs="Times New Roman" w:eastAsia="Times New Roman"/>
+          <w:b w:val="0"/>
+          <w:i w:val="0"/>
+          <w:sz w:val="23"/>
+        </w:rPr>
+        <w:t xml:space="preserve">, </w:t>
+      </w:r>
+      <w:r>
+        <w:rPr>
+          <w:rFonts w:ascii="Courier New" w:hAnsi="Courier New" w:cs="Courier New" w:eastAsia="Courier New"/>
+          <w:b w:val="0"/>
+          <w:i w:val="0"/>
+          <w:sz w:val="20"/>
+        </w:rPr>
+        <w:t>viewPasswords()</w:t>
+      </w:r>
+      <w:r>
+        <w:rPr>
+          <w:rFonts w:ascii="Times New Roman" w:hAnsi="Times New Roman" w:cs="Times New Roman" w:eastAsia="Times New Roman"/>
+          <w:b w:val="0"/>
+          <w:i w:val="0"/>
+          <w:sz w:val="23"/>
+        </w:rPr>
+        <w:t xml:space="preserve">, </w:t>
+      </w:r>
+      <w:r>
+        <w:rPr>
+          <w:rFonts w:ascii="Courier New" w:hAnsi="Courier New" w:cs="Courier New" w:eastAsia="Courier New"/>
+          <w:b w:val="0"/>
+          <w:i w:val="0"/>
+          <w:sz w:val="20"/>
+        </w:rPr>
+        <w:t>deletePassword()</w:t>
+      </w:r>
+      <w:r>
+        <w:rPr>
+          <w:rFonts w:ascii="Times New Roman" w:hAnsi="Times New Roman" w:cs="Times New Roman" w:eastAsia="Times New Roman"/>
+          <w:b w:val="0"/>
+          <w:i w:val="0"/>
+          <w:sz w:val="23"/>
+        </w:rPr>
+        <w:t xml:space="preserve"> and </w:t>
+      </w:r>
+      <w:r>
+        <w:rPr>
+          <w:rFonts w:ascii="Courier New" w:hAnsi="Courier New" w:cs="Courier New" w:eastAsia="Courier New"/>
+          <w:b w:val="0"/>
+          <w:i w:val="0"/>
+          <w:sz w:val="20"/>
+        </w:rPr>
+        <w:t>passwordManagerMenu()</w:t>
+      </w:r>
+      <w:r>
+        <w:rPr>
+          <w:rFonts w:ascii="Times New Roman" w:hAnsi="Times New Roman" w:cs="Times New Roman" w:eastAsia="Times New Roman"/>
+          <w:b w:val="0"/>
+          <w:i w:val="0"/>
+          <w:sz w:val="23"/>
+        </w:rPr>
+        <w:t xml:space="preserve"> – the password vault.</w:t>
+      </w:r>
+    </w:p>
+    <w:p>
+      <w:pPr>
+        <w:spacing w:before="0" w:after="60" w:line="276" w:lineRule="auto"/>
+        <w:ind w:left="432" w:hanging="317"/>
+        <w:jc w:val="both"/>
+      </w:pPr>
+      <w:r>
+        <w:rPr>
+          <w:rFonts w:ascii="Times New Roman" w:hAnsi="Times New Roman" w:cs="Times New Roman" w:eastAsia="Times New Roman"/>
+          <w:b w:val="0"/>
+          <w:i w:val="0"/>
+          <w:sz w:val="23"/>
+        </w:rPr>
+        <w:t xml:space="preserve">•  </w:t>
+      </w:r>
+      <w:r>
+        <w:rPr>
+          <w:rFonts w:ascii="Courier New" w:hAnsi="Courier New" w:cs="Courier New" w:eastAsia="Courier New"/>
+          <w:b w:val="0"/>
+          <w:i w:val="0"/>
+          <w:sz w:val="20"/>
+        </w:rPr>
+        <w:t>dashboard()</w:t>
+      </w:r>
+      <w:r>
+        <w:rPr>
+          <w:rFonts w:ascii="Times New Roman" w:hAnsi="Times New Roman" w:cs="Times New Roman" w:eastAsia="Times New Roman"/>
+          <w:b w:val="0"/>
+          <w:i w:val="0"/>
+          <w:sz w:val="23"/>
+        </w:rPr>
+        <w:t xml:space="preserve"> – the post-login menu with five options.</w:t>
+      </w:r>
+    </w:p>
+    <w:p>
+      <w:pPr>
+        <w:spacing w:before="0" w:after="60" w:line="276" w:lineRule="auto"/>
+        <w:ind w:left="432" w:hanging="317"/>
+        <w:jc w:val="both"/>
+      </w:pPr>
+      <w:r>
+        <w:rPr>
+          <w:rFonts w:ascii="Times New Roman" w:hAnsi="Times New Roman" w:cs="Times New Roman" w:eastAsia="Times New Roman"/>
+          <w:b w:val="0"/>
+          <w:i w:val="0"/>
+          <w:sz w:val="23"/>
+        </w:rPr>
+        <w:t xml:space="preserve">•  </w:t>
+      </w:r>
+      <w:r>
+        <w:rPr>
+          <w:rFonts w:ascii="Courier New" w:hAnsi="Courier New" w:cs="Courier New" w:eastAsia="Courier New"/>
+          <w:b w:val="0"/>
+          <w:i w:val="0"/>
+          <w:sz w:val="20"/>
+        </w:rPr>
+        <w:t>struct PasswordEntry</w:t>
+      </w:r>
+      <w:r>
+        <w:rPr>
+          <w:rFonts w:ascii="Times New Roman" w:hAnsi="Times New Roman" w:cs="Times New Roman" w:eastAsia="Times New Roman"/>
+          <w:b w:val="0"/>
+          <w:i w:val="0"/>
+          <w:sz w:val="23"/>
+        </w:rPr>
+        <w:t xml:space="preserve"> – holds owner, website, username and encryptedPassword of one record.</w:t>
+      </w:r>
+    </w:p>
+    <w:p>
+      <w:pPr>
+        <w:spacing w:before="0" w:after="60" w:line="276" w:lineRule="auto"/>
+        <w:ind w:left="432" w:hanging="317"/>
+        <w:jc w:val="both"/>
+      </w:pPr>
+      <w:r>
+        <w:rPr>
+          <w:rFonts w:ascii="Times New Roman" w:hAnsi="Times New Roman" w:cs="Times New Roman" w:eastAsia="Times New Roman"/>
+          <w:b w:val="0"/>
+          <w:i w:val="0"/>
+          <w:sz w:val="23"/>
+        </w:rPr>
+        <w:t xml:space="preserve">•  Constants </w:t>
+      </w:r>
+      <w:r>
+        <w:rPr>
+          <w:rFonts w:ascii="Courier New" w:hAnsi="Courier New" w:cs="Courier New" w:eastAsia="Courier New"/>
+          <w:b w:val="0"/>
+          <w:i w:val="0"/>
+          <w:sz w:val="20"/>
+        </w:rPr>
+        <w:t>USERS_FILE</w:t>
+      </w:r>
+      <w:r>
+        <w:rPr>
+          <w:rFonts w:ascii="Times New Roman" w:hAnsi="Times New Roman" w:cs="Times New Roman" w:eastAsia="Times New Roman"/>
+          <w:b w:val="0"/>
+          <w:i w:val="0"/>
+          <w:sz w:val="23"/>
+        </w:rPr>
+        <w:t xml:space="preserve"> (users.txt) and </w:t>
+      </w:r>
+      <w:r>
+        <w:rPr>
+          <w:rFonts w:ascii="Courier New" w:hAnsi="Courier New" w:cs="Courier New" w:eastAsia="Courier New"/>
+          <w:b w:val="0"/>
+          <w:i w:val="0"/>
+          <w:sz w:val="20"/>
+        </w:rPr>
+        <w:t>VAULT_FILE</w:t>
+      </w:r>
+      <w:r>
+        <w:rPr>
+          <w:rFonts w:ascii="Times New Roman" w:hAnsi="Times New Roman" w:cs="Times New Roman" w:eastAsia="Times New Roman"/>
+          <w:b w:val="0"/>
+          <w:i w:val="0"/>
+          <w:sz w:val="23"/>
+        </w:rPr>
+        <w:t xml:space="preserve"> (vault.txt) and the session variables </w:t>
+      </w:r>
+      <w:r>
+        <w:rPr>
+          <w:rFonts w:ascii="Courier New" w:hAnsi="Courier New" w:cs="Courier New" w:eastAsia="Courier New"/>
+          <w:b w:val="0"/>
+          <w:i w:val="0"/>
+          <w:sz w:val="20"/>
+        </w:rPr>
+        <w:t>currentUsername</w:t>
+      </w:r>
+      <w:r>
+        <w:rPr>
+          <w:rFonts w:ascii="Times New Roman" w:hAnsi="Times New Roman" w:cs="Times New Roman" w:eastAsia="Times New Roman"/>
+          <w:b w:val="0"/>
+          <w:i w:val="0"/>
+          <w:sz w:val="23"/>
+        </w:rPr>
+        <w:t xml:space="preserve"> and </w:t>
+      </w:r>
+      <w:r>
+        <w:rPr>
+          <w:rFonts w:ascii="Courier New" w:hAnsi="Courier New" w:cs="Courier New" w:eastAsia="Courier New"/>
+          <w:b w:val="0"/>
+          <w:i w:val="0"/>
+          <w:sz w:val="20"/>
+        </w:rPr>
+        <w:t>currentVaultKey</w:t>
+      </w:r>
+      <w:r>
+        <w:rPr>
+          <w:rFonts w:ascii="Times New Roman" w:hAnsi="Times New Roman" w:cs="Times New Roman" w:eastAsia="Times New Roman"/>
+          <w:b w:val="0"/>
+          <w:i w:val="0"/>
+          <w:sz w:val="23"/>
+        </w:rPr>
+        <w:t>.</w:t>
       </w:r>
     </w:p>
     <w:p>
@@ -10724,7 +10541,7 @@
           <w:i w:val="0"/>
           <w:sz w:val="28"/>
         </w:rPr>
-        <w:t>4.7 User Login</w:t>
+        <w:t>4.3 Data Persistence and File Formats</w:t>
       </w:r>
     </w:p>
     <w:p>
@@ -10739,7 +10556,25 @@
           <w:i w:val="0"/>
           <w:sz w:val="24"/>
         </w:rPr>
-        <w:t xml:space="preserve">The function </w:t>
+        <w:t xml:space="preserve">The program stores its data in two text files in the working directory. </w:t>
+      </w:r>
+      <w:r>
+        <w:rPr>
+          <w:rFonts w:ascii="Times New Roman" w:hAnsi="Times New Roman" w:cs="Times New Roman" w:eastAsia="Times New Roman"/>
+          <w:b/>
+          <w:i w:val="0"/>
+          <w:sz w:val="24"/>
+        </w:rPr>
+        <w:t>users.txt</w:t>
+      </w:r>
+      <w:r>
+        <w:rPr>
+          <w:rFonts w:ascii="Times New Roman" w:hAnsi="Times New Roman" w:cs="Times New Roman" w:eastAsia="Times New Roman"/>
+          <w:b w:val="0"/>
+          <w:i w:val="0"/>
+          <w:sz w:val="24"/>
+        </w:rPr>
+        <w:t xml:space="preserve"> holds one line per registered user: the username, the salt and the hash, separated by spaces (read back with </w:t>
       </w:r>
       <w:r>
         <w:rPr>
@@ -10748,7 +10583,7 @@
           <w:i w:val="0"/>
           <w:sz w:val="21"/>
         </w:rPr>
-        <w:t>login()</w:t>
+        <w:t>file &gt;&gt; user &gt;&gt; salt &gt;&gt; hash</w:t>
       </w:r>
       <w:r>
         <w:rPr>
@@ -10757,43 +10592,91 @@
           <w:i w:val="0"/>
           <w:sz w:val="24"/>
         </w:rPr>
-        <w:t xml:space="preserve"> reads the username and password and opens users.txt. If the file does not exist the message “No users registered yet.” is displayed. Otherwise every record is read, split at the colon separators and the username is compared. When the username matches, the stored salt is joined with the entered password, hashed again and compared with the stored hash. If both hashes are equal the message “Login successful.” is displayed, the session variables </w:t>
-      </w:r>
-      <w:r>
-        <w:rPr>
-          <w:rFonts w:ascii="Courier New" w:hAnsi="Courier New" w:cs="Courier New" w:eastAsia="Courier New"/>
+        <w:t xml:space="preserve">). </w:t>
+      </w:r>
+      <w:r>
+        <w:rPr>
+          <w:rFonts w:ascii="Times New Roman" w:hAnsi="Times New Roman" w:cs="Times New Roman" w:eastAsia="Times New Roman"/>
+          <w:b/>
+          <w:i w:val="0"/>
+          <w:sz w:val="24"/>
+        </w:rPr>
+        <w:t>vault.txt</w:t>
+      </w:r>
+      <w:r>
+        <w:rPr>
+          <w:rFonts w:ascii="Times New Roman" w:hAnsi="Times New Roman" w:cs="Times New Roman" w:eastAsia="Times New Roman"/>
           <w:b w:val="0"/>
           <w:i w:val="0"/>
-          <w:sz w:val="21"/>
-        </w:rPr>
-        <w:t>currentUsername</w:t>
-      </w:r>
-      <w:r>
-        <w:rPr>
-          <w:rFonts w:ascii="Times New Roman" w:hAnsi="Times New Roman" w:cs="Times New Roman" w:eastAsia="Times New Roman"/>
-          <w:b w:val="0"/>
-          <w:i w:val="0"/>
           <w:sz w:val="24"/>
         </w:rPr>
-        <w:t xml:space="preserve"> and </w:t>
-      </w:r>
-      <w:r>
-        <w:rPr>
-          <w:rFonts w:ascii="Courier New" w:hAnsi="Courier New" w:cs="Courier New" w:eastAsia="Courier New"/>
-          <w:b w:val="0"/>
-          <w:i w:val="0"/>
-          <w:sz w:val="21"/>
-        </w:rPr>
-        <w:t>currentVaultKey</w:t>
-      </w:r>
-      <w:r>
-        <w:rPr>
-          <w:rFonts w:ascii="Times New Roman" w:hAnsi="Times New Roman" w:cs="Times New Roman" w:eastAsia="Times New Roman"/>
-          <w:b w:val="0"/>
-          <w:i w:val="0"/>
-          <w:sz w:val="24"/>
-        </w:rPr>
-        <w:t xml:space="preserve"> are set and the dashboard opens. Otherwise “Invalid username or password.” is shown. The same message is used for an unknown user and a wrong password so that an attacker cannot tell which part was wrong.</w:t>
+        <w:t xml:space="preserve"> holds one line per saved password with four tab-separated fields: owner, website, username and the encrypted password in hexadecimal. Both files are created automatically when first written.</w:t>
+      </w:r>
+    </w:p>
+    <w:tbl>
+      <w:tblPr>
+        <w:tblStyle w:val="TableGrid"/>
+        <w:tblW w:type="dxa" w:w="8496"/>
+        <w:jc w:val="center"/>
+        <w:tblLayout w:type="fixed"/>
+        <w:tblLook w:firstColumn="1" w:firstRow="1" w:lastColumn="0" w:lastRow="0" w:noHBand="0" w:noVBand="1" w:val="04A0"/>
+      </w:tblPr>
+      <w:tblGrid>
+        <w:gridCol w:w="8496"/>
+      </w:tblGrid>
+      <w:tr>
+        <w:tc>
+          <w:tcPr>
+            <w:tcW w:type="dxa" w:w="8496"/>
+            <w:shd w:val="clear" w:color="auto" w:fill="F2F2F2"/>
+          </w:tcPr>
+          <w:p>
+            <w:pPr>
+              <w:spacing w:after="0" w:line="240" w:lineRule="auto"/>
+              <w:jc w:val="left"/>
+            </w:pPr>
+            <w:r>
+              <w:rPr>
+                <w:rFonts w:ascii="Courier New" w:hAnsi="Courier New" w:cs="Courier New" w:eastAsia="Courier New"/>
+                <w:sz w:val="18"/>
+              </w:rPr>
+              <w:t>users.txt   -&gt;  alice f26dfaedf31e8a72 4a2fb9e96c595836</w:t>
+            </w:r>
+          </w:p>
+          <w:p>
+            <w:pPr>
+              <w:spacing w:after="0" w:line="240" w:lineRule="auto"/>
+              <w:jc w:val="left"/>
+            </w:pPr>
+            <w:r>
+              <w:rPr>
+                <w:rFonts w:ascii="Courier New" w:hAnsi="Courier New" w:cs="Courier New" w:eastAsia="Courier New"/>
+                <w:sz w:val="18"/>
+              </w:rPr>
+              <w:t>vault.txt   -&gt;  alice&lt;TAB&gt;github.com&lt;TAB&gt;alice-dev&lt;TAB&gt;7350462e175b460b065103</w:t>
+            </w:r>
+          </w:p>
+        </w:tc>
+      </w:tr>
+    </w:tbl>
+    <w:p>
+      <w:pPr>
+        <w:spacing w:after="0"/>
+      </w:pPr>
+    </w:p>
+    <w:p>
+      <w:pPr>
+        <w:spacing w:before="80" w:after="120" w:line="276" w:lineRule="auto"/>
+        <w:jc w:val="center"/>
+      </w:pPr>
+      <w:r>
+        <w:rPr>
+          <w:rFonts w:ascii="Times New Roman" w:hAnsi="Times New Roman" w:cs="Times New Roman" w:eastAsia="Times New Roman"/>
+          <w:b/>
+          <w:i w:val="0"/>
+          <w:sz w:val="22"/>
+        </w:rPr>
+        <w:t>Listing 4.1: Example records (captured from a test run)</w:t>
       </w:r>
     </w:p>
     <w:p>
@@ -10809,11 +10692,195 @@
           <w:i w:val="0"/>
           <w:sz w:val="28"/>
         </w:rPr>
-        <w:t>4.8 Password Strength Analyzer</w:t>
+        <w:t>4.4 User Registration</w:t>
       </w:r>
     </w:p>
     <w:p>
       <w:pPr>
+        <w:spacing w:before="0" w:after="80" w:line="276" w:lineRule="auto"/>
+        <w:jc w:val="both"/>
+      </w:pPr>
+      <w:r>
+        <w:rPr>
+          <w:rFonts w:ascii="Times New Roman" w:hAnsi="Times New Roman" w:cs="Times New Roman" w:eastAsia="Times New Roman"/>
+          <w:b w:val="0"/>
+          <w:i w:val="0"/>
+          <w:sz w:val="24"/>
+        </w:rPr>
+        <w:t xml:space="preserve">Registration is implemented in </w:t>
+      </w:r>
+      <w:r>
+        <w:rPr>
+          <w:rFonts w:ascii="Courier New" w:hAnsi="Courier New" w:cs="Courier New" w:eastAsia="Courier New"/>
+          <w:b w:val="0"/>
+          <w:i w:val="0"/>
+          <w:sz w:val="21"/>
+        </w:rPr>
+        <w:t>registerUser()</w:t>
+      </w:r>
+      <w:r>
+        <w:rPr>
+          <w:rFonts w:ascii="Times New Roman" w:hAnsi="Times New Roman" w:cs="Times New Roman" w:eastAsia="Times New Roman"/>
+          <w:b w:val="0"/>
+          <w:i w:val="0"/>
+          <w:sz w:val="24"/>
+        </w:rPr>
+        <w:t>. The steps are:</w:t>
+      </w:r>
+    </w:p>
+    <w:p>
+      <w:pPr>
+        <w:spacing w:before="0" w:after="80" w:line="276" w:lineRule="auto"/>
+        <w:ind w:left="504" w:hanging="432"/>
+        <w:jc w:val="both"/>
+      </w:pPr>
+      <w:r>
+        <w:rPr>
+          <w:rFonts w:ascii="Times New Roman" w:hAnsi="Times New Roman" w:cs="Times New Roman" w:eastAsia="Times New Roman"/>
+          <w:b w:val="0"/>
+          <w:i w:val="0"/>
+          <w:sz w:val="24"/>
+        </w:rPr>
+        <w:t xml:space="preserve">1.  Read the new username; </w:t>
+      </w:r>
+      <w:r>
+        <w:rPr>
+          <w:rFonts w:ascii="Courier New" w:hAnsi="Courier New" w:cs="Courier New" w:eastAsia="Courier New"/>
+          <w:b w:val="0"/>
+          <w:i w:val="0"/>
+          <w:sz w:val="21"/>
+        </w:rPr>
+        <w:t>usernameExists()</w:t>
+      </w:r>
+      <w:r>
+        <w:rPr>
+          <w:rFonts w:ascii="Times New Roman" w:hAnsi="Times New Roman" w:cs="Times New Roman" w:eastAsia="Times New Roman"/>
+          <w:b w:val="0"/>
+          <w:i w:val="0"/>
+          <w:sz w:val="24"/>
+        </w:rPr>
+        <w:t xml:space="preserve"> scans users.txt and, if found, the program prints “Username already exists.” and stops.</w:t>
+      </w:r>
+    </w:p>
+    <w:p>
+      <w:pPr>
+        <w:spacing w:before="0" w:after="80" w:line="276" w:lineRule="auto"/>
+        <w:ind w:left="504" w:hanging="432"/>
+        <w:jc w:val="both"/>
+      </w:pPr>
+      <w:r>
+        <w:rPr>
+          <w:rFonts w:ascii="Times New Roman" w:hAnsi="Times New Roman" w:cs="Times New Roman" w:eastAsia="Times New Roman"/>
+          <w:b w:val="0"/>
+          <w:i w:val="0"/>
+          <w:sz w:val="24"/>
+        </w:rPr>
+        <w:t>2.  Read the password and its confirmation; if they differ, print “Passwords do not match.”</w:t>
+      </w:r>
+    </w:p>
+    <w:p>
+      <w:pPr>
+        <w:spacing w:before="0" w:after="80" w:line="276" w:lineRule="auto"/>
+        <w:ind w:left="504" w:hanging="432"/>
+        <w:jc w:val="both"/>
+      </w:pPr>
+      <w:r>
+        <w:rPr>
+          <w:rFonts w:ascii="Times New Roman" w:hAnsi="Times New Roman" w:cs="Times New Roman" w:eastAsia="Times New Roman"/>
+          <w:b w:val="0"/>
+          <w:i w:val="0"/>
+          <w:sz w:val="24"/>
+        </w:rPr>
+        <w:t xml:space="preserve">3.  Call </w:t>
+      </w:r>
+      <w:r>
+        <w:rPr>
+          <w:rFonts w:ascii="Courier New" w:hAnsi="Courier New" w:cs="Courier New" w:eastAsia="Courier New"/>
+          <w:b w:val="0"/>
+          <w:i w:val="0"/>
+          <w:sz w:val="21"/>
+        </w:rPr>
+        <w:t>makeSalt()</w:t>
+      </w:r>
+      <w:r>
+        <w:rPr>
+          <w:rFonts w:ascii="Times New Roman" w:hAnsi="Times New Roman" w:cs="Times New Roman" w:eastAsia="Times New Roman"/>
+          <w:b w:val="0"/>
+          <w:i w:val="0"/>
+          <w:sz w:val="24"/>
+        </w:rPr>
+        <w:t xml:space="preserve"> to generate a random salt.</w:t>
+      </w:r>
+    </w:p>
+    <w:p>
+      <w:pPr>
+        <w:spacing w:before="0" w:after="80" w:line="276" w:lineRule="auto"/>
+        <w:ind w:left="504" w:hanging="432"/>
+        <w:jc w:val="both"/>
+      </w:pPr>
+      <w:r>
+        <w:rPr>
+          <w:rFonts w:ascii="Times New Roman" w:hAnsi="Times New Roman" w:cs="Times New Roman" w:eastAsia="Times New Roman"/>
+          <w:b w:val="0"/>
+          <w:i w:val="0"/>
+          <w:sz w:val="24"/>
+        </w:rPr>
+        <w:t xml:space="preserve">4.  Compute the hash with </w:t>
+      </w:r>
+      <w:r>
+        <w:rPr>
+          <w:rFonts w:ascii="Courier New" w:hAnsi="Courier New" w:cs="Courier New" w:eastAsia="Courier New"/>
+          <w:b w:val="0"/>
+          <w:i w:val="0"/>
+          <w:sz w:val="21"/>
+        </w:rPr>
+        <w:t>hashPassword(password, salt)</w:t>
+      </w:r>
+      <w:r>
+        <w:rPr>
+          <w:rFonts w:ascii="Times New Roman" w:hAnsi="Times New Roman" w:cs="Times New Roman" w:eastAsia="Times New Roman"/>
+          <w:b w:val="0"/>
+          <w:i w:val="0"/>
+          <w:sz w:val="24"/>
+        </w:rPr>
+        <w:t>.</w:t>
+      </w:r>
+    </w:p>
+    <w:p>
+      <w:pPr>
+        <w:spacing w:before="0" w:after="80" w:line="276" w:lineRule="auto"/>
+        <w:ind w:left="504" w:hanging="432"/>
+        <w:jc w:val="both"/>
+      </w:pPr>
+      <w:r>
+        <w:rPr>
+          <w:rFonts w:ascii="Times New Roman" w:hAnsi="Times New Roman" w:cs="Times New Roman" w:eastAsia="Times New Roman"/>
+          <w:b w:val="0"/>
+          <w:i w:val="0"/>
+          <w:sz w:val="24"/>
+        </w:rPr>
+        <w:t>5.  Append “username salt hash” to users.txt (or print “Unable to open users file.”) and print “Registration successful.”</w:t>
+      </w:r>
+    </w:p>
+    <w:p>
+      <w:pPr>
+        <w:keepNext/>
+        <w:pageBreakBefore/>
+        <w:spacing w:before="0" w:after="120" w:line="276" w:lineRule="auto"/>
+        <w:jc w:val="left"/>
+      </w:pPr>
+      <w:r>
+        <w:rPr>
+          <w:rFonts w:ascii="Times New Roman" w:hAnsi="Times New Roman" w:cs="Times New Roman" w:eastAsia="Times New Roman"/>
+          <w:b/>
+          <w:i w:val="0"/>
+          <w:sz w:val="28"/>
+        </w:rPr>
+        <w:t>4.5 Salt Generation</w:t>
+      </w:r>
+    </w:p>
+    <w:p>
+      <w:pPr>
         <w:spacing w:before="0" w:after="160" w:line="276" w:lineRule="auto"/>
         <w:jc w:val="both"/>
       </w:pPr>
@@ -10824,7 +10891,7 @@
           <w:i w:val="0"/>
           <w:sz w:val="24"/>
         </w:rPr>
-        <w:t xml:space="preserve">The analyzer is available from the dashboard. It examines the entered password using the character-class functions </w:t>
+        <w:t xml:space="preserve">The function </w:t>
       </w:r>
       <w:r>
         <w:rPr>
@@ -10833,7 +10900,7 @@
           <w:i w:val="0"/>
           <w:sz w:val="21"/>
         </w:rPr>
-        <w:t>isupper</w:t>
+        <w:t>makeSalt()</w:t>
       </w:r>
       <w:r>
         <w:rPr>
@@ -10842,7 +10909,7 @@
           <w:i w:val="0"/>
           <w:sz w:val="24"/>
         </w:rPr>
-        <w:t xml:space="preserve">, </w:t>
+        <w:t xml:space="preserve"> creates a random 64-bit number with </w:t>
       </w:r>
       <w:r>
         <w:rPr>
@@ -10851,7 +10918,7 @@
           <w:i w:val="0"/>
           <w:sz w:val="21"/>
         </w:rPr>
-        <w:t>islower</w:t>
+        <w:t>mt19937_64</w:t>
       </w:r>
       <w:r>
         <w:rPr>
@@ -10860,7 +10927,7 @@
           <w:i w:val="0"/>
           <w:sz w:val="24"/>
         </w:rPr>
-        <w:t xml:space="preserve"> and </w:t>
+        <w:t xml:space="preserve">, seeded from </w:t>
       </w:r>
       <w:r>
         <w:rPr>
@@ -10869,6 +10936,665 @@
           <w:i w:val="0"/>
           <w:sz w:val="21"/>
         </w:rPr>
+        <w:t>random_device</w:t>
+      </w:r>
+      <w:r>
+        <w:rPr>
+          <w:rFonts w:ascii="Times New Roman" w:hAnsi="Times New Roman" w:cs="Times New Roman" w:eastAsia="Times New Roman"/>
+          <w:b w:val="0"/>
+          <w:i w:val="0"/>
+          <w:sz w:val="24"/>
+        </w:rPr>
+        <w:t xml:space="preserve">, and converts it to a 16-digit, zero-padded hexadecimal string with </w:t>
+      </w:r>
+      <w:r>
+        <w:rPr>
+          <w:rFonts w:ascii="Courier New" w:hAnsi="Courier New" w:cs="Courier New" w:eastAsia="Courier New"/>
+          <w:b w:val="0"/>
+          <w:i w:val="0"/>
+          <w:sz w:val="21"/>
+        </w:rPr>
+        <w:t>toHexNumber()</w:t>
+      </w:r>
+      <w:r>
+        <w:rPr>
+          <w:rFonts w:ascii="Times New Roman" w:hAnsi="Times New Roman" w:cs="Times New Roman" w:eastAsia="Times New Roman"/>
+          <w:b w:val="0"/>
+          <w:i w:val="0"/>
+          <w:sz w:val="24"/>
+        </w:rPr>
+        <w:t>. Because every user receives a different salt, two users with the same password obtain different stored hashes.</w:t>
+      </w:r>
+    </w:p>
+    <w:tbl>
+      <w:tblPr>
+        <w:tblStyle w:val="TableGrid"/>
+        <w:tblW w:type="dxa" w:w="8496"/>
+        <w:jc w:val="center"/>
+        <w:tblLayout w:type="fixed"/>
+        <w:tblLook w:firstColumn="1" w:firstRow="1" w:lastColumn="0" w:lastRow="0" w:noHBand="0" w:noVBand="1" w:val="04A0"/>
+      </w:tblPr>
+      <w:tblGrid>
+        <w:gridCol w:w="8496"/>
+      </w:tblGrid>
+      <w:tr>
+        <w:tc>
+          <w:tcPr>
+            <w:tcW w:type="dxa" w:w="8496"/>
+            <w:shd w:val="clear" w:color="auto" w:fill="F2F2F2"/>
+          </w:tcPr>
+          <w:p>
+            <w:pPr>
+              <w:spacing w:after="0" w:line="240" w:lineRule="auto"/>
+              <w:jc w:val="left"/>
+            </w:pPr>
+            <w:r>
+              <w:rPr>
+                <w:rFonts w:ascii="Courier New" w:hAnsi="Courier New" w:cs="Courier New" w:eastAsia="Courier New"/>
+                <w:sz w:val="18"/>
+              </w:rPr>
+              <w:t>string toHexNumber(unsigned long long value) {</w:t>
+            </w:r>
+          </w:p>
+          <w:p>
+            <w:pPr>
+              <w:spacing w:after="0" w:line="240" w:lineRule="auto"/>
+              <w:jc w:val="left"/>
+            </w:pPr>
+            <w:r>
+              <w:rPr>
+                <w:rFonts w:ascii="Courier New" w:hAnsi="Courier New" w:cs="Courier New" w:eastAsia="Courier New"/>
+                <w:sz w:val="18"/>
+              </w:rPr>
+              <w:t xml:space="preserve">    stringstream ss;</w:t>
+            </w:r>
+          </w:p>
+          <w:p>
+            <w:pPr>
+              <w:spacing w:after="0" w:line="240" w:lineRule="auto"/>
+              <w:jc w:val="left"/>
+            </w:pPr>
+            <w:r>
+              <w:rPr>
+                <w:rFonts w:ascii="Courier New" w:hAnsi="Courier New" w:cs="Courier New" w:eastAsia="Courier New"/>
+                <w:sz w:val="18"/>
+              </w:rPr>
+              <w:t xml:space="preserve">    ss &lt;&lt; hex &lt;&lt; setw(16) &lt;&lt; setfill('0') &lt;&lt; value;</w:t>
+            </w:r>
+          </w:p>
+          <w:p>
+            <w:pPr>
+              <w:spacing w:after="0" w:line="240" w:lineRule="auto"/>
+              <w:jc w:val="left"/>
+            </w:pPr>
+            <w:r>
+              <w:rPr>
+                <w:rFonts w:ascii="Courier New" w:hAnsi="Courier New" w:cs="Courier New" w:eastAsia="Courier New"/>
+                <w:sz w:val="18"/>
+              </w:rPr>
+              <w:t xml:space="preserve">    return ss.str();</w:t>
+            </w:r>
+          </w:p>
+          <w:p>
+            <w:pPr>
+              <w:spacing w:after="0" w:line="240" w:lineRule="auto"/>
+              <w:jc w:val="left"/>
+            </w:pPr>
+            <w:r>
+              <w:rPr>
+                <w:rFonts w:ascii="Courier New" w:hAnsi="Courier New" w:cs="Courier New" w:eastAsia="Courier New"/>
+                <w:sz w:val="18"/>
+              </w:rPr>
+              <w:t>}</w:t>
+            </w:r>
+          </w:p>
+          <w:p>
+            <w:pPr>
+              <w:spacing w:after="0" w:line="240" w:lineRule="auto"/>
+              <w:jc w:val="left"/>
+            </w:pPr>
+            <w:r>
+              <w:rPr>
+                <w:rFonts w:ascii="Courier New" w:hAnsi="Courier New" w:cs="Courier New" w:eastAsia="Courier New"/>
+                <w:sz w:val="18"/>
+              </w:rPr>
+              <w:t xml:space="preserve"> </w:t>
+            </w:r>
+          </w:p>
+          <w:p>
+            <w:pPr>
+              <w:spacing w:after="0" w:line="240" w:lineRule="auto"/>
+              <w:jc w:val="left"/>
+            </w:pPr>
+            <w:r>
+              <w:rPr>
+                <w:rFonts w:ascii="Courier New" w:hAnsi="Courier New" w:cs="Courier New" w:eastAsia="Courier New"/>
+                <w:sz w:val="18"/>
+              </w:rPr>
+              <w:t>string makeSalt() {</w:t>
+            </w:r>
+          </w:p>
+          <w:p>
+            <w:pPr>
+              <w:spacing w:after="0" w:line="240" w:lineRule="auto"/>
+              <w:jc w:val="left"/>
+            </w:pPr>
+            <w:r>
+              <w:rPr>
+                <w:rFonts w:ascii="Courier New" w:hAnsi="Courier New" w:cs="Courier New" w:eastAsia="Courier New"/>
+                <w:sz w:val="18"/>
+              </w:rPr>
+              <w:t xml:space="preserve">    random_device rd;</w:t>
+            </w:r>
+          </w:p>
+          <w:p>
+            <w:pPr>
+              <w:spacing w:after="0" w:line="240" w:lineRule="auto"/>
+              <w:jc w:val="left"/>
+            </w:pPr>
+            <w:r>
+              <w:rPr>
+                <w:rFonts w:ascii="Courier New" w:hAnsi="Courier New" w:cs="Courier New" w:eastAsia="Courier New"/>
+                <w:sz w:val="18"/>
+              </w:rPr>
+              <w:t xml:space="preserve">    mt19937_64 gen(rd());</w:t>
+            </w:r>
+          </w:p>
+          <w:p>
+            <w:pPr>
+              <w:spacing w:after="0" w:line="240" w:lineRule="auto"/>
+              <w:jc w:val="left"/>
+            </w:pPr>
+            <w:r>
+              <w:rPr>
+                <w:rFonts w:ascii="Courier New" w:hAnsi="Courier New" w:cs="Courier New" w:eastAsia="Courier New"/>
+                <w:sz w:val="18"/>
+              </w:rPr>
+              <w:t xml:space="preserve">    uniform_int_distribution&lt;unsigned long long&gt; dist;</w:t>
+            </w:r>
+          </w:p>
+          <w:p>
+            <w:pPr>
+              <w:spacing w:after="0" w:line="240" w:lineRule="auto"/>
+              <w:jc w:val="left"/>
+            </w:pPr>
+            <w:r>
+              <w:rPr>
+                <w:rFonts w:ascii="Courier New" w:hAnsi="Courier New" w:cs="Courier New" w:eastAsia="Courier New"/>
+                <w:sz w:val="18"/>
+              </w:rPr>
+              <w:t xml:space="preserve">    return toHexNumber(dist(gen));</w:t>
+            </w:r>
+          </w:p>
+          <w:p>
+            <w:pPr>
+              <w:spacing w:after="0" w:line="240" w:lineRule="auto"/>
+              <w:jc w:val="left"/>
+            </w:pPr>
+            <w:r>
+              <w:rPr>
+                <w:rFonts w:ascii="Courier New" w:hAnsi="Courier New" w:cs="Courier New" w:eastAsia="Courier New"/>
+                <w:sz w:val="18"/>
+              </w:rPr>
+              <w:t>}</w:t>
+            </w:r>
+          </w:p>
+        </w:tc>
+      </w:tr>
+    </w:tbl>
+    <w:p>
+      <w:pPr>
+        <w:spacing w:after="0"/>
+      </w:pPr>
+    </w:p>
+    <w:p>
+      <w:pPr>
+        <w:spacing w:before="80" w:after="120" w:line="276" w:lineRule="auto"/>
+        <w:jc w:val="center"/>
+      </w:pPr>
+      <w:r>
+        <w:rPr>
+          <w:rFonts w:ascii="Times New Roman" w:hAnsi="Times New Roman" w:cs="Times New Roman" w:eastAsia="Times New Roman"/>
+          <w:b/>
+          <w:i w:val="0"/>
+          <w:sz w:val="22"/>
+        </w:rPr>
+        <w:t>Listing 4.2: Salt generation (from m.cpp)</w:t>
+      </w:r>
+    </w:p>
+    <w:p>
+      <w:pPr>
+        <w:keepNext/>
+        <w:spacing w:before="120" w:after="120" w:line="276" w:lineRule="auto"/>
+        <w:jc w:val="left"/>
+      </w:pPr>
+      <w:r>
+        <w:rPr>
+          <w:rFonts w:ascii="Times New Roman" w:hAnsi="Times New Roman" w:cs="Times New Roman" w:eastAsia="Times New Roman"/>
+          <w:b/>
+          <w:i w:val="0"/>
+          <w:sz w:val="28"/>
+        </w:rPr>
+        <w:t>4.6 Password Hashing (FNV-1a)</w:t>
+      </w:r>
+    </w:p>
+    <w:p>
+      <w:pPr>
+        <w:spacing w:before="0" w:after="160" w:line="276" w:lineRule="auto"/>
+        <w:jc w:val="both"/>
+      </w:pPr>
+      <w:r>
+        <w:rPr>
+          <w:rFonts w:ascii="Times New Roman" w:hAnsi="Times New Roman" w:cs="Times New Roman" w:eastAsia="Times New Roman"/>
+          <w:b w:val="0"/>
+          <w:i w:val="0"/>
+          <w:sz w:val="24"/>
+        </w:rPr>
+        <w:t>Passwords are hashed with the 64-bit Fowler–Noll–Vo (FNV-1a) algorithm. The hash starts with the offset basis; for every byte it is XOR-ed with the byte and multiplied by the FNV prime. The text hashed is the salt, a colon and the password, and the result is stored as 16 hexadecimal digits.</w:t>
+      </w:r>
+    </w:p>
+    <w:tbl>
+      <w:tblPr>
+        <w:tblStyle w:val="TableGrid"/>
+        <w:tblW w:type="dxa" w:w="8496"/>
+        <w:jc w:val="center"/>
+        <w:tblLayout w:type="fixed"/>
+        <w:tblLook w:firstColumn="1" w:firstRow="1" w:lastColumn="0" w:lastRow="0" w:noHBand="0" w:noVBand="1" w:val="04A0"/>
+      </w:tblPr>
+      <w:tblGrid>
+        <w:gridCol w:w="8496"/>
+      </w:tblGrid>
+      <w:tr>
+        <w:tc>
+          <w:tcPr>
+            <w:tcW w:type="dxa" w:w="8496"/>
+            <w:shd w:val="clear" w:color="auto" w:fill="F2F2F2"/>
+          </w:tcPr>
+          <w:p>
+            <w:pPr>
+              <w:spacing w:after="0" w:line="240" w:lineRule="auto"/>
+              <w:jc w:val="left"/>
+            </w:pPr>
+            <w:r>
+              <w:rPr>
+                <w:rFonts w:ascii="Courier New" w:hAnsi="Courier New" w:cs="Courier New" w:eastAsia="Courier New"/>
+                <w:sz w:val="18"/>
+              </w:rPr>
+              <w:t>unsigned long long fnv1a(const string&amp; text) {</w:t>
+            </w:r>
+          </w:p>
+          <w:p>
+            <w:pPr>
+              <w:spacing w:after="0" w:line="240" w:lineRule="auto"/>
+              <w:jc w:val="left"/>
+            </w:pPr>
+            <w:r>
+              <w:rPr>
+                <w:rFonts w:ascii="Courier New" w:hAnsi="Courier New" w:cs="Courier New" w:eastAsia="Courier New"/>
+                <w:sz w:val="18"/>
+              </w:rPr>
+              <w:t xml:space="preserve">    const unsigned long long offset = 14695981039346656037ULL;</w:t>
+            </w:r>
+          </w:p>
+          <w:p>
+            <w:pPr>
+              <w:spacing w:after="0" w:line="240" w:lineRule="auto"/>
+              <w:jc w:val="left"/>
+            </w:pPr>
+            <w:r>
+              <w:rPr>
+                <w:rFonts w:ascii="Courier New" w:hAnsi="Courier New" w:cs="Courier New" w:eastAsia="Courier New"/>
+                <w:sz w:val="18"/>
+              </w:rPr>
+              <w:t xml:space="preserve">    const unsigned long long prime  = 1099511628211ULL;</w:t>
+            </w:r>
+          </w:p>
+          <w:p>
+            <w:pPr>
+              <w:spacing w:after="0" w:line="240" w:lineRule="auto"/>
+              <w:jc w:val="left"/>
+            </w:pPr>
+            <w:r>
+              <w:rPr>
+                <w:rFonts w:ascii="Courier New" w:hAnsi="Courier New" w:cs="Courier New" w:eastAsia="Courier New"/>
+                <w:sz w:val="18"/>
+              </w:rPr>
+              <w:t xml:space="preserve">    unsigned long long hash = offset;</w:t>
+            </w:r>
+          </w:p>
+          <w:p>
+            <w:pPr>
+              <w:spacing w:after="0" w:line="240" w:lineRule="auto"/>
+              <w:jc w:val="left"/>
+            </w:pPr>
+            <w:r>
+              <w:rPr>
+                <w:rFonts w:ascii="Courier New" w:hAnsi="Courier New" w:cs="Courier New" w:eastAsia="Courier New"/>
+                <w:sz w:val="18"/>
+              </w:rPr>
+              <w:t xml:space="preserve">    for (unsigned char ch : text) { hash ^= ch; hash *= prime; }</w:t>
+            </w:r>
+          </w:p>
+          <w:p>
+            <w:pPr>
+              <w:spacing w:after="0" w:line="240" w:lineRule="auto"/>
+              <w:jc w:val="left"/>
+            </w:pPr>
+            <w:r>
+              <w:rPr>
+                <w:rFonts w:ascii="Courier New" w:hAnsi="Courier New" w:cs="Courier New" w:eastAsia="Courier New"/>
+                <w:sz w:val="18"/>
+              </w:rPr>
+              <w:t xml:space="preserve">    return hash;</w:t>
+            </w:r>
+          </w:p>
+          <w:p>
+            <w:pPr>
+              <w:spacing w:after="0" w:line="240" w:lineRule="auto"/>
+              <w:jc w:val="left"/>
+            </w:pPr>
+            <w:r>
+              <w:rPr>
+                <w:rFonts w:ascii="Courier New" w:hAnsi="Courier New" w:cs="Courier New" w:eastAsia="Courier New"/>
+                <w:sz w:val="18"/>
+              </w:rPr>
+              <w:t>}</w:t>
+            </w:r>
+          </w:p>
+          <w:p>
+            <w:pPr>
+              <w:spacing w:after="0" w:line="240" w:lineRule="auto"/>
+              <w:jc w:val="left"/>
+            </w:pPr>
+            <w:r>
+              <w:rPr>
+                <w:rFonts w:ascii="Courier New" w:hAnsi="Courier New" w:cs="Courier New" w:eastAsia="Courier New"/>
+                <w:sz w:val="18"/>
+              </w:rPr>
+              <w:t xml:space="preserve"> </w:t>
+            </w:r>
+          </w:p>
+          <w:p>
+            <w:pPr>
+              <w:spacing w:after="0" w:line="240" w:lineRule="auto"/>
+              <w:jc w:val="left"/>
+            </w:pPr>
+            <w:r>
+              <w:rPr>
+                <w:rFonts w:ascii="Courier New" w:hAnsi="Courier New" w:cs="Courier New" w:eastAsia="Courier New"/>
+                <w:sz w:val="18"/>
+              </w:rPr>
+              <w:t>string hashPassword(const string&amp; password, const string&amp; salt) {</w:t>
+            </w:r>
+          </w:p>
+          <w:p>
+            <w:pPr>
+              <w:spacing w:after="0" w:line="240" w:lineRule="auto"/>
+              <w:jc w:val="left"/>
+            </w:pPr>
+            <w:r>
+              <w:rPr>
+                <w:rFonts w:ascii="Courier New" w:hAnsi="Courier New" w:cs="Courier New" w:eastAsia="Courier New"/>
+                <w:sz w:val="18"/>
+              </w:rPr>
+              <w:t xml:space="preserve">    return toHexNumber(fnv1a(salt + ":" + password));</w:t>
+            </w:r>
+          </w:p>
+          <w:p>
+            <w:pPr>
+              <w:spacing w:after="0" w:line="240" w:lineRule="auto"/>
+              <w:jc w:val="left"/>
+            </w:pPr>
+            <w:r>
+              <w:rPr>
+                <w:rFonts w:ascii="Courier New" w:hAnsi="Courier New" w:cs="Courier New" w:eastAsia="Courier New"/>
+                <w:sz w:val="18"/>
+              </w:rPr>
+              <w:t>}</w:t>
+            </w:r>
+          </w:p>
+        </w:tc>
+      </w:tr>
+    </w:tbl>
+    <w:p>
+      <w:pPr>
+        <w:spacing w:after="0"/>
+      </w:pPr>
+    </w:p>
+    <w:p>
+      <w:pPr>
+        <w:spacing w:before="80" w:after="120" w:line="276" w:lineRule="auto"/>
+        <w:jc w:val="center"/>
+      </w:pPr>
+      <w:r>
+        <w:rPr>
+          <w:rFonts w:ascii="Times New Roman" w:hAnsi="Times New Roman" w:cs="Times New Roman" w:eastAsia="Times New Roman"/>
+          <w:b/>
+          <w:i w:val="0"/>
+          <w:sz w:val="22"/>
+        </w:rPr>
+        <w:t>Listing 4.3: FNV-1a hashing (from m.cpp)</w:t>
+      </w:r>
+    </w:p>
+    <w:p>
+      <w:pPr>
+        <w:keepNext/>
+        <w:pageBreakBefore/>
+        <w:spacing w:before="0" w:after="120" w:line="276" w:lineRule="auto"/>
+        <w:jc w:val="left"/>
+      </w:pPr>
+      <w:r>
+        <w:rPr>
+          <w:rFonts w:ascii="Times New Roman" w:hAnsi="Times New Roman" w:cs="Times New Roman" w:eastAsia="Times New Roman"/>
+          <w:b/>
+          <w:i w:val="0"/>
+          <w:sz w:val="28"/>
+        </w:rPr>
+        <w:t>4.7 User Login and Session Key</w:t>
+      </w:r>
+    </w:p>
+    <w:p>
+      <w:pPr>
+        <w:spacing w:before="0" w:after="160" w:line="276" w:lineRule="auto"/>
+        <w:jc w:val="both"/>
+      </w:pPr>
+      <w:r>
+        <w:rPr>
+          <w:rFonts w:ascii="Times New Roman" w:hAnsi="Times New Roman" w:cs="Times New Roman" w:eastAsia="Times New Roman"/>
+          <w:b w:val="0"/>
+          <w:i w:val="0"/>
+          <w:sz w:val="24"/>
+        </w:rPr>
+        <w:t xml:space="preserve">The function </w:t>
+      </w:r>
+      <w:r>
+        <w:rPr>
+          <w:rFonts w:ascii="Courier New" w:hAnsi="Courier New" w:cs="Courier New" w:eastAsia="Courier New"/>
+          <w:b w:val="0"/>
+          <w:i w:val="0"/>
+          <w:sz w:val="21"/>
+        </w:rPr>
+        <w:t>login()</w:t>
+      </w:r>
+      <w:r>
+        <w:rPr>
+          <w:rFonts w:ascii="Times New Roman" w:hAnsi="Times New Roman" w:cs="Times New Roman" w:eastAsia="Times New Roman"/>
+          <w:b w:val="0"/>
+          <w:i w:val="0"/>
+          <w:sz w:val="24"/>
+        </w:rPr>
+        <w:t xml:space="preserve"> reads the username and password and opens users.txt; if the file does not exist it prints “No users registered yet.” Otherwise each record is read and, when the username matches and the stored hash equals </w:t>
+      </w:r>
+      <w:r>
+        <w:rPr>
+          <w:rFonts w:ascii="Courier New" w:hAnsi="Courier New" w:cs="Courier New" w:eastAsia="Courier New"/>
+          <w:b w:val="0"/>
+          <w:i w:val="0"/>
+          <w:sz w:val="21"/>
+        </w:rPr>
+        <w:t>hashPassword(password, savedSalt)</w:t>
+      </w:r>
+      <w:r>
+        <w:rPr>
+          <w:rFonts w:ascii="Times New Roman" w:hAnsi="Times New Roman" w:cs="Times New Roman" w:eastAsia="Times New Roman"/>
+          <w:b w:val="0"/>
+          <w:i w:val="0"/>
+          <w:sz w:val="24"/>
+        </w:rPr>
+        <w:t>, the session variables are set and “Login successful.” is printed. Otherwise “Invalid username or password.” is shown; the same message is used for an unknown user and a wrong password so that an attacker cannot tell which part was wrong.</w:t>
+      </w:r>
+    </w:p>
+    <w:p>
+      <w:pPr>
+        <w:spacing w:before="0" w:after="160" w:line="276" w:lineRule="auto"/>
+        <w:jc w:val="both"/>
+      </w:pPr>
+      <w:r>
+        <w:rPr>
+          <w:rFonts w:ascii="Times New Roman" w:hAnsi="Times New Roman" w:cs="Times New Roman" w:eastAsia="Times New Roman"/>
+          <w:b w:val="0"/>
+          <w:i w:val="0"/>
+          <w:sz w:val="24"/>
+        </w:rPr>
+        <w:t xml:space="preserve">On success </w:t>
+      </w:r>
+      <w:r>
+        <w:rPr>
+          <w:rFonts w:ascii="Courier New" w:hAnsi="Courier New" w:cs="Courier New" w:eastAsia="Courier New"/>
+          <w:b w:val="0"/>
+          <w:i w:val="0"/>
+          <w:sz w:val="21"/>
+        </w:rPr>
+        <w:t>currentUsername</w:t>
+      </w:r>
+      <w:r>
+        <w:rPr>
+          <w:rFonts w:ascii="Times New Roman" w:hAnsi="Times New Roman" w:cs="Times New Roman" w:eastAsia="Times New Roman"/>
+          <w:b w:val="0"/>
+          <w:i w:val="0"/>
+          <w:sz w:val="24"/>
+        </w:rPr>
+        <w:t xml:space="preserve"> is set to the user and </w:t>
+      </w:r>
+      <w:r>
+        <w:rPr>
+          <w:rFonts w:ascii="Courier New" w:hAnsi="Courier New" w:cs="Courier New" w:eastAsia="Courier New"/>
+          <w:b w:val="0"/>
+          <w:i w:val="0"/>
+          <w:sz w:val="21"/>
+        </w:rPr>
+        <w:t>currentVaultKey</w:t>
+      </w:r>
+      <w:r>
+        <w:rPr>
+          <w:rFonts w:ascii="Times New Roman" w:hAnsi="Times New Roman" w:cs="Times New Roman" w:eastAsia="Times New Roman"/>
+          <w:b w:val="0"/>
+          <w:i w:val="0"/>
+          <w:sz w:val="24"/>
+        </w:rPr>
+        <w:t xml:space="preserve"> is set to the same 16-character hash value. This key is used to encrypt and decrypt vault passwords for the rest of the session, and </w:t>
+      </w:r>
+      <w:r>
+        <w:rPr>
+          <w:rFonts w:ascii="Courier New" w:hAnsi="Courier New" w:cs="Courier New" w:eastAsia="Courier New"/>
+          <w:b w:val="0"/>
+          <w:i w:val="0"/>
+          <w:sz w:val="21"/>
+        </w:rPr>
+        <w:t>logoutUser()</w:t>
+      </w:r>
+      <w:r>
+        <w:rPr>
+          <w:rFonts w:ascii="Times New Roman" w:hAnsi="Times New Roman" w:cs="Times New Roman" w:eastAsia="Times New Roman"/>
+          <w:b w:val="0"/>
+          <w:i w:val="0"/>
+          <w:sz w:val="24"/>
+        </w:rPr>
+        <w:t xml:space="preserve"> clears both variables.</w:t>
+      </w:r>
+    </w:p>
+    <w:p>
+      <w:pPr>
+        <w:keepNext/>
+        <w:spacing w:before="120" w:after="120" w:line="276" w:lineRule="auto"/>
+        <w:jc w:val="left"/>
+      </w:pPr>
+      <w:r>
+        <w:rPr>
+          <w:rFonts w:ascii="Times New Roman" w:hAnsi="Times New Roman" w:cs="Times New Roman" w:eastAsia="Times New Roman"/>
+          <w:b/>
+          <w:i w:val="0"/>
+          <w:sz w:val="28"/>
+        </w:rPr>
+        <w:t>4.8 Password Strength Analyzer</w:t>
+      </w:r>
+    </w:p>
+    <w:p>
+      <w:pPr>
+        <w:spacing w:before="0" w:after="160" w:line="276" w:lineRule="auto"/>
+        <w:jc w:val="both"/>
+      </w:pPr>
+      <w:r>
+        <w:rPr>
+          <w:rFonts w:ascii="Courier New" w:hAnsi="Courier New" w:cs="Courier New" w:eastAsia="Courier New"/>
+          <w:b w:val="0"/>
+          <w:i w:val="0"/>
+          <w:sz w:val="21"/>
+        </w:rPr>
+        <w:t>analyzePassword()</w:t>
+      </w:r>
+      <w:r>
+        <w:rPr>
+          <w:rFonts w:ascii="Times New Roman" w:hAnsi="Times New Roman" w:cs="Times New Roman" w:eastAsia="Times New Roman"/>
+          <w:b w:val="0"/>
+          <w:i w:val="0"/>
+          <w:sz w:val="24"/>
+        </w:rPr>
+        <w:t xml:space="preserve"> classifies every character with </w:t>
+      </w:r>
+      <w:r>
+        <w:rPr>
+          <w:rFonts w:ascii="Courier New" w:hAnsi="Courier New" w:cs="Courier New" w:eastAsia="Courier New"/>
+          <w:b w:val="0"/>
+          <w:i w:val="0"/>
+          <w:sz w:val="21"/>
+        </w:rPr>
+        <w:t>isupper</w:t>
+      </w:r>
+      <w:r>
+        <w:rPr>
+          <w:rFonts w:ascii="Times New Roman" w:hAnsi="Times New Roman" w:cs="Times New Roman" w:eastAsia="Times New Roman"/>
+          <w:b w:val="0"/>
+          <w:i w:val="0"/>
+          <w:sz w:val="24"/>
+        </w:rPr>
+        <w:t xml:space="preserve">, </w:t>
+      </w:r>
+      <w:r>
+        <w:rPr>
+          <w:rFonts w:ascii="Courier New" w:hAnsi="Courier New" w:cs="Courier New" w:eastAsia="Courier New"/>
+          <w:b w:val="0"/>
+          <w:i w:val="0"/>
+          <w:sz w:val="21"/>
+        </w:rPr>
+        <w:t>islower</w:t>
+      </w:r>
+      <w:r>
+        <w:rPr>
+          <w:rFonts w:ascii="Times New Roman" w:hAnsi="Times New Roman" w:cs="Times New Roman" w:eastAsia="Times New Roman"/>
+          <w:b w:val="0"/>
+          <w:i w:val="0"/>
+          <w:sz w:val="24"/>
+        </w:rPr>
+        <w:t xml:space="preserve"> and </w:t>
+      </w:r>
+      <w:r>
+        <w:rPr>
+          <w:rFonts w:ascii="Courier New" w:hAnsi="Courier New" w:cs="Courier New" w:eastAsia="Courier New"/>
+          <w:b w:val="0"/>
+          <w:i w:val="0"/>
+          <w:sz w:val="21"/>
+        </w:rPr>
         <w:t>isdigit</w:t>
       </w:r>
       <w:r>
@@ -10878,7 +11604,7 @@
           <w:i w:val="0"/>
           <w:sz w:val="24"/>
         </w:rPr>
-        <w:t xml:space="preserve"> (and a test for special characters) and produces the rating </w:t>
+        <w:t xml:space="preserve"> (anything else counts as a special character) and awards one point for each satisfied rule, giving a score from 0 to 6. A score of 0–2 is </w:t>
       </w:r>
       <w:r>
         <w:rPr>
@@ -10896,7 +11622,7 @@
           <w:i w:val="0"/>
           <w:sz w:val="24"/>
         </w:rPr>
-        <w:t xml:space="preserve">, </w:t>
+        <w:t xml:space="preserve">, 3–4 is </w:t>
       </w:r>
       <w:r>
         <w:rPr>
@@ -10914,7 +11640,7 @@
           <w:i w:val="0"/>
           <w:sz w:val="24"/>
         </w:rPr>
-        <w:t xml:space="preserve"> or </w:t>
+        <w:t xml:space="preserve"> and 5–6 is </w:t>
       </w:r>
       <w:r>
         <w:rPr>
@@ -10932,7 +11658,7 @@
           <w:i w:val="0"/>
           <w:sz w:val="24"/>
         </w:rPr>
-        <w:t xml:space="preserve"> followed by specific suggestions.</w:t>
+        <w:t>. A suggestion is printed for every rule that is not met, or “Password looks strong.” if all are met.</w:t>
       </w:r>
     </w:p>
     <w:tbl>
@@ -10964,7 +11690,7 @@
                 <w:i w:val="0"/>
                 <w:sz w:val="22"/>
               </w:rPr>
-              <w:t>Criterion</w:t>
+              <w:t>Rule (1 point each)</w:t>
             </w:r>
           </w:p>
         </w:tc>
@@ -10984,7 +11710,7 @@
                 <w:i w:val="0"/>
                 <w:sz w:val="22"/>
               </w:rPr>
-              <w:t>Suggestion shown when the criterion is not met</w:t>
+              <w:t>Suggestion printed when the rule is not met</w:t>
             </w:r>
           </w:p>
         </w:tc>
@@ -11006,7 +11732,7 @@
                 <w:i w:val="0"/>
                 <w:sz w:val="22"/>
               </w:rPr>
-              <w:t>Length of at least 8</w:t>
+              <w:t>Length ≥ 8</w:t>
             </w:r>
           </w:p>
         </w:tc>
@@ -11048,7 +11774,7 @@
                 <w:i w:val="0"/>
                 <w:sz w:val="22"/>
               </w:rPr>
-              <w:t>Length of 12 or more</w:t>
+              <w:t>Length ≥ 12</w:t>
             </w:r>
           </w:p>
         </w:tc>
@@ -11090,7 +11816,7 @@
                 <w:i w:val="0"/>
                 <w:sz w:val="22"/>
               </w:rPr>
-              <w:t>Uppercase letter</w:t>
+              <w:t>Has uppercase letter</w:t>
             </w:r>
           </w:p>
         </w:tc>
@@ -11132,7 +11858,7 @@
                 <w:i w:val="0"/>
                 <w:sz w:val="22"/>
               </w:rPr>
-              <w:t>Lowercase letter</w:t>
+              <w:t>Has lowercase letter</w:t>
             </w:r>
           </w:p>
         </w:tc>
@@ -11174,7 +11900,7 @@
                 <w:i w:val="0"/>
                 <w:sz w:val="22"/>
               </w:rPr>
-              <w:t>Digit</w:t>
+              <w:t>Has digit</w:t>
             </w:r>
           </w:p>
         </w:tc>
@@ -11216,7 +11942,7 @@
                 <w:i w:val="0"/>
                 <w:sz w:val="22"/>
               </w:rPr>
-              <w:t>Special character</w:t>
+              <w:t>Has special character</w:t>
             </w:r>
           </w:p>
         </w:tc>
@@ -11258,7 +11984,7 @@
                 <w:i w:val="0"/>
                 <w:sz w:val="22"/>
               </w:rPr>
-              <w:t>All criteria met</w:t>
+              <w:t>All rules met (score 6)</w:t>
             </w:r>
           </w:p>
         </w:tc>
@@ -11301,7 +12027,7 @@
           <w:i w:val="0"/>
           <w:sz w:val="22"/>
         </w:rPr>
-        <w:t>Table 6: Password Strength Criteria</w:t>
+        <w:t>Table 6: Password Strength Scoring Rules</w:t>
       </w:r>
     </w:p>
     <w:p>
@@ -11333,7 +12059,25 @@
           <w:i w:val="0"/>
           <w:sz w:val="24"/>
         </w:rPr>
-        <w:t xml:space="preserve">The encrypt and decrypt options ask for a filename and a key. If the key is empty the message “Key cannot be empty.” is shown. The input file is opened in binary mode; if it cannot be opened, “Unable to open input file.” is shown. The entire file is read into a byte vector and each byte is combined with the key using a </w:t>
+        <w:t xml:space="preserve">The encrypt and decrypt options ask for a filename and a key and call </w:t>
+      </w:r>
+      <w:r>
+        <w:rPr>
+          <w:rFonts w:ascii="Courier New" w:hAnsi="Courier New" w:cs="Courier New" w:eastAsia="Courier New"/>
+          <w:b w:val="0"/>
+          <w:i w:val="0"/>
+          <w:sz w:val="21"/>
+        </w:rPr>
+        <w:t>transformFile()</w:t>
+      </w:r>
+      <w:r>
+        <w:rPr>
+          <w:rFonts w:ascii="Times New Roman" w:hAnsi="Times New Roman" w:cs="Times New Roman" w:eastAsia="Times New Roman"/>
+          <w:b w:val="0"/>
+          <w:i w:val="0"/>
+          <w:sz w:val="24"/>
+        </w:rPr>
+        <w:t xml:space="preserve">. The input file is opened in binary mode (“Unable to open input file.” if it cannot be opened), the whole file is read into a byte vector, and each byte is combined with the key using a </w:t>
       </w:r>
       <w:r>
         <w:rPr>
@@ -11351,7 +12095,25 @@
           <w:i w:val="0"/>
           <w:sz w:val="24"/>
         </w:rPr>
-        <w:t>: byte number i is XOR-ed with the key character at position i modulo the key length.</w:t>
+        <w:t xml:space="preserve">: byte number i is XOR-ed with the key character at position i modulo the key length. The code also rejects an empty key (“Key cannot be empty.”), although keys read with </w:t>
+      </w:r>
+      <w:r>
+        <w:rPr>
+          <w:rFonts w:ascii="Courier New" w:hAnsi="Courier New" w:cs="Courier New" w:eastAsia="Courier New"/>
+          <w:b w:val="0"/>
+          <w:i w:val="0"/>
+          <w:sz w:val="21"/>
+        </w:rPr>
+        <w:t>cin &gt;&gt;</w:t>
+      </w:r>
+      <w:r>
+        <w:rPr>
+          <w:rFonts w:ascii="Times New Roman" w:hAnsi="Times New Roman" w:cs="Times New Roman" w:eastAsia="Times New Roman"/>
+          <w:b w:val="0"/>
+          <w:i w:val="0"/>
+          <w:sz w:val="24"/>
+        </w:rPr>
+        <w:t xml:space="preserve"> can never be empty from the console.</w:t>
       </w:r>
     </w:p>
     <w:tbl>
@@ -11381,7 +12143,7 @@
                 <w:rFonts w:ascii="Courier New" w:hAnsi="Courier New" w:cs="Courier New" w:eastAsia="Courier New"/>
                 <w:sz w:val="18"/>
               </w:rPr>
-              <w:t>for (size_t i = 0; i &lt; data.size(); ++i) {</w:t>
+              <w:t>vector&lt;char&gt; data((istreambuf_iterator&lt;char&gt;(input)), istreambuf_iterator&lt;char&gt;());</w:t>
             </w:r>
           </w:p>
           <w:p>
@@ -11394,7 +12156,20 @@
                 <w:rFonts w:ascii="Courier New" w:hAnsi="Courier New" w:cs="Courier New" w:eastAsia="Courier New"/>
                 <w:sz w:val="18"/>
               </w:rPr>
-              <w:t xml:space="preserve">    data[i] = data[i] ^ key[i % key.size()];</w:t>
+              <w:t>for (size_t i = 0; i &lt; data.size(); ++i) {</w:t>
+            </w:r>
+          </w:p>
+          <w:p>
+            <w:pPr>
+              <w:spacing w:after="0" w:line="240" w:lineRule="auto"/>
+              <w:jc w:val="left"/>
+            </w:pPr>
+            <w:r>
+              <w:rPr>
+                <w:rFonts w:ascii="Courier New" w:hAnsi="Courier New" w:cs="Courier New" w:eastAsia="Courier New"/>
+                <w:sz w:val="18"/>
+              </w:rPr>
+              <w:t xml:space="preserve">    data[i] = static_cast&lt;char&gt;(data[i] ^ key[i % key.length()]);</w:t>
             </w:r>
           </w:p>
           <w:p>
@@ -11430,7 +12205,7 @@
           <w:i w:val="0"/>
           <w:sz w:val="22"/>
         </w:rPr>
-        <w:t>Listing 4.2: Repeating-key XOR used for encryption and decryption</w:t>
+        <w:t>Listing 4.4: Repeating-key XOR in transformFile()</w:t>
       </w:r>
     </w:p>
     <w:p>
@@ -11440,12 +12215,21 @@
       </w:pPr>
       <w:r>
         <w:rPr>
-          <w:rFonts w:ascii="Times New Roman" w:hAnsi="Times New Roman" w:cs="Times New Roman" w:eastAsia="Times New Roman"/>
+          <w:rFonts w:ascii="Courier New" w:hAnsi="Courier New" w:cs="Courier New" w:eastAsia="Courier New"/>
           <w:b w:val="0"/>
           <w:i w:val="0"/>
+          <w:sz w:val="21"/>
+        </w:rPr>
+        <w:t>encryptFile()</w:t>
+      </w:r>
+      <w:r>
+        <w:rPr>
+          <w:rFonts w:ascii="Times New Roman" w:hAnsi="Times New Roman" w:cs="Times New Roman" w:eastAsia="Times New Roman"/>
+          <w:b w:val="0"/>
+          <w:i w:val="0"/>
           <w:sz w:val="24"/>
         </w:rPr>
-        <w:t xml:space="preserve">The result is written to a new file whose name is the input name followed by </w:t>
+        <w:t xml:space="preserve"> writes the result to the input name followed by </w:t>
       </w:r>
       <w:r>
         <w:rPr>
@@ -11463,7 +12247,25 @@
           <w:i w:val="0"/>
           <w:sz w:val="24"/>
         </w:rPr>
-        <w:t xml:space="preserve"> (for encryption) or </w:t>
+        <w:t xml:space="preserve">. </w:t>
+      </w:r>
+      <w:r>
+        <w:rPr>
+          <w:rFonts w:ascii="Courier New" w:hAnsi="Courier New" w:cs="Courier New" w:eastAsia="Courier New"/>
+          <w:b w:val="0"/>
+          <w:i w:val="0"/>
+          <w:sz w:val="21"/>
+        </w:rPr>
+        <w:t>decryptFile()</w:t>
+      </w:r>
+      <w:r>
+        <w:rPr>
+          <w:rFonts w:ascii="Times New Roman" w:hAnsi="Times New Roman" w:cs="Times New Roman" w:eastAsia="Times New Roman"/>
+          <w:b w:val="0"/>
+          <w:i w:val="0"/>
+          <w:sz w:val="24"/>
+        </w:rPr>
+        <w:t xml:space="preserve"> removes a trailing .enc and appends </w:t>
       </w:r>
       <w:r>
         <w:rPr>
@@ -11481,7 +12283,7 @@
           <w:i w:val="0"/>
           <w:sz w:val="24"/>
         </w:rPr>
-        <w:t xml:space="preserve"> (for decryption), and the message “Encrypted file created:” or “Decrypted file created:” together with the filename is displayed. If the output file cannot be created, “Unable to open output file.” is shown. Since XOR is its own inverse, decrypting with the same key restores the original file exactly; a wrong key produces unreadable data.</w:t>
+        <w:t xml:space="preserve"> (for example notes.txt.enc becomes notes.txt.dec); for any other name it simply appends .dec. A confirmation such as “Encrypted file created: notes.txt.enc” is printed. Because XOR is its own inverse, decrypting with the same key restores the original file exactly, whereas a wrong key still creates an output file but with unreadable content.</w:t>
       </w:r>
     </w:p>
     <w:p>
@@ -11513,7 +12315,7 @@
           <w:i w:val="0"/>
           <w:sz w:val="24"/>
         </w:rPr>
-        <w:t xml:space="preserve">The Password Manager menu (Add Password, View Passwords, Delete Password, Back) is opened from the dashboard. To add an entry the program asks for the website, username and password and stores them in a </w:t>
+        <w:t xml:space="preserve">The Password Manager menu (Add Password, View Passwords, Delete Password, Back) is opened from the dashboard. </w:t>
       </w:r>
       <w:r>
         <w:rPr>
@@ -11522,7 +12324,7 @@
           <w:i w:val="0"/>
           <w:sz w:val="21"/>
         </w:rPr>
-        <w:t>PasswordEntry</w:t>
+        <w:t>addPassword()</w:t>
       </w:r>
       <w:r>
         <w:rPr>
@@ -11531,7 +12333,7 @@
           <w:i w:val="0"/>
           <w:sz w:val="24"/>
         </w:rPr>
-        <w:t xml:space="preserve">. The fields are encrypted with the XOR routine using the session key held in </w:t>
+        <w:t xml:space="preserve"> reads the website, username and password with </w:t>
       </w:r>
       <w:r>
         <w:rPr>
@@ -11540,7 +12342,7 @@
           <w:i w:val="0"/>
           <w:sz w:val="21"/>
         </w:rPr>
-        <w:t>currentVaultKey</w:t>
+        <w:t>getline</w:t>
       </w:r>
       <w:r>
         <w:rPr>
@@ -11549,7 +12351,79 @@
           <w:i w:val="0"/>
           <w:sz w:val="24"/>
         </w:rPr>
-        <w:t>, converted to hexadecimal so that the file contains only printable characters, and appended to vault.txt. The message “Password saved.” confirms the operation.</w:t>
+        <w:t xml:space="preserve"> (so spaces are allowed) and stores them in a </w:t>
+      </w:r>
+      <w:r>
+        <w:rPr>
+          <w:rFonts w:ascii="Courier New" w:hAnsi="Courier New" w:cs="Courier New" w:eastAsia="Courier New"/>
+          <w:b w:val="0"/>
+          <w:i w:val="0"/>
+          <w:sz w:val="21"/>
+        </w:rPr>
+        <w:t>PasswordEntry</w:t>
+      </w:r>
+      <w:r>
+        <w:rPr>
+          <w:rFonts w:ascii="Times New Roman" w:hAnsi="Times New Roman" w:cs="Times New Roman" w:eastAsia="Times New Roman"/>
+          <w:b w:val="0"/>
+          <w:i w:val="0"/>
+          <w:sz w:val="24"/>
+        </w:rPr>
+        <w:t xml:space="preserve"> whose owner is </w:t>
+      </w:r>
+      <w:r>
+        <w:rPr>
+          <w:rFonts w:ascii="Courier New" w:hAnsi="Courier New" w:cs="Courier New" w:eastAsia="Courier New"/>
+          <w:b w:val="0"/>
+          <w:i w:val="0"/>
+          <w:sz w:val="21"/>
+        </w:rPr>
+        <w:t>currentUsername</w:t>
+      </w:r>
+      <w:r>
+        <w:rPr>
+          <w:rFonts w:ascii="Times New Roman" w:hAnsi="Times New Roman" w:cs="Times New Roman" w:eastAsia="Times New Roman"/>
+          <w:b w:val="0"/>
+          <w:i w:val="0"/>
+          <w:sz w:val="24"/>
+        </w:rPr>
+        <w:t xml:space="preserve">. The password is encrypted with </w:t>
+      </w:r>
+      <w:r>
+        <w:rPr>
+          <w:rFonts w:ascii="Courier New" w:hAnsi="Courier New" w:cs="Courier New" w:eastAsia="Courier New"/>
+          <w:b w:val="0"/>
+          <w:i w:val="0"/>
+          <w:sz w:val="21"/>
+        </w:rPr>
+        <w:t>xorText(password, currentVaultKey)</w:t>
+      </w:r>
+      <w:r>
+        <w:rPr>
+          <w:rFonts w:ascii="Times New Roman" w:hAnsi="Times New Roman" w:cs="Times New Roman" w:eastAsia="Times New Roman"/>
+          <w:b w:val="0"/>
+          <w:i w:val="0"/>
+          <w:sz w:val="24"/>
+        </w:rPr>
+        <w:t xml:space="preserve"> and converted to hexadecimal with </w:t>
+      </w:r>
+      <w:r>
+        <w:rPr>
+          <w:rFonts w:ascii="Courier New" w:hAnsi="Courier New" w:cs="Courier New" w:eastAsia="Courier New"/>
+          <w:b w:val="0"/>
+          <w:i w:val="0"/>
+          <w:sz w:val="21"/>
+        </w:rPr>
+        <w:t>toHexText()</w:t>
+      </w:r>
+      <w:r>
+        <w:rPr>
+          <w:rFonts w:ascii="Times New Roman" w:hAnsi="Times New Roman" w:cs="Times New Roman" w:eastAsia="Times New Roman"/>
+          <w:b w:val="0"/>
+          <w:i w:val="0"/>
+          <w:sz w:val="24"/>
+        </w:rPr>
+        <w:t>; the four fields are appended to vault.txt separated by tabs and “Password saved.” is printed. The website and username are stored as plain text.</w:t>
       </w:r>
     </w:p>
     <w:p>
@@ -11589,7 +12463,7 @@
           <w:i w:val="0"/>
           <w:sz w:val="24"/>
         </w:rPr>
-        <w:t xml:space="preserve"> reads vault.txt, converts the hexadecimal text back to bytes using </w:t>
+        <w:t xml:space="preserve"> reads vault.txt line by line and splits each line at the tab characters into a </w:t>
       </w:r>
       <w:r>
         <w:rPr>
@@ -11598,7 +12472,7 @@
           <w:i w:val="0"/>
           <w:sz w:val="21"/>
         </w:rPr>
-        <w:t>hexValue()</w:t>
+        <w:t>PasswordEntry</w:t>
       </w:r>
       <w:r>
         <w:rPr>
@@ -11607,7 +12481,7 @@
           <w:i w:val="0"/>
           <w:sz w:val="24"/>
         </w:rPr>
-        <w:t xml:space="preserve">, decrypts the fields with the session key and fills a </w:t>
+        <w:t xml:space="preserve">. </w:t>
       </w:r>
       <w:r>
         <w:rPr>
@@ -11616,7 +12490,7 @@
           <w:i w:val="0"/>
           <w:sz w:val="21"/>
         </w:rPr>
-        <w:t>std::vector&lt;PasswordEntry&gt;</w:t>
+        <w:t>viewPasswords()</w:t>
       </w:r>
       <w:r>
         <w:rPr>
@@ -11625,7 +12499,25 @@
           <w:i w:val="0"/>
           <w:sz w:val="24"/>
         </w:rPr>
-        <w:t>. The entries are then displayed under the heading “Saved Passwords” as a numbered list showing website and credentials. If there is nothing to show, “No passwords saved.” is displayed.</w:t>
+        <w:t xml:space="preserve"> then displays, under the heading “Saved Passwords”, only the entries owned by the logged-in user as a numbered list “website | username | password”, after converting the hex text back with </w:t>
+      </w:r>
+      <w:r>
+        <w:rPr>
+          <w:rFonts w:ascii="Courier New" w:hAnsi="Courier New" w:cs="Courier New" w:eastAsia="Courier New"/>
+          <w:b w:val="0"/>
+          <w:i w:val="0"/>
+          <w:sz w:val="21"/>
+        </w:rPr>
+        <w:t>fromHexText()</w:t>
+      </w:r>
+      <w:r>
+        <w:rPr>
+          <w:rFonts w:ascii="Times New Roman" w:hAnsi="Times New Roman" w:cs="Times New Roman" w:eastAsia="Times New Roman"/>
+          <w:b w:val="0"/>
+          <w:i w:val="0"/>
+          <w:sz w:val="24"/>
+        </w:rPr>
+        <w:t xml:space="preserve"> and decrypting it with the vault key. If there is nothing to show, “No passwords saved.” is printed.</w:t>
       </w:r>
     </w:p>
     <w:p>
@@ -11656,7 +12548,25 @@
           <w:i w:val="0"/>
           <w:sz w:val="24"/>
         </w:rPr>
-        <w:t>The delete option lists all entries under “Your Password Entries” and asks “Choose entry number to delete:”. A number outside the valid range produces “Invalid choice.”. For a valid number the entry is erased from the vector, the vault file is rewritten and “Password deleted.” is displayed. When the vault is empty the program shows “No passwords to delete.”</w:t>
+        <w:t xml:space="preserve">The delete option lists the user’s entries under “Your Password Entries” (website and username only) and asks “Choose entry number to delete:”. A list of matching indexes maps the displayed numbers to positions in the full vector, so another user’s entries are never affected. A number outside the valid range gives “Invalid choice.”; otherwise the entry is erased, </w:t>
+      </w:r>
+      <w:r>
+        <w:rPr>
+          <w:rFonts w:ascii="Courier New" w:hAnsi="Courier New" w:cs="Courier New" w:eastAsia="Courier New"/>
+          <w:b w:val="0"/>
+          <w:i w:val="0"/>
+          <w:sz w:val="21"/>
+        </w:rPr>
+        <w:t>saveEntries()</w:t>
+      </w:r>
+      <w:r>
+        <w:rPr>
+          <w:rFonts w:ascii="Times New Roman" w:hAnsi="Times New Roman" w:cs="Times New Roman" w:eastAsia="Times New Roman"/>
+          <w:b w:val="0"/>
+          <w:i w:val="0"/>
+          <w:sz w:val="24"/>
+        </w:rPr>
+        <w:t xml:space="preserve"> rewrites vault.txt and “Password deleted.” is printed. With no entries the program prints “No passwords to delete.”</w:t>
       </w:r>
     </w:p>
     <w:p>
@@ -11688,7 +12598,7 @@
           <w:i w:val="0"/>
           <w:sz w:val="24"/>
         </w:rPr>
-        <w:t xml:space="preserve">After login the function </w:t>
+        <w:t xml:space="preserve">After login </w:t>
       </w:r>
       <w:r>
         <w:rPr>
@@ -11706,7 +12616,7 @@
           <w:i w:val="0"/>
           <w:sz w:val="24"/>
         </w:rPr>
-        <w:t xml:space="preserve"> greets the user (“Welcome, &lt;username&gt;”) and repeatedly shows five options: Password Strength Analyzer, Encrypt File, Decrypt File, Password Manager and Logout. The global variables </w:t>
+        <w:t xml:space="preserve"> greets the user (“Welcome, &lt;username&gt;”) and repeatedly shows five options: Password Strength Analyzer, Encrypt File, Decrypt File, Password Manager and Logout. Logout calls </w:t>
       </w:r>
       <w:r>
         <w:rPr>
@@ -11715,7 +12625,7 @@
           <w:i w:val="0"/>
           <w:sz w:val="21"/>
         </w:rPr>
-        <w:t>currentUsername</w:t>
+        <w:t>logoutUser()</w:t>
       </w:r>
       <w:r>
         <w:rPr>
@@ -11724,7 +12634,7 @@
           <w:i w:val="0"/>
           <w:sz w:val="24"/>
         </w:rPr>
-        <w:t xml:space="preserve"> and </w:t>
+        <w:t xml:space="preserve">, which clears </w:t>
       </w:r>
       <w:r>
         <w:rPr>
@@ -11733,7 +12643,7 @@
           <w:i w:val="0"/>
           <w:sz w:val="21"/>
         </w:rPr>
-        <w:t>currentVaultKey</w:t>
+        <w:t>currentUsername</w:t>
       </w:r>
       <w:r>
         <w:rPr>
@@ -11742,7 +12652,7 @@
           <w:i w:val="0"/>
           <w:sz w:val="24"/>
         </w:rPr>
-        <w:t xml:space="preserve"> identify the logged-in user and supply the key for vault encryption. </w:t>
+        <w:t xml:space="preserve"> and </w:t>
       </w:r>
       <w:r>
         <w:rPr>
@@ -11751,7 +12661,7 @@
           <w:i w:val="0"/>
           <w:sz w:val="21"/>
         </w:rPr>
-        <w:t>logoutUser()</w:t>
+        <w:t>currentVaultKey</w:t>
       </w:r>
       <w:r>
         <w:rPr>
@@ -11760,7 +12670,7 @@
           <w:i w:val="0"/>
           <w:sz w:val="24"/>
         </w:rPr>
-        <w:t xml:space="preserve"> clears both variables, displays “Logged out.” and returns to the main menu, so no session data remains after logout.</w:t>
+        <w:t>, prints “Logged out.” and returns to the main menu.</w:t>
       </w:r>
     </w:p>
     <w:p>
@@ -11791,7 +12701,7 @@
           <w:i w:val="0"/>
           <w:sz w:val="24"/>
         </w:rPr>
-        <w:t>The program checks every operation that may fail and reports the problem in plain language:</w:t>
+        <w:t>The program checks the main operations that can fail and reports the problem in plain language:</w:t>
       </w:r>
     </w:p>
     <w:p>
@@ -11839,7 +12749,7 @@
           <w:i w:val="0"/>
           <w:sz w:val="24"/>
         </w:rPr>
-        <w:t>•  Empty encryption / decryption key.</w:t>
+        <w:t>•  Input or output file that cannot be opened.</w:t>
       </w:r>
     </w:p>
     <w:p>
@@ -11855,7 +12765,7 @@
           <w:i w:val="0"/>
           <w:sz w:val="24"/>
         </w:rPr>
-        <w:t>•  Input or output file that cannot be opened.</w:t>
+        <w:t>•  Vault file that cannot be opened.</w:t>
       </w:r>
     </w:p>
     <w:p>
@@ -11871,23 +12781,67 @@
           <w:i w:val="0"/>
           <w:sz w:val="24"/>
         </w:rPr>
-        <w:t>•  Vault file that cannot be opened.</w:t>
+        <w:t>•  Invalid menu choice (“Invalid choice.”) and invalid entry number when deleting.</w:t>
       </w:r>
     </w:p>
     <w:p>
       <w:pPr>
-        <w:spacing w:before="0" w:after="60" w:line="276" w:lineRule="auto"/>
-        <w:ind w:left="432" w:hanging="317"/>
+        <w:spacing w:before="120" w:after="160" w:line="276" w:lineRule="auto"/>
         <w:jc w:val="both"/>
       </w:pPr>
       <w:r>
         <w:rPr>
           <w:rFonts w:ascii="Times New Roman" w:hAnsi="Times New Roman" w:cs="Times New Roman" w:eastAsia="Times New Roman"/>
+          <w:b/>
+          <w:i w:val="0"/>
+          <w:sz w:val="24"/>
+        </w:rPr>
+        <w:t>Known limitation:</w:t>
+      </w:r>
+      <w:r>
+        <w:rPr>
+          <w:rFonts w:ascii="Times New Roman" w:hAnsi="Times New Roman" w:cs="Times New Roman" w:eastAsia="Times New Roman"/>
           <w:b w:val="0"/>
           <w:i w:val="0"/>
           <w:sz w:val="24"/>
         </w:rPr>
-        <w:t>•  Invalid menu choice (“Invalid choice.”) and invalid entry number when deleting.</w:t>
+        <w:t xml:space="preserve"> menu choices are read with </w:t>
+      </w:r>
+      <w:r>
+        <w:rPr>
+          <w:rFonts w:ascii="Courier New" w:hAnsi="Courier New" w:cs="Courier New" w:eastAsia="Courier New"/>
+          <w:b w:val="0"/>
+          <w:i w:val="0"/>
+          <w:sz w:val="21"/>
+        </w:rPr>
+        <w:t>cin &gt;&gt; choice</w:t>
+      </w:r>
+      <w:r>
+        <w:rPr>
+          <w:rFonts w:ascii="Times New Roman" w:hAnsi="Times New Roman" w:cs="Times New Roman" w:eastAsia="Times New Roman"/>
+          <w:b w:val="0"/>
+          <w:i w:val="0"/>
+          <w:sz w:val="24"/>
+        </w:rPr>
+        <w:t xml:space="preserve"> without checking for failure, so typing a non-numeric value such as “abc” at a menu puts the input stream into an error state and the menu is printed repeatedly. Values must be entered as numbers. Usernames, passwords, filenames and keys are read with </w:t>
+      </w:r>
+      <w:r>
+        <w:rPr>
+          <w:rFonts w:ascii="Courier New" w:hAnsi="Courier New" w:cs="Courier New" w:eastAsia="Courier New"/>
+          <w:b w:val="0"/>
+          <w:i w:val="0"/>
+          <w:sz w:val="21"/>
+        </w:rPr>
+        <w:t>cin &gt;&gt;</w:t>
+      </w:r>
+      <w:r>
+        <w:rPr>
+          <w:rFonts w:ascii="Times New Roman" w:hAnsi="Times New Roman" w:cs="Times New Roman" w:eastAsia="Times New Roman"/>
+          <w:b w:val="0"/>
+          <w:i w:val="0"/>
+          <w:sz w:val="24"/>
+        </w:rPr>
+        <w:t>, so they cannot contain spaces.</w:t>
       </w:r>
     </w:p>
     <w:p>
@@ -11904,7 +12858,7 @@
           <w:i w:val="0"/>
           <w:sz w:val="28"/>
         </w:rPr>
-        <w:t>4.15 Testing</w:t>
+        <w:t>4.15 Testing and Observations</w:t>
       </w:r>
     </w:p>
     <w:p>
@@ -11919,7 +12873,7 @@
           <w:i w:val="0"/>
           <w:sz w:val="23"/>
         </w:rPr>
-        <w:t>Testing involves supplying valid and invalid inputs to each module and comparing the displayed message with the expected behaviour. The following test cases cover the main paths; the actual output observed during execution should be recorded at demonstration time.</w:t>
+        <w:t>The source file m.cpp was compiled with g++ and each feature was exercised with valid and invalid input. The table lists the observed output.</w:t>
       </w:r>
     </w:p>
     <w:tbl>
@@ -11932,8 +12886,8 @@
       </w:tblPr>
       <w:tblGrid>
         <w:gridCol w:w="720"/>
-        <w:gridCol w:w="4464"/>
-        <w:gridCol w:w="4176"/>
+        <w:gridCol w:w="4752"/>
+        <w:gridCol w:w="3888"/>
       </w:tblGrid>
       <w:tr>
         <w:tc>
@@ -11958,7 +12912,7 @@
         </w:tc>
         <w:tc>
           <w:tcPr>
-            <w:tcW w:type="dxa" w:w="4464"/>
+            <w:tcW w:type="dxa" w:w="4752"/>
           </w:tcPr>
           <w:p>
             <w:pPr>
@@ -11972,13 +12926,13 @@
                 <w:i w:val="0"/>
                 <w:sz w:val="21"/>
               </w:rPr>
-              <w:t>Test Case</w:t>
+              <w:t>Test Case (input)</w:t>
             </w:r>
           </w:p>
         </w:tc>
         <w:tc>
           <w:tcPr>
-            <w:tcW w:type="dxa" w:w="4176"/>
+            <w:tcW w:type="dxa" w:w="3888"/>
           </w:tcPr>
           <w:p>
             <w:pPr>
@@ -11992,7 +12946,7 @@
                 <w:i w:val="0"/>
                 <w:sz w:val="21"/>
               </w:rPr>
-              <w:t>Expected Output</w:t>
+              <w:t>Actual Output</w:t>
             </w:r>
           </w:p>
         </w:tc>
@@ -12020,7 +12974,7 @@
         </w:tc>
         <w:tc>
           <w:tcPr>
-            <w:tcW w:type="dxa" w:w="4464"/>
+            <w:tcW w:type="dxa" w:w="4752"/>
           </w:tcPr>
           <w:p>
             <w:pPr>
@@ -12034,13 +12988,13 @@
                 <w:i w:val="0"/>
                 <w:sz w:val="21"/>
               </w:rPr>
-              <w:t>Register with an unused username and matching passwords</w:t>
+              <w:t>Register “alice” with matching passwords</w:t>
             </w:r>
           </w:p>
         </w:tc>
         <w:tc>
           <w:tcPr>
-            <w:tcW w:type="dxa" w:w="4176"/>
+            <w:tcW w:type="dxa" w:w="3888"/>
           </w:tcPr>
           <w:p>
             <w:pPr>
@@ -12082,7 +13036,7 @@
         </w:tc>
         <w:tc>
           <w:tcPr>
-            <w:tcW w:type="dxa" w:w="4464"/>
+            <w:tcW w:type="dxa" w:w="4752"/>
           </w:tcPr>
           <w:p>
             <w:pPr>
@@ -12096,13 +13050,13 @@
                 <w:i w:val="0"/>
                 <w:sz w:val="21"/>
               </w:rPr>
-              <w:t>Register with an existing username</w:t>
+              <w:t>Register “alice” again</w:t>
             </w:r>
           </w:p>
         </w:tc>
         <w:tc>
           <w:tcPr>
-            <w:tcW w:type="dxa" w:w="4176"/>
+            <w:tcW w:type="dxa" w:w="3888"/>
           </w:tcPr>
           <w:p>
             <w:pPr>
@@ -12144,7 +13098,7 @@
         </w:tc>
         <w:tc>
           <w:tcPr>
-            <w:tcW w:type="dxa" w:w="4464"/>
+            <w:tcW w:type="dxa" w:w="4752"/>
           </w:tcPr>
           <w:p>
             <w:pPr>
@@ -12158,13 +13112,13 @@
                 <w:i w:val="0"/>
                 <w:sz w:val="21"/>
               </w:rPr>
-              <w:t>Register with different password and confirmation</w:t>
+              <w:t>Register “carol”, password abc, confirm xyz</w:t>
             </w:r>
           </w:p>
         </w:tc>
         <w:tc>
           <w:tcPr>
-            <w:tcW w:type="dxa" w:w="4176"/>
+            <w:tcW w:type="dxa" w:w="3888"/>
           </w:tcPr>
           <w:p>
             <w:pPr>
@@ -12206,7 +13160,7 @@
         </w:tc>
         <w:tc>
           <w:tcPr>
-            <w:tcW w:type="dxa" w:w="4464"/>
+            <w:tcW w:type="dxa" w:w="4752"/>
           </w:tcPr>
           <w:p>
             <w:pPr>
@@ -12220,13 +13174,13 @@
                 <w:i w:val="0"/>
                 <w:sz w:val="21"/>
               </w:rPr>
-              <w:t>Login before any user is registered</w:t>
+              <w:t>Login before any user exists (no users.txt)</w:t>
             </w:r>
           </w:p>
         </w:tc>
         <w:tc>
           <w:tcPr>
-            <w:tcW w:type="dxa" w:w="4176"/>
+            <w:tcW w:type="dxa" w:w="3888"/>
           </w:tcPr>
           <w:p>
             <w:pPr>
@@ -12268,7 +13222,7 @@
         </w:tc>
         <w:tc>
           <w:tcPr>
-            <w:tcW w:type="dxa" w:w="4464"/>
+            <w:tcW w:type="dxa" w:w="4752"/>
           </w:tcPr>
           <w:p>
             <w:pPr>
@@ -12282,13 +13236,13 @@
                 <w:i w:val="0"/>
                 <w:sz w:val="21"/>
               </w:rPr>
-              <w:t>Login with correct username and password</w:t>
+              <w:t>Login alice / correct password</w:t>
             </w:r>
           </w:p>
         </w:tc>
         <w:tc>
           <w:tcPr>
-            <w:tcW w:type="dxa" w:w="4176"/>
+            <w:tcW w:type="dxa" w:w="3888"/>
           </w:tcPr>
           <w:p>
             <w:pPr>
@@ -12330,7 +13284,7 @@
         </w:tc>
         <w:tc>
           <w:tcPr>
-            <w:tcW w:type="dxa" w:w="4464"/>
+            <w:tcW w:type="dxa" w:w="4752"/>
           </w:tcPr>
           <w:p>
             <w:pPr>
@@ -12344,13 +13298,13 @@
                 <w:i w:val="0"/>
                 <w:sz w:val="21"/>
               </w:rPr>
-              <w:t>Login with wrong password</w:t>
+              <w:t>Login alice / wrong password</w:t>
             </w:r>
           </w:p>
         </w:tc>
         <w:tc>
           <w:tcPr>
-            <w:tcW w:type="dxa" w:w="4176"/>
+            <w:tcW w:type="dxa" w:w="3888"/>
           </w:tcPr>
           <w:p>
             <w:pPr>
@@ -12392,7 +13346,7 @@
         </w:tc>
         <w:tc>
           <w:tcPr>
-            <w:tcW w:type="dxa" w:w="4464"/>
+            <w:tcW w:type="dxa" w:w="4752"/>
           </w:tcPr>
           <w:p>
             <w:pPr>
@@ -12406,13 +13360,13 @@
                 <w:i w:val="0"/>
                 <w:sz w:val="21"/>
               </w:rPr>
-              <w:t>Encrypt a file with an empty key</w:t>
+              <w:t>Strength of “abc”</w:t>
             </w:r>
           </w:p>
         </w:tc>
         <w:tc>
           <w:tcPr>
-            <w:tcW w:type="dxa" w:w="4176"/>
+            <w:tcW w:type="dxa" w:w="3888"/>
           </w:tcPr>
           <w:p>
             <w:pPr>
@@ -12426,7 +13380,7 @@
                 <w:i w:val="0"/>
                 <w:sz w:val="21"/>
               </w:rPr>
-              <w:t>Key cannot be empty.</w:t>
+              <w:t>Weak (5 suggestions)</w:t>
             </w:r>
           </w:p>
         </w:tc>
@@ -12454,7 +13408,7 @@
         </w:tc>
         <w:tc>
           <w:tcPr>
-            <w:tcW w:type="dxa" w:w="4464"/>
+            <w:tcW w:type="dxa" w:w="4752"/>
           </w:tcPr>
           <w:p>
             <w:pPr>
@@ -12468,13 +13422,13 @@
                 <w:i w:val="0"/>
                 <w:sz w:val="21"/>
               </w:rPr>
-              <w:t>Encrypt a file that does not exist</w:t>
+              <w:t>Strength of “Hello123”</w:t>
             </w:r>
           </w:p>
         </w:tc>
         <w:tc>
           <w:tcPr>
-            <w:tcW w:type="dxa" w:w="4176"/>
+            <w:tcW w:type="dxa" w:w="3888"/>
           </w:tcPr>
           <w:p>
             <w:pPr>
@@ -12488,7 +13442,7 @@
                 <w:i w:val="0"/>
                 <w:sz w:val="21"/>
               </w:rPr>
-              <w:t>Unable to open input file.</w:t>
+              <w:t>Medium (2 suggestions)</w:t>
             </w:r>
           </w:p>
         </w:tc>
@@ -12516,7 +13470,7 @@
         </w:tc>
         <w:tc>
           <w:tcPr>
-            <w:tcW w:type="dxa" w:w="4464"/>
+            <w:tcW w:type="dxa" w:w="4752"/>
           </w:tcPr>
           <w:p>
             <w:pPr>
@@ -12530,13 +13484,13 @@
                 <w:i w:val="0"/>
                 <w:sz w:val="21"/>
               </w:rPr>
-              <w:t>Encrypt an existing file with a key</w:t>
+              <w:t>Strength of “Str0ng@Passw0rd!”</w:t>
             </w:r>
           </w:p>
         </w:tc>
         <w:tc>
           <w:tcPr>
-            <w:tcW w:type="dxa" w:w="4176"/>
+            <w:tcW w:type="dxa" w:w="3888"/>
           </w:tcPr>
           <w:p>
             <w:pPr>
@@ -12550,7 +13504,110 @@
                 <w:i w:val="0"/>
                 <w:sz w:val="21"/>
               </w:rPr>
-              <w:t>Encrypted file created: &lt;file&gt;.enc</w:t>
+              <w:t>Strong – Password looks strong.</w:t>
+            </w:r>
+          </w:p>
+        </w:tc>
+      </w:tr>
+    </w:tbl>
+    <w:p>
+      <w:pPr>
+        <w:spacing w:after="80"/>
+      </w:pPr>
+    </w:p>
+    <w:p>
+      <w:pPr>
+        <w:spacing w:before="80" w:after="0" w:line="276" w:lineRule="auto"/>
+        <w:jc w:val="center"/>
+      </w:pPr>
+      <w:r>
+        <w:rPr>
+          <w:rFonts w:ascii="Times New Roman" w:hAnsi="Times New Roman" w:cs="Times New Roman" w:eastAsia="Times New Roman"/>
+          <w:b/>
+          <w:i w:val="0"/>
+          <w:sz w:val="22"/>
+        </w:rPr>
+        <w:t>Table 7 (a): Test Cases and Actual Output</w:t>
+      </w:r>
+    </w:p>
+    <w:p>
+      <w:pPr>
+        <w:pageBreakBefore/>
+        <w:spacing w:before="0" w:after="0" w:line="276" w:lineRule="auto"/>
+        <w:jc w:val="both"/>
+      </w:pPr>
+    </w:p>
+    <w:tbl>
+      <w:tblPr>
+        <w:tblStyle w:val="TableGrid"/>
+        <w:tblW w:type="dxa" w:w="9360"/>
+        <w:jc w:val="center"/>
+        <w:tblLayout w:type="fixed"/>
+        <w:tblLook w:firstColumn="1" w:firstRow="1" w:lastColumn="0" w:lastRow="0" w:noHBand="0" w:noVBand="1" w:val="04A0"/>
+      </w:tblPr>
+      <w:tblGrid>
+        <w:gridCol w:w="720"/>
+        <w:gridCol w:w="4320"/>
+        <w:gridCol w:w="4320"/>
+      </w:tblGrid>
+      <w:tr>
+        <w:tc>
+          <w:tcPr>
+            <w:tcW w:type="dxa" w:w="720"/>
+          </w:tcPr>
+          <w:p>
+            <w:pPr>
+              <w:spacing w:after="60" w:before="60" w:line="240" w:lineRule="auto"/>
+              <w:jc w:val="center"/>
+            </w:pPr>
+            <w:r>
+              <w:rPr>
+                <w:rFonts w:ascii="Times New Roman" w:hAnsi="Times New Roman" w:cs="Times New Roman" w:eastAsia="Times New Roman"/>
+                <w:b/>
+                <w:i w:val="0"/>
+                <w:sz w:val="21"/>
+              </w:rPr>
+              <w:t>No.</w:t>
+            </w:r>
+          </w:p>
+        </w:tc>
+        <w:tc>
+          <w:tcPr>
+            <w:tcW w:type="dxa" w:w="4320"/>
+          </w:tcPr>
+          <w:p>
+            <w:pPr>
+              <w:spacing w:after="60" w:before="60" w:line="240" w:lineRule="auto"/>
+              <w:jc w:val="center"/>
+            </w:pPr>
+            <w:r>
+              <w:rPr>
+                <w:rFonts w:ascii="Times New Roman" w:hAnsi="Times New Roman" w:cs="Times New Roman" w:eastAsia="Times New Roman"/>
+                <w:b/>
+                <w:i w:val="0"/>
+                <w:sz w:val="21"/>
+              </w:rPr>
+              <w:t>Test Case (input)</w:t>
+            </w:r>
+          </w:p>
+        </w:tc>
+        <w:tc>
+          <w:tcPr>
+            <w:tcW w:type="dxa" w:w="4320"/>
+          </w:tcPr>
+          <w:p>
+            <w:pPr>
+              <w:spacing w:after="60" w:before="60" w:line="240" w:lineRule="auto"/>
+              <w:jc w:val="center"/>
+            </w:pPr>
+            <w:r>
+              <w:rPr>
+                <w:rFonts w:ascii="Times New Roman" w:hAnsi="Times New Roman" w:cs="Times New Roman" w:eastAsia="Times New Roman"/>
+                <w:b/>
+                <w:i w:val="0"/>
+                <w:sz w:val="21"/>
+              </w:rPr>
+              <w:t>Actual Output</w:t>
             </w:r>
           </w:p>
         </w:tc>
@@ -12578,7 +13635,7 @@
         </w:tc>
         <w:tc>
           <w:tcPr>
-            <w:tcW w:type="dxa" w:w="4464"/>
+            <w:tcW w:type="dxa" w:w="4320"/>
           </w:tcPr>
           <w:p>
             <w:pPr>
@@ -12592,13 +13649,13 @@
                 <w:i w:val="0"/>
                 <w:sz w:val="21"/>
               </w:rPr>
-              <w:t>Decrypt the .enc file with the same key</w:t>
+              <w:t>Encrypt notes.txt with key secret123</w:t>
             </w:r>
           </w:p>
         </w:tc>
         <w:tc>
           <w:tcPr>
-            <w:tcW w:type="dxa" w:w="4176"/>
+            <w:tcW w:type="dxa" w:w="4320"/>
           </w:tcPr>
           <w:p>
             <w:pPr>
@@ -12612,7 +13669,7 @@
                 <w:i w:val="0"/>
                 <w:sz w:val="21"/>
               </w:rPr>
-              <w:t>Decrypted file created: &lt;file&gt;.dec (original content)</w:t>
+              <w:t>Encrypted file created: notes.txt.enc</w:t>
             </w:r>
           </w:p>
         </w:tc>
@@ -12640,7 +13697,7 @@
         </w:tc>
         <w:tc>
           <w:tcPr>
-            <w:tcW w:type="dxa" w:w="4464"/>
+            <w:tcW w:type="dxa" w:w="4320"/>
           </w:tcPr>
           <w:p>
             <w:pPr>
@@ -12654,13 +13711,13 @@
                 <w:i w:val="0"/>
                 <w:sz w:val="21"/>
               </w:rPr>
-              <w:t>Add a website, username and password</w:t>
+              <w:t>Decrypt notes.txt.enc with key secret123</w:t>
             </w:r>
           </w:p>
         </w:tc>
         <w:tc>
           <w:tcPr>
-            <w:tcW w:type="dxa" w:w="4176"/>
+            <w:tcW w:type="dxa" w:w="4320"/>
           </w:tcPr>
           <w:p>
             <w:pPr>
@@ -12674,7 +13731,7 @@
                 <w:i w:val="0"/>
                 <w:sz w:val="21"/>
               </w:rPr>
-              <w:t>Password saved.</w:t>
+              <w:t>Decrypted file created: notes.txt.dec – identical to the original file</w:t>
             </w:r>
           </w:p>
         </w:tc>
@@ -12702,7 +13759,7 @@
         </w:tc>
         <w:tc>
           <w:tcPr>
-            <w:tcW w:type="dxa" w:w="4464"/>
+            <w:tcW w:type="dxa" w:w="4320"/>
           </w:tcPr>
           <w:p>
             <w:pPr>
@@ -12716,13 +13773,13 @@
                 <w:i w:val="0"/>
                 <w:sz w:val="21"/>
               </w:rPr>
-              <w:t>View passwords when the vault is empty</w:t>
+              <w:t>Decrypt with a wrong key</w:t>
             </w:r>
           </w:p>
         </w:tc>
         <w:tc>
           <w:tcPr>
-            <w:tcW w:type="dxa" w:w="4176"/>
+            <w:tcW w:type="dxa" w:w="4320"/>
           </w:tcPr>
           <w:p>
             <w:pPr>
@@ -12736,7 +13793,7 @@
                 <w:i w:val="0"/>
                 <w:sz w:val="21"/>
               </w:rPr>
-              <w:t>No passwords saved.</w:t>
+              <w:t>File created, but content differs from the original (unreadable)</w:t>
             </w:r>
           </w:p>
         </w:tc>
@@ -12764,7 +13821,7 @@
         </w:tc>
         <w:tc>
           <w:tcPr>
-            <w:tcW w:type="dxa" w:w="4464"/>
+            <w:tcW w:type="dxa" w:w="4320"/>
           </w:tcPr>
           <w:p>
             <w:pPr>
@@ -12778,13 +13835,13 @@
                 <w:i w:val="0"/>
                 <w:sz w:val="21"/>
               </w:rPr>
-              <w:t>Delete with an out-of-range entry number</w:t>
+              <w:t>Encrypt a file that does not exist</w:t>
             </w:r>
           </w:p>
         </w:tc>
         <w:tc>
           <w:tcPr>
-            <w:tcW w:type="dxa" w:w="4176"/>
+            <w:tcW w:type="dxa" w:w="4320"/>
           </w:tcPr>
           <w:p>
             <w:pPr>
@@ -12798,7 +13855,7 @@
                 <w:i w:val="0"/>
                 <w:sz w:val="21"/>
               </w:rPr>
-              <w:t>Invalid choice.</w:t>
+              <w:t>Unable to open input file.</w:t>
             </w:r>
           </w:p>
         </w:tc>
@@ -12826,7 +13883,7 @@
         </w:tc>
         <w:tc>
           <w:tcPr>
-            <w:tcW w:type="dxa" w:w="4464"/>
+            <w:tcW w:type="dxa" w:w="4320"/>
           </w:tcPr>
           <w:p>
             <w:pPr>
@@ -12840,13 +13897,13 @@
                 <w:i w:val="0"/>
                 <w:sz w:val="21"/>
               </w:rPr>
-              <w:t>Delete an existing entry</w:t>
+              <w:t>Vault: view with no entries</w:t>
             </w:r>
           </w:p>
         </w:tc>
         <w:tc>
           <w:tcPr>
-            <w:tcW w:type="dxa" w:w="4176"/>
+            <w:tcW w:type="dxa" w:w="4320"/>
           </w:tcPr>
           <w:p>
             <w:pPr>
@@ -12860,7 +13917,317 @@
                 <w:i w:val="0"/>
                 <w:sz w:val="21"/>
               </w:rPr>
-              <w:t>Password deleted.</w:t>
+              <w:t>No passwords saved.</w:t>
+            </w:r>
+          </w:p>
+        </w:tc>
+      </w:tr>
+      <w:tr>
+        <w:tc>
+          <w:tcPr>
+            <w:tcW w:type="dxa" w:w="720"/>
+          </w:tcPr>
+          <w:p>
+            <w:pPr>
+              <w:spacing w:after="60" w:before="60" w:line="240" w:lineRule="auto"/>
+              <w:jc w:val="center"/>
+            </w:pPr>
+            <w:r>
+              <w:rPr>
+                <w:rFonts w:ascii="Times New Roman" w:hAnsi="Times New Roman" w:cs="Times New Roman" w:eastAsia="Times New Roman"/>
+                <w:b w:val="0"/>
+                <w:i w:val="0"/>
+                <w:sz w:val="21"/>
+              </w:rPr>
+              <w:t>15</w:t>
+            </w:r>
+          </w:p>
+        </w:tc>
+        <w:tc>
+          <w:tcPr>
+            <w:tcW w:type="dxa" w:w="4320"/>
+          </w:tcPr>
+          <w:p>
+            <w:pPr>
+              <w:spacing w:after="60" w:before="60" w:line="240" w:lineRule="auto"/>
+              <w:jc w:val="center"/>
+            </w:pPr>
+            <w:r>
+              <w:rPr>
+                <w:rFonts w:ascii="Times New Roman" w:hAnsi="Times New Roman" w:cs="Times New Roman" w:eastAsia="Times New Roman"/>
+                <w:b w:val="0"/>
+                <w:i w:val="0"/>
+                <w:sz w:val="21"/>
+              </w:rPr>
+              <w:t>Vault: add gmail.com entry, then view</w:t>
+            </w:r>
+          </w:p>
+        </w:tc>
+        <w:tc>
+          <w:tcPr>
+            <w:tcW w:type="dxa" w:w="4320"/>
+          </w:tcPr>
+          <w:p>
+            <w:pPr>
+              <w:spacing w:after="60" w:before="60" w:line="240" w:lineRule="auto"/>
+              <w:jc w:val="center"/>
+            </w:pPr>
+            <w:r>
+              <w:rPr>
+                <w:rFonts w:ascii="Times New Roman" w:hAnsi="Times New Roman" w:cs="Times New Roman" w:eastAsia="Times New Roman"/>
+                <w:b w:val="0"/>
+                <w:i w:val="0"/>
+                <w:sz w:val="21"/>
+              </w:rPr>
+              <w:t>Password saved. / 1. gmail.com | alice@gmail.com | My$ecret99</w:t>
+            </w:r>
+          </w:p>
+        </w:tc>
+      </w:tr>
+      <w:tr>
+        <w:tc>
+          <w:tcPr>
+            <w:tcW w:type="dxa" w:w="720"/>
+          </w:tcPr>
+          <w:p>
+            <w:pPr>
+              <w:spacing w:after="60" w:before="60" w:line="240" w:lineRule="auto"/>
+              <w:jc w:val="center"/>
+            </w:pPr>
+            <w:r>
+              <w:rPr>
+                <w:rFonts w:ascii="Times New Roman" w:hAnsi="Times New Roman" w:cs="Times New Roman" w:eastAsia="Times New Roman"/>
+                <w:b w:val="0"/>
+                <w:i w:val="0"/>
+                <w:sz w:val="21"/>
+              </w:rPr>
+              <w:t>16</w:t>
+            </w:r>
+          </w:p>
+        </w:tc>
+        <w:tc>
+          <w:tcPr>
+            <w:tcW w:type="dxa" w:w="4320"/>
+          </w:tcPr>
+          <w:p>
+            <w:pPr>
+              <w:spacing w:after="60" w:before="60" w:line="240" w:lineRule="auto"/>
+              <w:jc w:val="center"/>
+            </w:pPr>
+            <w:r>
+              <w:rPr>
+                <w:rFonts w:ascii="Times New Roman" w:hAnsi="Times New Roman" w:cs="Times New Roman" w:eastAsia="Times New Roman"/>
+                <w:b w:val="0"/>
+                <w:i w:val="0"/>
+                <w:sz w:val="21"/>
+              </w:rPr>
+              <w:t>Vault: delete entry 1</w:t>
+            </w:r>
+          </w:p>
+        </w:tc>
+        <w:tc>
+          <w:tcPr>
+            <w:tcW w:type="dxa" w:w="4320"/>
+          </w:tcPr>
+          <w:p>
+            <w:pPr>
+              <w:spacing w:after="60" w:before="60" w:line="240" w:lineRule="auto"/>
+              <w:jc w:val="center"/>
+            </w:pPr>
+            <w:r>
+              <w:rPr>
+                <w:rFonts w:ascii="Times New Roman" w:hAnsi="Times New Roman" w:cs="Times New Roman" w:eastAsia="Times New Roman"/>
+                <w:b w:val="0"/>
+                <w:i w:val="0"/>
+                <w:sz w:val="21"/>
+              </w:rPr>
+              <w:t>Password deleted. (entry removed from the list)</w:t>
+            </w:r>
+          </w:p>
+        </w:tc>
+      </w:tr>
+      <w:tr>
+        <w:tc>
+          <w:tcPr>
+            <w:tcW w:type="dxa" w:w="720"/>
+          </w:tcPr>
+          <w:p>
+            <w:pPr>
+              <w:spacing w:after="60" w:before="60" w:line="240" w:lineRule="auto"/>
+              <w:jc w:val="center"/>
+            </w:pPr>
+            <w:r>
+              <w:rPr>
+                <w:rFonts w:ascii="Times New Roman" w:hAnsi="Times New Roman" w:cs="Times New Roman" w:eastAsia="Times New Roman"/>
+                <w:b w:val="0"/>
+                <w:i w:val="0"/>
+                <w:sz w:val="21"/>
+              </w:rPr>
+              <w:t>17</w:t>
+            </w:r>
+          </w:p>
+        </w:tc>
+        <w:tc>
+          <w:tcPr>
+            <w:tcW w:type="dxa" w:w="4320"/>
+          </w:tcPr>
+          <w:p>
+            <w:pPr>
+              <w:spacing w:after="60" w:before="60" w:line="240" w:lineRule="auto"/>
+              <w:jc w:val="center"/>
+            </w:pPr>
+            <w:r>
+              <w:rPr>
+                <w:rFonts w:ascii="Times New Roman" w:hAnsi="Times New Roman" w:cs="Times New Roman" w:eastAsia="Times New Roman"/>
+                <w:b w:val="0"/>
+                <w:i w:val="0"/>
+                <w:sz w:val="21"/>
+              </w:rPr>
+              <w:t>Vault: delete when no entries exist</w:t>
+            </w:r>
+          </w:p>
+        </w:tc>
+        <w:tc>
+          <w:tcPr>
+            <w:tcW w:type="dxa" w:w="4320"/>
+          </w:tcPr>
+          <w:p>
+            <w:pPr>
+              <w:spacing w:after="60" w:before="60" w:line="240" w:lineRule="auto"/>
+              <w:jc w:val="center"/>
+            </w:pPr>
+            <w:r>
+              <w:rPr>
+                <w:rFonts w:ascii="Times New Roman" w:hAnsi="Times New Roman" w:cs="Times New Roman" w:eastAsia="Times New Roman"/>
+                <w:b w:val="0"/>
+                <w:i w:val="0"/>
+                <w:sz w:val="21"/>
+              </w:rPr>
+              <w:t>No passwords to delete.</w:t>
+            </w:r>
+          </w:p>
+        </w:tc>
+      </w:tr>
+      <w:tr>
+        <w:tc>
+          <w:tcPr>
+            <w:tcW w:type="dxa" w:w="720"/>
+          </w:tcPr>
+          <w:p>
+            <w:pPr>
+              <w:spacing w:after="60" w:before="60" w:line="240" w:lineRule="auto"/>
+              <w:jc w:val="center"/>
+            </w:pPr>
+            <w:r>
+              <w:rPr>
+                <w:rFonts w:ascii="Times New Roman" w:hAnsi="Times New Roman" w:cs="Times New Roman" w:eastAsia="Times New Roman"/>
+                <w:b w:val="0"/>
+                <w:i w:val="0"/>
+                <w:sz w:val="21"/>
+              </w:rPr>
+              <w:t>18</w:t>
+            </w:r>
+          </w:p>
+        </w:tc>
+        <w:tc>
+          <w:tcPr>
+            <w:tcW w:type="dxa" w:w="4320"/>
+          </w:tcPr>
+          <w:p>
+            <w:pPr>
+              <w:spacing w:after="60" w:before="60" w:line="240" w:lineRule="auto"/>
+              <w:jc w:val="center"/>
+            </w:pPr>
+            <w:r>
+              <w:rPr>
+                <w:rFonts w:ascii="Times New Roman" w:hAnsi="Times New Roman" w:cs="Times New Roman" w:eastAsia="Times New Roman"/>
+                <w:b w:val="0"/>
+                <w:i w:val="0"/>
+                <w:sz w:val="21"/>
+              </w:rPr>
+              <w:t>Menu: enter 9</w:t>
+            </w:r>
+          </w:p>
+        </w:tc>
+        <w:tc>
+          <w:tcPr>
+            <w:tcW w:type="dxa" w:w="4320"/>
+          </w:tcPr>
+          <w:p>
+            <w:pPr>
+              <w:spacing w:after="60" w:before="60" w:line="240" w:lineRule="auto"/>
+              <w:jc w:val="center"/>
+            </w:pPr>
+            <w:r>
+              <w:rPr>
+                <w:rFonts w:ascii="Times New Roman" w:hAnsi="Times New Roman" w:cs="Times New Roman" w:eastAsia="Times New Roman"/>
+                <w:b w:val="0"/>
+                <w:i w:val="0"/>
+                <w:sz w:val="21"/>
+              </w:rPr>
+              <w:t>Invalid choice.</w:t>
+            </w:r>
+          </w:p>
+        </w:tc>
+      </w:tr>
+      <w:tr>
+        <w:tc>
+          <w:tcPr>
+            <w:tcW w:type="dxa" w:w="720"/>
+          </w:tcPr>
+          <w:p>
+            <w:pPr>
+              <w:spacing w:after="60" w:before="60" w:line="240" w:lineRule="auto"/>
+              <w:jc w:val="center"/>
+            </w:pPr>
+            <w:r>
+              <w:rPr>
+                <w:rFonts w:ascii="Times New Roman" w:hAnsi="Times New Roman" w:cs="Times New Roman" w:eastAsia="Times New Roman"/>
+                <w:b w:val="0"/>
+                <w:i w:val="0"/>
+                <w:sz w:val="21"/>
+              </w:rPr>
+              <w:t>19</w:t>
+            </w:r>
+          </w:p>
+        </w:tc>
+        <w:tc>
+          <w:tcPr>
+            <w:tcW w:type="dxa" w:w="4320"/>
+          </w:tcPr>
+          <w:p>
+            <w:pPr>
+              <w:spacing w:after="60" w:before="60" w:line="240" w:lineRule="auto"/>
+              <w:jc w:val="center"/>
+            </w:pPr>
+            <w:r>
+              <w:rPr>
+                <w:rFonts w:ascii="Times New Roman" w:hAnsi="Times New Roman" w:cs="Times New Roman" w:eastAsia="Times New Roman"/>
+                <w:b w:val="0"/>
+                <w:i w:val="0"/>
+                <w:sz w:val="21"/>
+              </w:rPr>
+              <w:t>Menu: enter a non-numeric value (abc)</w:t>
+            </w:r>
+          </w:p>
+        </w:tc>
+        <w:tc>
+          <w:tcPr>
+            <w:tcW w:type="dxa" w:w="4320"/>
+          </w:tcPr>
+          <w:p>
+            <w:pPr>
+              <w:spacing w:after="60" w:before="60" w:line="240" w:lineRule="auto"/>
+              <w:jc w:val="center"/>
+            </w:pPr>
+            <w:r>
+              <w:rPr>
+                <w:rFonts w:ascii="Times New Roman" w:hAnsi="Times New Roman" w:cs="Times New Roman" w:eastAsia="Times New Roman"/>
+                <w:b w:val="0"/>
+                <w:i w:val="0"/>
+                <w:sz w:val="21"/>
+              </w:rPr>
+              <w:t>Menu repeats continuously (known limitation)</w:t>
             </w:r>
           </w:p>
         </w:tc>
@@ -12883,7 +14250,7 @@
           <w:i w:val="0"/>
           <w:sz w:val="22"/>
         </w:rPr>
-        <w:t>Table 7: Test Cases and Expected Output</w:t>
+        <w:t>Table 7 (b): Test Cases and Actual Output</w:t>
       </w:r>
     </w:p>
     <w:p>
@@ -12931,13 +14298,13 @@
           <w:i w:val="0"/>
           <w:sz w:val="23"/>
         </w:rPr>
-        <w:t>This chapter presents the console output of the implemented program. The figures reproduce the prompts and messages produced by the application; angle brackets &lt;&gt; mark values entered by the user. They can be replaced by terminal screenshots captured during the demonstration.</w:t>
+        <w:t>This chapter presents the console output of the implemented program. The figures reproduce the output obtained by compiling m.cpp and running it with the inputs shown (username “alice”). They can be replaced or supplemented by terminal screenshots taken during the demonstration.</w:t>
       </w:r>
     </w:p>
     <w:p>
       <w:pPr>
         <w:keepNext/>
-        <w:spacing w:before="0" w:after="120" w:line="276" w:lineRule="auto"/>
+        <w:spacing w:before="200" w:after="120" w:line="276" w:lineRule="auto"/>
         <w:jc w:val="left"/>
       </w:pPr>
       <w:r>
@@ -12996,7 +14363,7 @@
               <w:rPr>
                 <w:rFonts w:ascii="Courier New" w:hAnsi="Courier New" w:cs="Courier New" w:eastAsia="Courier New"/>
                 <w:color w:val="E6E6E6"/>
-                <w:sz w:val="19"/>
+                <w:sz w:val="18"/>
               </w:rPr>
               <w:t>===========================</w:t>
             </w:r>
@@ -13010,7 +14377,7 @@
               <w:rPr>
                 <w:rFonts w:ascii="Courier New" w:hAnsi="Courier New" w:cs="Courier New" w:eastAsia="Courier New"/>
                 <w:color w:val="E6E6E6"/>
-                <w:sz w:val="19"/>
+                <w:sz w:val="18"/>
               </w:rPr>
               <w:t xml:space="preserve"> CyberVault</w:t>
             </w:r>
@@ -13024,7 +14391,7 @@
               <w:rPr>
                 <w:rFonts w:ascii="Courier New" w:hAnsi="Courier New" w:cs="Courier New" w:eastAsia="Courier New"/>
                 <w:color w:val="E6E6E6"/>
-                <w:sz w:val="19"/>
+                <w:sz w:val="18"/>
               </w:rPr>
               <w:t>===========================</w:t>
             </w:r>
@@ -13038,7 +14405,7 @@
               <w:rPr>
                 <w:rFonts w:ascii="Courier New" w:hAnsi="Courier New" w:cs="Courier New" w:eastAsia="Courier New"/>
                 <w:color w:val="E6E6E6"/>
-                <w:sz w:val="19"/>
+                <w:sz w:val="18"/>
               </w:rPr>
               <w:t>1. Register</w:t>
             </w:r>
@@ -13052,7 +14419,7 @@
               <w:rPr>
                 <w:rFonts w:ascii="Courier New" w:hAnsi="Courier New" w:cs="Courier New" w:eastAsia="Courier New"/>
                 <w:color w:val="E6E6E6"/>
-                <w:sz w:val="19"/>
+                <w:sz w:val="18"/>
               </w:rPr>
               <w:t>2. Login</w:t>
             </w:r>
@@ -13066,7 +14433,7 @@
               <w:rPr>
                 <w:rFonts w:ascii="Courier New" w:hAnsi="Courier New" w:cs="Courier New" w:eastAsia="Courier New"/>
                 <w:color w:val="E6E6E6"/>
-                <w:sz w:val="19"/>
+                <w:sz w:val="18"/>
               </w:rPr>
               <w:t>3. Exit</w:t>
             </w:r>
@@ -13080,7 +14447,7 @@
               <w:rPr>
                 <w:rFonts w:ascii="Courier New" w:hAnsi="Courier New" w:cs="Courier New" w:eastAsia="Courier New"/>
                 <w:color w:val="E6E6E6"/>
-                <w:sz w:val="19"/>
+                <w:sz w:val="18"/>
               </w:rPr>
               <w:t xml:space="preserve">Choose: </w:t>
             </w:r>
@@ -13170,9 +14537,9 @@
               <w:rPr>
                 <w:rFonts w:ascii="Courier New" w:hAnsi="Courier New" w:cs="Courier New" w:eastAsia="Courier New"/>
                 <w:color w:val="E6E6E6"/>
-                <w:sz w:val="19"/>
-              </w:rPr>
-              <w:t>Enter new username: &lt;username&gt;</w:t>
+                <w:sz w:val="18"/>
+              </w:rPr>
+              <w:t>Choose: 1</w:t>
             </w:r>
           </w:p>
           <w:p>
@@ -13184,9 +14551,9 @@
               <w:rPr>
                 <w:rFonts w:ascii="Courier New" w:hAnsi="Courier New" w:cs="Courier New" w:eastAsia="Courier New"/>
                 <w:color w:val="E6E6E6"/>
-                <w:sz w:val="19"/>
-              </w:rPr>
-              <w:t>Enter new password: &lt;password&gt;</w:t>
+                <w:sz w:val="18"/>
+              </w:rPr>
+              <w:t xml:space="preserve"> </w:t>
             </w:r>
           </w:p>
           <w:p>
@@ -13198,9 +14565,9 @@
               <w:rPr>
                 <w:rFonts w:ascii="Courier New" w:hAnsi="Courier New" w:cs="Courier New" w:eastAsia="Courier New"/>
                 <w:color w:val="E6E6E6"/>
-                <w:sz w:val="19"/>
-              </w:rPr>
-              <w:t>Confirm password: &lt;password&gt;</w:t>
+                <w:sz w:val="18"/>
+              </w:rPr>
+              <w:t>Enter new username: alice</w:t>
             </w:r>
           </w:p>
           <w:p>
@@ -13212,9 +14579,9 @@
               <w:rPr>
                 <w:rFonts w:ascii="Courier New" w:hAnsi="Courier New" w:cs="Courier New" w:eastAsia="Courier New"/>
                 <w:color w:val="E6E6E6"/>
-                <w:sz w:val="19"/>
-              </w:rPr>
-              <w:t>Registration successful.</w:t>
+                <w:sz w:val="18"/>
+              </w:rPr>
+              <w:t>Enter new password: Alice@1234</w:t>
             </w:r>
           </w:p>
           <w:p>
@@ -13226,9 +14593,9 @@
               <w:rPr>
                 <w:rFonts w:ascii="Courier New" w:hAnsi="Courier New" w:cs="Courier New" w:eastAsia="Courier New"/>
                 <w:color w:val="E6E6E6"/>
-                <w:sz w:val="19"/>
-              </w:rPr>
-              <w:t xml:space="preserve"> </w:t>
+                <w:sz w:val="18"/>
+              </w:rPr>
+              <w:t>Confirm password: Alice@1234</w:t>
             </w:r>
           </w:p>
           <w:p>
@@ -13240,9 +14607,9 @@
               <w:rPr>
                 <w:rFonts w:ascii="Courier New" w:hAnsi="Courier New" w:cs="Courier New" w:eastAsia="Courier New"/>
                 <w:color w:val="E6E6E6"/>
-                <w:sz w:val="19"/>
-              </w:rPr>
-              <w:t>Username: &lt;username&gt;</w:t>
+                <w:sz w:val="18"/>
+              </w:rPr>
+              <w:t>Registration successful.</w:t>
             </w:r>
           </w:p>
           <w:p>
@@ -13254,9 +14621,9 @@
               <w:rPr>
                 <w:rFonts w:ascii="Courier New" w:hAnsi="Courier New" w:cs="Courier New" w:eastAsia="Courier New"/>
                 <w:color w:val="E6E6E6"/>
-                <w:sz w:val="19"/>
-              </w:rPr>
-              <w:t>Password: &lt;password&gt;</w:t>
+                <w:sz w:val="18"/>
+              </w:rPr>
+              <w:t xml:space="preserve"> </w:t>
             </w:r>
           </w:p>
           <w:p>
@@ -13268,7 +14635,63 @@
               <w:rPr>
                 <w:rFonts w:ascii="Courier New" w:hAnsi="Courier New" w:cs="Courier New" w:eastAsia="Courier New"/>
                 <w:color w:val="E6E6E6"/>
-                <w:sz w:val="19"/>
+                <w:sz w:val="18"/>
+              </w:rPr>
+              <w:t>Choose: 2</w:t>
+            </w:r>
+          </w:p>
+          <w:p>
+            <w:pPr>
+              <w:spacing w:after="0" w:line="240" w:lineRule="auto"/>
+              <w:jc w:val="left"/>
+            </w:pPr>
+            <w:r>
+              <w:rPr>
+                <w:rFonts w:ascii="Courier New" w:hAnsi="Courier New" w:cs="Courier New" w:eastAsia="Courier New"/>
+                <w:color w:val="E6E6E6"/>
+                <w:sz w:val="18"/>
+              </w:rPr>
+              <w:t xml:space="preserve"> </w:t>
+            </w:r>
+          </w:p>
+          <w:p>
+            <w:pPr>
+              <w:spacing w:after="0" w:line="240" w:lineRule="auto"/>
+              <w:jc w:val="left"/>
+            </w:pPr>
+            <w:r>
+              <w:rPr>
+                <w:rFonts w:ascii="Courier New" w:hAnsi="Courier New" w:cs="Courier New" w:eastAsia="Courier New"/>
+                <w:color w:val="E6E6E6"/>
+                <w:sz w:val="18"/>
+              </w:rPr>
+              <w:t>Username: alice</w:t>
+            </w:r>
+          </w:p>
+          <w:p>
+            <w:pPr>
+              <w:spacing w:after="0" w:line="240" w:lineRule="auto"/>
+              <w:jc w:val="left"/>
+            </w:pPr>
+            <w:r>
+              <w:rPr>
+                <w:rFonts w:ascii="Courier New" w:hAnsi="Courier New" w:cs="Courier New" w:eastAsia="Courier New"/>
+                <w:color w:val="E6E6E6"/>
+                <w:sz w:val="18"/>
+              </w:rPr>
+              <w:t>Password: Alice@1234</w:t>
+            </w:r>
+          </w:p>
+          <w:p>
+            <w:pPr>
+              <w:spacing w:after="0" w:line="240" w:lineRule="auto"/>
+              <w:jc w:val="left"/>
+            </w:pPr>
+            <w:r>
+              <w:rPr>
+                <w:rFonts w:ascii="Courier New" w:hAnsi="Courier New" w:cs="Courier New" w:eastAsia="Courier New"/>
+                <w:color w:val="E6E6E6"/>
+                <w:sz w:val="18"/>
               </w:rPr>
               <w:t>Login successful.</w:t>
             </w:r>
@@ -13359,7 +14782,7 @@
               <w:rPr>
                 <w:rFonts w:ascii="Courier New" w:hAnsi="Courier New" w:cs="Courier New" w:eastAsia="Courier New"/>
                 <w:color w:val="E6E6E6"/>
-                <w:sz w:val="19"/>
+                <w:sz w:val="18"/>
               </w:rPr>
               <w:t>============================</w:t>
             </w:r>
@@ -13373,9 +14796,9 @@
               <w:rPr>
                 <w:rFonts w:ascii="Courier New" w:hAnsi="Courier New" w:cs="Courier New" w:eastAsia="Courier New"/>
                 <w:color w:val="E6E6E6"/>
-                <w:sz w:val="19"/>
-              </w:rPr>
-              <w:t>Welcome, &lt;username&gt;</w:t>
+                <w:sz w:val="18"/>
+              </w:rPr>
+              <w:t>Welcome, alice</w:t>
             </w:r>
           </w:p>
           <w:p>
@@ -13387,7 +14810,7 @@
               <w:rPr>
                 <w:rFonts w:ascii="Courier New" w:hAnsi="Courier New" w:cs="Courier New" w:eastAsia="Courier New"/>
                 <w:color w:val="E6E6E6"/>
-                <w:sz w:val="19"/>
+                <w:sz w:val="18"/>
               </w:rPr>
               <w:t>============================</w:t>
             </w:r>
@@ -13401,7 +14824,7 @@
               <w:rPr>
                 <w:rFonts w:ascii="Courier New" w:hAnsi="Courier New" w:cs="Courier New" w:eastAsia="Courier New"/>
                 <w:color w:val="E6E6E6"/>
-                <w:sz w:val="19"/>
+                <w:sz w:val="18"/>
               </w:rPr>
               <w:t>1. Password Strength Analyzer</w:t>
             </w:r>
@@ -13415,7 +14838,7 @@
               <w:rPr>
                 <w:rFonts w:ascii="Courier New" w:hAnsi="Courier New" w:cs="Courier New" w:eastAsia="Courier New"/>
                 <w:color w:val="E6E6E6"/>
-                <w:sz w:val="19"/>
+                <w:sz w:val="18"/>
               </w:rPr>
               <w:t>2. Encrypt File</w:t>
             </w:r>
@@ -13429,7 +14852,7 @@
               <w:rPr>
                 <w:rFonts w:ascii="Courier New" w:hAnsi="Courier New" w:cs="Courier New" w:eastAsia="Courier New"/>
                 <w:color w:val="E6E6E6"/>
-                <w:sz w:val="19"/>
+                <w:sz w:val="18"/>
               </w:rPr>
               <w:t>3. Decrypt File</w:t>
             </w:r>
@@ -13443,7 +14866,7 @@
               <w:rPr>
                 <w:rFonts w:ascii="Courier New" w:hAnsi="Courier New" w:cs="Courier New" w:eastAsia="Courier New"/>
                 <w:color w:val="E6E6E6"/>
-                <w:sz w:val="19"/>
+                <w:sz w:val="18"/>
               </w:rPr>
               <w:t>4. Password Manager</w:t>
             </w:r>
@@ -13457,7 +14880,7 @@
               <w:rPr>
                 <w:rFonts w:ascii="Courier New" w:hAnsi="Courier New" w:cs="Courier New" w:eastAsia="Courier New"/>
                 <w:color w:val="E6E6E6"/>
-                <w:sz w:val="19"/>
+                <w:sz w:val="18"/>
               </w:rPr>
               <w:t>5. Logout</w:t>
             </w:r>
@@ -13471,7 +14894,7 @@
               <w:rPr>
                 <w:rFonts w:ascii="Courier New" w:hAnsi="Courier New" w:cs="Courier New" w:eastAsia="Courier New"/>
                 <w:color w:val="E6E6E6"/>
-                <w:sz w:val="19"/>
+                <w:sz w:val="18"/>
               </w:rPr>
               <w:t xml:space="preserve">Choose: </w:t>
             </w:r>
@@ -13527,7 +14950,7 @@
           <w:i w:val="0"/>
           <w:sz w:val="23"/>
         </w:rPr>
-        <w:t>The analyzer reports the strength and lists the improvements that apply to the entered password.</w:t>
+        <w:t>Three passwords of increasing quality are analyzed (dashboard option 1).</w:t>
       </w:r>
     </w:p>
     <w:tbl>
@@ -13561,9 +14984,9 @@
               <w:rPr>
                 <w:rFonts w:ascii="Courier New" w:hAnsi="Courier New" w:cs="Courier New" w:eastAsia="Courier New"/>
                 <w:color w:val="E6E6E6"/>
-                <w:sz w:val="19"/>
-              </w:rPr>
-              <w:t>Password: &lt;password to analyze&gt;</w:t>
+                <w:sz w:val="18"/>
+              </w:rPr>
+              <w:t>Choose: 1</w:t>
             </w:r>
           </w:p>
           <w:p>
@@ -13575,9 +14998,9 @@
               <w:rPr>
                 <w:rFonts w:ascii="Courier New" w:hAnsi="Courier New" w:cs="Courier New" w:eastAsia="Courier New"/>
                 <w:color w:val="E6E6E6"/>
-                <w:sz w:val="19"/>
-              </w:rPr>
-              <w:t xml:space="preserve"> </w:t>
+                <w:sz w:val="18"/>
+              </w:rPr>
+              <w:t>Password: abc</w:t>
             </w:r>
           </w:p>
           <w:p>
@@ -13589,9 +15012,9 @@
               <w:rPr>
                 <w:rFonts w:ascii="Courier New" w:hAnsi="Courier New" w:cs="Courier New" w:eastAsia="Courier New"/>
                 <w:color w:val="E6E6E6"/>
-                <w:sz w:val="19"/>
-              </w:rPr>
-              <w:t>Strength: &lt;Weak | Medium | Strong&gt;</w:t>
+                <w:sz w:val="18"/>
+              </w:rPr>
+              <w:t xml:space="preserve"> </w:t>
             </w:r>
           </w:p>
           <w:p>
@@ -13603,9 +15026,9 @@
               <w:rPr>
                 <w:rFonts w:ascii="Courier New" w:hAnsi="Courier New" w:cs="Courier New" w:eastAsia="Courier New"/>
                 <w:color w:val="E6E6E6"/>
-                <w:sz w:val="19"/>
-              </w:rPr>
-              <w:t xml:space="preserve"> </w:t>
+                <w:sz w:val="18"/>
+              </w:rPr>
+              <w:t>Strength: Weak</w:t>
             </w:r>
           </w:p>
           <w:p>
@@ -13617,9 +15040,9 @@
               <w:rPr>
                 <w:rFonts w:ascii="Courier New" w:hAnsi="Courier New" w:cs="Courier New" w:eastAsia="Courier New"/>
                 <w:color w:val="E6E6E6"/>
-                <w:sz w:val="19"/>
-              </w:rPr>
-              <w:t>Suggestions:</w:t>
+                <w:sz w:val="18"/>
+              </w:rPr>
+              <w:t xml:space="preserve"> </w:t>
             </w:r>
           </w:p>
           <w:p>
@@ -13631,9 +15054,9 @@
               <w:rPr>
                 <w:rFonts w:ascii="Courier New" w:hAnsi="Courier New" w:cs="Courier New" w:eastAsia="Courier New"/>
                 <w:color w:val="E6E6E6"/>
-                <w:sz w:val="19"/>
-              </w:rPr>
-              <w:t>- Increase length to at least 8 characters.</w:t>
+                <w:sz w:val="18"/>
+              </w:rPr>
+              <w:t>Suggestions:</w:t>
             </w:r>
           </w:p>
           <w:p>
@@ -13645,9 +15068,9 @@
               <w:rPr>
                 <w:rFonts w:ascii="Courier New" w:hAnsi="Courier New" w:cs="Courier New" w:eastAsia="Courier New"/>
                 <w:color w:val="E6E6E6"/>
-                <w:sz w:val="19"/>
-              </w:rPr>
-              <w:t>- Use 12 or more characters for better security.</w:t>
+                <w:sz w:val="18"/>
+              </w:rPr>
+              <w:t>- Increase length to at least 8 characters.</w:t>
             </w:r>
           </w:p>
           <w:p>
@@ -13659,9 +15082,9 @@
               <w:rPr>
                 <w:rFonts w:ascii="Courier New" w:hAnsi="Courier New" w:cs="Courier New" w:eastAsia="Courier New"/>
                 <w:color w:val="E6E6E6"/>
-                <w:sz w:val="19"/>
-              </w:rPr>
-              <w:t>- Add an uppercase letter.</w:t>
+                <w:sz w:val="18"/>
+              </w:rPr>
+              <w:t>- Use 12 or more characters for better security.</w:t>
             </w:r>
           </w:p>
           <w:p>
@@ -13673,9 +15096,9 @@
               <w:rPr>
                 <w:rFonts w:ascii="Courier New" w:hAnsi="Courier New" w:cs="Courier New" w:eastAsia="Courier New"/>
                 <w:color w:val="E6E6E6"/>
-                <w:sz w:val="19"/>
-              </w:rPr>
-              <w:t>- Add a lowercase letter.</w:t>
+                <w:sz w:val="18"/>
+              </w:rPr>
+              <w:t>- Add an uppercase letter.</w:t>
             </w:r>
           </w:p>
           <w:p>
@@ -13687,7 +15110,7 @@
               <w:rPr>
                 <w:rFonts w:ascii="Courier New" w:hAnsi="Courier New" w:cs="Courier New" w:eastAsia="Courier New"/>
                 <w:color w:val="E6E6E6"/>
-                <w:sz w:val="19"/>
+                <w:sz w:val="18"/>
               </w:rPr>
               <w:t>- Add a number.</w:t>
             </w:r>
@@ -13701,7 +15124,7 @@
               <w:rPr>
                 <w:rFonts w:ascii="Courier New" w:hAnsi="Courier New" w:cs="Courier New" w:eastAsia="Courier New"/>
                 <w:color w:val="E6E6E6"/>
-                <w:sz w:val="19"/>
+                <w:sz w:val="18"/>
               </w:rPr>
               <w:t>- Add a special character.</w:t>
             </w:r>
@@ -13715,9 +15138,233 @@
               <w:rPr>
                 <w:rFonts w:ascii="Courier New" w:hAnsi="Courier New" w:cs="Courier New" w:eastAsia="Courier New"/>
                 <w:color w:val="E6E6E6"/>
-                <w:sz w:val="19"/>
-              </w:rPr>
-              <w:t>- Password looks strong.   (shown when nothing is missing)</w:t>
+                <w:sz w:val="18"/>
+              </w:rPr>
+              <w:t xml:space="preserve"> </w:t>
+            </w:r>
+          </w:p>
+          <w:p>
+            <w:pPr>
+              <w:spacing w:after="0" w:line="240" w:lineRule="auto"/>
+              <w:jc w:val="left"/>
+            </w:pPr>
+            <w:r>
+              <w:rPr>
+                <w:rFonts w:ascii="Courier New" w:hAnsi="Courier New" w:cs="Courier New" w:eastAsia="Courier New"/>
+                <w:color w:val="E6E6E6"/>
+                <w:sz w:val="18"/>
+              </w:rPr>
+              <w:t>Choose: 1</w:t>
+            </w:r>
+          </w:p>
+          <w:p>
+            <w:pPr>
+              <w:spacing w:after="0" w:line="240" w:lineRule="auto"/>
+              <w:jc w:val="left"/>
+            </w:pPr>
+            <w:r>
+              <w:rPr>
+                <w:rFonts w:ascii="Courier New" w:hAnsi="Courier New" w:cs="Courier New" w:eastAsia="Courier New"/>
+                <w:color w:val="E6E6E6"/>
+                <w:sz w:val="18"/>
+              </w:rPr>
+              <w:t>Password: Hello123</w:t>
+            </w:r>
+          </w:p>
+          <w:p>
+            <w:pPr>
+              <w:spacing w:after="0" w:line="240" w:lineRule="auto"/>
+              <w:jc w:val="left"/>
+            </w:pPr>
+            <w:r>
+              <w:rPr>
+                <w:rFonts w:ascii="Courier New" w:hAnsi="Courier New" w:cs="Courier New" w:eastAsia="Courier New"/>
+                <w:color w:val="E6E6E6"/>
+                <w:sz w:val="18"/>
+              </w:rPr>
+              <w:t xml:space="preserve"> </w:t>
+            </w:r>
+          </w:p>
+          <w:p>
+            <w:pPr>
+              <w:spacing w:after="0" w:line="240" w:lineRule="auto"/>
+              <w:jc w:val="left"/>
+            </w:pPr>
+            <w:r>
+              <w:rPr>
+                <w:rFonts w:ascii="Courier New" w:hAnsi="Courier New" w:cs="Courier New" w:eastAsia="Courier New"/>
+                <w:color w:val="E6E6E6"/>
+                <w:sz w:val="18"/>
+              </w:rPr>
+              <w:t>Strength: Medium</w:t>
+            </w:r>
+          </w:p>
+          <w:p>
+            <w:pPr>
+              <w:spacing w:after="0" w:line="240" w:lineRule="auto"/>
+              <w:jc w:val="left"/>
+            </w:pPr>
+            <w:r>
+              <w:rPr>
+                <w:rFonts w:ascii="Courier New" w:hAnsi="Courier New" w:cs="Courier New" w:eastAsia="Courier New"/>
+                <w:color w:val="E6E6E6"/>
+                <w:sz w:val="18"/>
+              </w:rPr>
+              <w:t xml:space="preserve"> </w:t>
+            </w:r>
+          </w:p>
+          <w:p>
+            <w:pPr>
+              <w:spacing w:after="0" w:line="240" w:lineRule="auto"/>
+              <w:jc w:val="left"/>
+            </w:pPr>
+            <w:r>
+              <w:rPr>
+                <w:rFonts w:ascii="Courier New" w:hAnsi="Courier New" w:cs="Courier New" w:eastAsia="Courier New"/>
+                <w:color w:val="E6E6E6"/>
+                <w:sz w:val="18"/>
+              </w:rPr>
+              <w:t>Suggestions:</w:t>
+            </w:r>
+          </w:p>
+          <w:p>
+            <w:pPr>
+              <w:spacing w:after="0" w:line="240" w:lineRule="auto"/>
+              <w:jc w:val="left"/>
+            </w:pPr>
+            <w:r>
+              <w:rPr>
+                <w:rFonts w:ascii="Courier New" w:hAnsi="Courier New" w:cs="Courier New" w:eastAsia="Courier New"/>
+                <w:color w:val="E6E6E6"/>
+                <w:sz w:val="18"/>
+              </w:rPr>
+              <w:t>- Use 12 or more characters for better security.</w:t>
+            </w:r>
+          </w:p>
+          <w:p>
+            <w:pPr>
+              <w:spacing w:after="0" w:line="240" w:lineRule="auto"/>
+              <w:jc w:val="left"/>
+            </w:pPr>
+            <w:r>
+              <w:rPr>
+                <w:rFonts w:ascii="Courier New" w:hAnsi="Courier New" w:cs="Courier New" w:eastAsia="Courier New"/>
+                <w:color w:val="E6E6E6"/>
+                <w:sz w:val="18"/>
+              </w:rPr>
+              <w:t>- Add a special character.</w:t>
+            </w:r>
+          </w:p>
+          <w:p>
+            <w:pPr>
+              <w:spacing w:after="0" w:line="240" w:lineRule="auto"/>
+              <w:jc w:val="left"/>
+            </w:pPr>
+            <w:r>
+              <w:rPr>
+                <w:rFonts w:ascii="Courier New" w:hAnsi="Courier New" w:cs="Courier New" w:eastAsia="Courier New"/>
+                <w:color w:val="E6E6E6"/>
+                <w:sz w:val="18"/>
+              </w:rPr>
+              <w:t xml:space="preserve"> </w:t>
+            </w:r>
+          </w:p>
+          <w:p>
+            <w:pPr>
+              <w:spacing w:after="0" w:line="240" w:lineRule="auto"/>
+              <w:jc w:val="left"/>
+            </w:pPr>
+            <w:r>
+              <w:rPr>
+                <w:rFonts w:ascii="Courier New" w:hAnsi="Courier New" w:cs="Courier New" w:eastAsia="Courier New"/>
+                <w:color w:val="E6E6E6"/>
+                <w:sz w:val="18"/>
+              </w:rPr>
+              <w:t>Choose: 1</w:t>
+            </w:r>
+          </w:p>
+          <w:p>
+            <w:pPr>
+              <w:spacing w:after="0" w:line="240" w:lineRule="auto"/>
+              <w:jc w:val="left"/>
+            </w:pPr>
+            <w:r>
+              <w:rPr>
+                <w:rFonts w:ascii="Courier New" w:hAnsi="Courier New" w:cs="Courier New" w:eastAsia="Courier New"/>
+                <w:color w:val="E6E6E6"/>
+                <w:sz w:val="18"/>
+              </w:rPr>
+              <w:t>Password: Str0ng@Passw0rd!</w:t>
+            </w:r>
+          </w:p>
+          <w:p>
+            <w:pPr>
+              <w:spacing w:after="0" w:line="240" w:lineRule="auto"/>
+              <w:jc w:val="left"/>
+            </w:pPr>
+            <w:r>
+              <w:rPr>
+                <w:rFonts w:ascii="Courier New" w:hAnsi="Courier New" w:cs="Courier New" w:eastAsia="Courier New"/>
+                <w:color w:val="E6E6E6"/>
+                <w:sz w:val="18"/>
+              </w:rPr>
+              <w:t xml:space="preserve"> </w:t>
+            </w:r>
+          </w:p>
+          <w:p>
+            <w:pPr>
+              <w:spacing w:after="0" w:line="240" w:lineRule="auto"/>
+              <w:jc w:val="left"/>
+            </w:pPr>
+            <w:r>
+              <w:rPr>
+                <w:rFonts w:ascii="Courier New" w:hAnsi="Courier New" w:cs="Courier New" w:eastAsia="Courier New"/>
+                <w:color w:val="E6E6E6"/>
+                <w:sz w:val="18"/>
+              </w:rPr>
+              <w:t>Strength: Strong</w:t>
+            </w:r>
+          </w:p>
+          <w:p>
+            <w:pPr>
+              <w:spacing w:after="0" w:line="240" w:lineRule="auto"/>
+              <w:jc w:val="left"/>
+            </w:pPr>
+            <w:r>
+              <w:rPr>
+                <w:rFonts w:ascii="Courier New" w:hAnsi="Courier New" w:cs="Courier New" w:eastAsia="Courier New"/>
+                <w:color w:val="E6E6E6"/>
+                <w:sz w:val="18"/>
+              </w:rPr>
+              <w:t xml:space="preserve"> </w:t>
+            </w:r>
+          </w:p>
+          <w:p>
+            <w:pPr>
+              <w:spacing w:after="0" w:line="240" w:lineRule="auto"/>
+              <w:jc w:val="left"/>
+            </w:pPr>
+            <w:r>
+              <w:rPr>
+                <w:rFonts w:ascii="Courier New" w:hAnsi="Courier New" w:cs="Courier New" w:eastAsia="Courier New"/>
+                <w:color w:val="E6E6E6"/>
+                <w:sz w:val="18"/>
+              </w:rPr>
+              <w:t>Suggestions:</w:t>
+            </w:r>
+          </w:p>
+          <w:p>
+            <w:pPr>
+              <w:spacing w:after="0" w:line="240" w:lineRule="auto"/>
+              <w:jc w:val="left"/>
+            </w:pPr>
+            <w:r>
+              <w:rPr>
+                <w:rFonts w:ascii="Courier New" w:hAnsi="Courier New" w:cs="Courier New" w:eastAsia="Courier New"/>
+                <w:color w:val="E6E6E6"/>
+                <w:sz w:val="18"/>
+              </w:rPr>
+              <w:t>- Password looks strong.</w:t>
             </w:r>
           </w:p>
         </w:tc>
@@ -13772,7 +15419,7 @@
           <w:i w:val="0"/>
           <w:sz w:val="23"/>
         </w:rPr>
-        <w:t>A file is encrypted with a key and later decrypted with the same key.</w:t>
+        <w:t>The file notes.txt is encrypted with the key secret123 and then decrypted with the same key; a missing file produces an error message.</w:t>
       </w:r>
     </w:p>
     <w:tbl>
@@ -13806,9 +15453,9 @@
               <w:rPr>
                 <w:rFonts w:ascii="Courier New" w:hAnsi="Courier New" w:cs="Courier New" w:eastAsia="Courier New"/>
                 <w:color w:val="E6E6E6"/>
-                <w:sz w:val="19"/>
-              </w:rPr>
-              <w:t>Filename: &lt;file&gt;</w:t>
+                <w:sz w:val="18"/>
+              </w:rPr>
+              <w:t>Choose: 2</w:t>
             </w:r>
           </w:p>
           <w:p>
@@ -13820,9 +15467,9 @@
               <w:rPr>
                 <w:rFonts w:ascii="Courier New" w:hAnsi="Courier New" w:cs="Courier New" w:eastAsia="Courier New"/>
                 <w:color w:val="E6E6E6"/>
-                <w:sz w:val="19"/>
-              </w:rPr>
-              <w:t>Encryption key: &lt;key&gt;</w:t>
+                <w:sz w:val="18"/>
+              </w:rPr>
+              <w:t>Filename: notes.txt</w:t>
             </w:r>
           </w:p>
           <w:p>
@@ -13834,9 +15481,9 @@
               <w:rPr>
                 <w:rFonts w:ascii="Courier New" w:hAnsi="Courier New" w:cs="Courier New" w:eastAsia="Courier New"/>
                 <w:color w:val="E6E6E6"/>
-                <w:sz w:val="19"/>
-              </w:rPr>
-              <w:t>Encrypted file created: &lt;file&gt;.enc</w:t>
+                <w:sz w:val="18"/>
+              </w:rPr>
+              <w:t>Encryption key: secret123</w:t>
             </w:r>
           </w:p>
           <w:p>
@@ -13848,9 +15495,9 @@
               <w:rPr>
                 <w:rFonts w:ascii="Courier New" w:hAnsi="Courier New" w:cs="Courier New" w:eastAsia="Courier New"/>
                 <w:color w:val="E6E6E6"/>
-                <w:sz w:val="19"/>
-              </w:rPr>
-              <w:t xml:space="preserve"> </w:t>
+                <w:sz w:val="18"/>
+              </w:rPr>
+              <w:t>Encrypted file created: notes.txt.enc</w:t>
             </w:r>
           </w:p>
           <w:p>
@@ -13862,9 +15509,9 @@
               <w:rPr>
                 <w:rFonts w:ascii="Courier New" w:hAnsi="Courier New" w:cs="Courier New" w:eastAsia="Courier New"/>
                 <w:color w:val="E6E6E6"/>
-                <w:sz w:val="19"/>
-              </w:rPr>
-              <w:t>Filename: &lt;file&gt;.enc</w:t>
+                <w:sz w:val="18"/>
+              </w:rPr>
+              <w:t xml:space="preserve"> </w:t>
             </w:r>
           </w:p>
           <w:p>
@@ -13876,9 +15523,9 @@
               <w:rPr>
                 <w:rFonts w:ascii="Courier New" w:hAnsi="Courier New" w:cs="Courier New" w:eastAsia="Courier New"/>
                 <w:color w:val="E6E6E6"/>
-                <w:sz w:val="19"/>
-              </w:rPr>
-              <w:t>Decryption key: &lt;key&gt;</w:t>
+                <w:sz w:val="18"/>
+              </w:rPr>
+              <w:t>Choose: 3</w:t>
             </w:r>
           </w:p>
           <w:p>
@@ -13890,9 +15537,107 @@
               <w:rPr>
                 <w:rFonts w:ascii="Courier New" w:hAnsi="Courier New" w:cs="Courier New" w:eastAsia="Courier New"/>
                 <w:color w:val="E6E6E6"/>
-                <w:sz w:val="19"/>
-              </w:rPr>
-              <w:t>Decrypted file created: &lt;file&gt;.enc.dec</w:t>
+                <w:sz w:val="18"/>
+              </w:rPr>
+              <w:t>Filename: notes.txt.enc</w:t>
+            </w:r>
+          </w:p>
+          <w:p>
+            <w:pPr>
+              <w:spacing w:after="0" w:line="240" w:lineRule="auto"/>
+              <w:jc w:val="left"/>
+            </w:pPr>
+            <w:r>
+              <w:rPr>
+                <w:rFonts w:ascii="Courier New" w:hAnsi="Courier New" w:cs="Courier New" w:eastAsia="Courier New"/>
+                <w:color w:val="E6E6E6"/>
+                <w:sz w:val="18"/>
+              </w:rPr>
+              <w:t>Decryption key: secret123</w:t>
+            </w:r>
+          </w:p>
+          <w:p>
+            <w:pPr>
+              <w:spacing w:after="0" w:line="240" w:lineRule="auto"/>
+              <w:jc w:val="left"/>
+            </w:pPr>
+            <w:r>
+              <w:rPr>
+                <w:rFonts w:ascii="Courier New" w:hAnsi="Courier New" w:cs="Courier New" w:eastAsia="Courier New"/>
+                <w:color w:val="E6E6E6"/>
+                <w:sz w:val="18"/>
+              </w:rPr>
+              <w:t>Decrypted file created: notes.txt.dec</w:t>
+            </w:r>
+          </w:p>
+          <w:p>
+            <w:pPr>
+              <w:spacing w:after="0" w:line="240" w:lineRule="auto"/>
+              <w:jc w:val="left"/>
+            </w:pPr>
+            <w:r>
+              <w:rPr>
+                <w:rFonts w:ascii="Courier New" w:hAnsi="Courier New" w:cs="Courier New" w:eastAsia="Courier New"/>
+                <w:color w:val="E6E6E6"/>
+                <w:sz w:val="18"/>
+              </w:rPr>
+              <w:t xml:space="preserve"> </w:t>
+            </w:r>
+          </w:p>
+          <w:p>
+            <w:pPr>
+              <w:spacing w:after="0" w:line="240" w:lineRule="auto"/>
+              <w:jc w:val="left"/>
+            </w:pPr>
+            <w:r>
+              <w:rPr>
+                <w:rFonts w:ascii="Courier New" w:hAnsi="Courier New" w:cs="Courier New" w:eastAsia="Courier New"/>
+                <w:color w:val="E6E6E6"/>
+                <w:sz w:val="18"/>
+              </w:rPr>
+              <w:t>Choose: 2</w:t>
+            </w:r>
+          </w:p>
+          <w:p>
+            <w:pPr>
+              <w:spacing w:after="0" w:line="240" w:lineRule="auto"/>
+              <w:jc w:val="left"/>
+            </w:pPr>
+            <w:r>
+              <w:rPr>
+                <w:rFonts w:ascii="Courier New" w:hAnsi="Courier New" w:cs="Courier New" w:eastAsia="Courier New"/>
+                <w:color w:val="E6E6E6"/>
+                <w:sz w:val="18"/>
+              </w:rPr>
+              <w:t>Filename: missing.txt</w:t>
+            </w:r>
+          </w:p>
+          <w:p>
+            <w:pPr>
+              <w:spacing w:after="0" w:line="240" w:lineRule="auto"/>
+              <w:jc w:val="left"/>
+            </w:pPr>
+            <w:r>
+              <w:rPr>
+                <w:rFonts w:ascii="Courier New" w:hAnsi="Courier New" w:cs="Courier New" w:eastAsia="Courier New"/>
+                <w:color w:val="E6E6E6"/>
+                <w:sz w:val="18"/>
+              </w:rPr>
+              <w:t>Encryption key: k</w:t>
+            </w:r>
+          </w:p>
+          <w:p>
+            <w:pPr>
+              <w:spacing w:after="0" w:line="240" w:lineRule="auto"/>
+              <w:jc w:val="left"/>
+            </w:pPr>
+            <w:r>
+              <w:rPr>
+                <w:rFonts w:ascii="Courier New" w:hAnsi="Courier New" w:cs="Courier New" w:eastAsia="Courier New"/>
+                <w:color w:val="E6E6E6"/>
+                <w:sz w:val="18"/>
+              </w:rPr>
+              <w:t>Unable to open input file.</w:t>
             </w:r>
           </w:p>
         </w:tc>
@@ -13931,7 +15676,7 @@
           <w:i w:val="0"/>
           <w:sz w:val="28"/>
         </w:rPr>
-        <w:t>5.6 Screenshot 6 – Password Manager</w:t>
+        <w:t>5.6 Screenshot 6 – Stored Data Files</w:t>
       </w:r>
     </w:p>
     <w:p>
@@ -13946,7 +15691,7 @@
           <w:i w:val="0"/>
           <w:sz w:val="23"/>
         </w:rPr>
-        <w:t>The password manager adds, lists and deletes encrypted credential entries.</w:t>
+        <w:t>The data files written by the program (vault.txt is shown after the delete operation of Section 5.7). Passwords are not stored in readable form: users.txt holds the salt and hash, and vault.txt holds the password as encrypted hexadecimal text.</w:t>
       </w:r>
     </w:p>
     <w:tbl>
@@ -13980,9 +15725,9 @@
               <w:rPr>
                 <w:rFonts w:ascii="Courier New" w:hAnsi="Courier New" w:cs="Courier New" w:eastAsia="Courier New"/>
                 <w:color w:val="E6E6E6"/>
-                <w:sz w:val="19"/>
-              </w:rPr>
-              <w:t>===== Password Manager =====</w:t>
+                <w:sz w:val="18"/>
+              </w:rPr>
+              <w:t>$ cat users.txt</w:t>
             </w:r>
           </w:p>
           <w:p>
@@ -13994,9 +15739,9 @@
               <w:rPr>
                 <w:rFonts w:ascii="Courier New" w:hAnsi="Courier New" w:cs="Courier New" w:eastAsia="Courier New"/>
                 <w:color w:val="E6E6E6"/>
-                <w:sz w:val="19"/>
-              </w:rPr>
-              <w:t>1. Add Password</w:t>
+                <w:sz w:val="18"/>
+              </w:rPr>
+              <w:t>alice f26dfaedf31e8a72 4a2fb9e96c595836</w:t>
             </w:r>
           </w:p>
           <w:p>
@@ -14008,9 +15753,9 @@
               <w:rPr>
                 <w:rFonts w:ascii="Courier New" w:hAnsi="Courier New" w:cs="Courier New" w:eastAsia="Courier New"/>
                 <w:color w:val="E6E6E6"/>
-                <w:sz w:val="19"/>
-              </w:rPr>
-              <w:t>2. View Passwords</w:t>
+                <w:sz w:val="18"/>
+              </w:rPr>
+              <w:t xml:space="preserve"> </w:t>
             </w:r>
           </w:p>
           <w:p>
@@ -14022,9 +15767,9 @@
               <w:rPr>
                 <w:rFonts w:ascii="Courier New" w:hAnsi="Courier New" w:cs="Courier New" w:eastAsia="Courier New"/>
                 <w:color w:val="E6E6E6"/>
-                <w:sz w:val="19"/>
-              </w:rPr>
-              <w:t>3. Delete Password</w:t>
+                <w:sz w:val="18"/>
+              </w:rPr>
+              <w:t>$ cat vault.txt        (fields separated by TAB)</w:t>
             </w:r>
           </w:p>
           <w:p>
@@ -14036,9 +15781,9 @@
               <w:rPr>
                 <w:rFonts w:ascii="Courier New" w:hAnsi="Courier New" w:cs="Courier New" w:eastAsia="Courier New"/>
                 <w:color w:val="E6E6E6"/>
-                <w:sz w:val="19"/>
-              </w:rPr>
-              <w:t>4. Back</w:t>
+                <w:sz w:val="18"/>
+              </w:rPr>
+              <w:t>alice   github.com   alice-dev   7350462e175b460b065103</w:t>
             </w:r>
           </w:p>
           <w:p>
@@ -14050,9 +15795,9 @@
               <w:rPr>
                 <w:rFonts w:ascii="Courier New" w:hAnsi="Courier New" w:cs="Courier New" w:eastAsia="Courier New"/>
                 <w:color w:val="E6E6E6"/>
-                <w:sz w:val="19"/>
-              </w:rPr>
-              <w:t xml:space="preserve">Choose: </w:t>
+                <w:sz w:val="18"/>
+              </w:rPr>
+              <w:t xml:space="preserve"> </w:t>
             </w:r>
           </w:p>
           <w:p>
@@ -14064,9 +15809,9 @@
               <w:rPr>
                 <w:rFonts w:ascii="Courier New" w:hAnsi="Courier New" w:cs="Courier New" w:eastAsia="Courier New"/>
                 <w:color w:val="E6E6E6"/>
-                <w:sz w:val="19"/>
-              </w:rPr>
-              <w:t xml:space="preserve"> </w:t>
+                <w:sz w:val="18"/>
+              </w:rPr>
+              <w:t>$ xxd -p notes.txt.enc</w:t>
             </w:r>
           </w:p>
           <w:p>
@@ -14078,9 +15823,9 @@
               <w:rPr>
                 <w:rFonts w:ascii="Courier New" w:hAnsi="Courier New" w:cs="Courier New" w:eastAsia="Courier New"/>
                 <w:color w:val="E6E6E6"/>
-                <w:sz w:val="19"/>
-              </w:rPr>
-              <w:t>Website: &lt;website&gt;</w:t>
+                <w:sz w:val="18"/>
+              </w:rPr>
+              <w:t>301c0117172250475f07451717160011545a1f005952061b5f545a17000d</w:t>
             </w:r>
           </w:p>
           <w:p>
@@ -14092,93 +15837,9 @@
               <w:rPr>
                 <w:rFonts w:ascii="Courier New" w:hAnsi="Courier New" w:cs="Courier New" w:eastAsia="Courier New"/>
                 <w:color w:val="E6E6E6"/>
-                <w:sz w:val="19"/>
-              </w:rPr>
-              <w:t>Username: &lt;username&gt;</w:t>
-            </w:r>
-          </w:p>
-          <w:p>
-            <w:pPr>
-              <w:spacing w:after="0" w:line="240" w:lineRule="auto"/>
-              <w:jc w:val="left"/>
-            </w:pPr>
-            <w:r>
-              <w:rPr>
-                <w:rFonts w:ascii="Courier New" w:hAnsi="Courier New" w:cs="Courier New" w:eastAsia="Courier New"/>
-                <w:color w:val="E6E6E6"/>
-                <w:sz w:val="19"/>
-              </w:rPr>
-              <w:t>Password: &lt;password&gt;</w:t>
-            </w:r>
-          </w:p>
-          <w:p>
-            <w:pPr>
-              <w:spacing w:after="0" w:line="240" w:lineRule="auto"/>
-              <w:jc w:val="left"/>
-            </w:pPr>
-            <w:r>
-              <w:rPr>
-                <w:rFonts w:ascii="Courier New" w:hAnsi="Courier New" w:cs="Courier New" w:eastAsia="Courier New"/>
-                <w:color w:val="E6E6E6"/>
-                <w:sz w:val="19"/>
-              </w:rPr>
-              <w:t>Password saved.</w:t>
-            </w:r>
-          </w:p>
-          <w:p>
-            <w:pPr>
-              <w:spacing w:after="0" w:line="240" w:lineRule="auto"/>
-              <w:jc w:val="left"/>
-            </w:pPr>
-            <w:r>
-              <w:rPr>
-                <w:rFonts w:ascii="Courier New" w:hAnsi="Courier New" w:cs="Courier New" w:eastAsia="Courier New"/>
-                <w:color w:val="E6E6E6"/>
-                <w:sz w:val="19"/>
-              </w:rPr>
-              <w:t xml:space="preserve"> </w:t>
-            </w:r>
-          </w:p>
-          <w:p>
-            <w:pPr>
-              <w:spacing w:after="0" w:line="240" w:lineRule="auto"/>
-              <w:jc w:val="left"/>
-            </w:pPr>
-            <w:r>
-              <w:rPr>
-                <w:rFonts w:ascii="Courier New" w:hAnsi="Courier New" w:cs="Courier New" w:eastAsia="Courier New"/>
-                <w:color w:val="E6E6E6"/>
-                <w:sz w:val="19"/>
-              </w:rPr>
-              <w:t>Saved Passwords</w:t>
-            </w:r>
-          </w:p>
-          <w:p>
-            <w:pPr>
-              <w:spacing w:after="0" w:line="240" w:lineRule="auto"/>
-              <w:jc w:val="left"/>
-            </w:pPr>
-            <w:r>
-              <w:rPr>
-                <w:rFonts w:ascii="Courier New" w:hAnsi="Courier New" w:cs="Courier New" w:eastAsia="Courier New"/>
-                <w:color w:val="E6E6E6"/>
-                <w:sz w:val="19"/>
-              </w:rPr>
-              <w:t>---------------</w:t>
-            </w:r>
-          </w:p>
-          <w:p>
-            <w:pPr>
-              <w:spacing w:after="0" w:line="240" w:lineRule="auto"/>
-              <w:jc w:val="left"/>
-            </w:pPr>
-            <w:r>
-              <w:rPr>
-                <w:rFonts w:ascii="Courier New" w:hAnsi="Courier New" w:cs="Courier New" w:eastAsia="Courier New"/>
-                <w:color w:val="E6E6E6"/>
-                <w:sz w:val="19"/>
-              </w:rPr>
-              <w:t>1. &lt;website&gt; | &lt;username&gt; | &lt;password&gt;</w:t>
+                <w:sz w:val="18"/>
+              </w:rPr>
+              <w:t>060c155d125712110252544602060679</w:t>
             </w:r>
           </w:p>
         </w:tc>
@@ -14201,7 +15862,7 @@
           <w:i w:val="0"/>
           <w:sz w:val="22"/>
         </w:rPr>
-        <w:t>Figure 11: Password Manager Console Output</w:t>
+        <w:t>Figure 11: Stored Data Files (users.txt, vault.txt, encrypted file)</w:t>
       </w:r>
     </w:p>
     <w:p>
@@ -14218,12 +15879,12 @@
           <w:i w:val="0"/>
           <w:sz w:val="28"/>
         </w:rPr>
-        <w:t>5.7 Results and Discussion</w:t>
+        <w:t>5.7 Screenshot 7 – Password Manager</w:t>
       </w:r>
     </w:p>
     <w:p>
       <w:pPr>
-        <w:spacing w:before="0" w:after="160" w:line="276" w:lineRule="auto"/>
+        <w:spacing w:before="0" w:after="120" w:line="276" w:lineRule="auto"/>
         <w:jc w:val="both"/>
       </w:pPr>
       <w:r>
@@ -14231,208 +15892,544 @@
           <w:rFonts w:ascii="Times New Roman" w:hAnsi="Times New Roman" w:cs="Times New Roman" w:eastAsia="Times New Roman"/>
           <w:b w:val="0"/>
           <w:i w:val="0"/>
-          <w:sz w:val="24"/>
-        </w:rPr>
-        <w:t>The developed application provides an end-to-end workflow for secure account handling and data protection. A user can register, log in, check the quality of passwords, encrypt and decrypt files and maintain an encrypted vault of website credentials – all from one console program.</w:t>
-      </w:r>
+          <w:sz w:val="23"/>
+        </w:rPr>
+        <w:t>Two credentials are added, listed, and one of them is deleted (dashboard option 4, then the manager menu).</w:t>
+      </w:r>
+    </w:p>
+    <w:tbl>
+      <w:tblPr>
+        <w:tblW w:type="dxa" w:w="8496"/>
+        <w:jc w:val="center"/>
+        <w:tblLayout w:type="fixed"/>
+        <w:tblLook w:firstColumn="1" w:firstRow="1" w:lastColumn="0" w:lastRow="0" w:noHBand="0" w:noVBand="1" w:val="04A0"/>
+      </w:tblPr>
+      <w:tblGrid>
+        <w:gridCol w:w="8496"/>
+      </w:tblGrid>
+      <w:tr>
+        <w:tc>
+          <w:tcPr>
+            <w:tcW w:type="dxa" w:w="8496"/>
+            <w:shd w:val="clear" w:color="auto" w:fill="1E1E1E"/>
+            <w:tcMar>
+              <w:top w:w="120" w:type="dxa"/>
+              <w:left w:w="200" w:type="dxa"/>
+              <w:bottom w:w="120" w:type="dxa"/>
+              <w:right w:w="200" w:type="dxa"/>
+            </w:tcMar>
+          </w:tcPr>
+          <w:p>
+            <w:pPr>
+              <w:spacing w:after="0" w:line="240" w:lineRule="auto"/>
+              <w:jc w:val="left"/>
+            </w:pPr>
+            <w:r>
+              <w:rPr>
+                <w:rFonts w:ascii="Courier New" w:hAnsi="Courier New" w:cs="Courier New" w:eastAsia="Courier New"/>
+                <w:color w:val="E6E6E6"/>
+                <w:sz w:val="18"/>
+              </w:rPr>
+              <w:t>===== Password Manager =====</w:t>
+            </w:r>
+          </w:p>
+          <w:p>
+            <w:pPr>
+              <w:spacing w:after="0" w:line="240" w:lineRule="auto"/>
+              <w:jc w:val="left"/>
+            </w:pPr>
+            <w:r>
+              <w:rPr>
+                <w:rFonts w:ascii="Courier New" w:hAnsi="Courier New" w:cs="Courier New" w:eastAsia="Courier New"/>
+                <w:color w:val="E6E6E6"/>
+                <w:sz w:val="18"/>
+              </w:rPr>
+              <w:t>1. Add Password</w:t>
+            </w:r>
+          </w:p>
+          <w:p>
+            <w:pPr>
+              <w:spacing w:after="0" w:line="240" w:lineRule="auto"/>
+              <w:jc w:val="left"/>
+            </w:pPr>
+            <w:r>
+              <w:rPr>
+                <w:rFonts w:ascii="Courier New" w:hAnsi="Courier New" w:cs="Courier New" w:eastAsia="Courier New"/>
+                <w:color w:val="E6E6E6"/>
+                <w:sz w:val="18"/>
+              </w:rPr>
+              <w:t>2. View Passwords</w:t>
+            </w:r>
+          </w:p>
+          <w:p>
+            <w:pPr>
+              <w:spacing w:after="0" w:line="240" w:lineRule="auto"/>
+              <w:jc w:val="left"/>
+            </w:pPr>
+            <w:r>
+              <w:rPr>
+                <w:rFonts w:ascii="Courier New" w:hAnsi="Courier New" w:cs="Courier New" w:eastAsia="Courier New"/>
+                <w:color w:val="E6E6E6"/>
+                <w:sz w:val="18"/>
+              </w:rPr>
+              <w:t>3. Delete Password</w:t>
+            </w:r>
+          </w:p>
+          <w:p>
+            <w:pPr>
+              <w:spacing w:after="0" w:line="240" w:lineRule="auto"/>
+              <w:jc w:val="left"/>
+            </w:pPr>
+            <w:r>
+              <w:rPr>
+                <w:rFonts w:ascii="Courier New" w:hAnsi="Courier New" w:cs="Courier New" w:eastAsia="Courier New"/>
+                <w:color w:val="E6E6E6"/>
+                <w:sz w:val="18"/>
+              </w:rPr>
+              <w:t>4. Back</w:t>
+            </w:r>
+          </w:p>
+          <w:p>
+            <w:pPr>
+              <w:spacing w:after="0" w:line="240" w:lineRule="auto"/>
+              <w:jc w:val="left"/>
+            </w:pPr>
+            <w:r>
+              <w:rPr>
+                <w:rFonts w:ascii="Courier New" w:hAnsi="Courier New" w:cs="Courier New" w:eastAsia="Courier New"/>
+                <w:color w:val="E6E6E6"/>
+                <w:sz w:val="18"/>
+              </w:rPr>
+              <w:t xml:space="preserve"> </w:t>
+            </w:r>
+          </w:p>
+          <w:p>
+            <w:pPr>
+              <w:spacing w:after="0" w:line="240" w:lineRule="auto"/>
+              <w:jc w:val="left"/>
+            </w:pPr>
+            <w:r>
+              <w:rPr>
+                <w:rFonts w:ascii="Courier New" w:hAnsi="Courier New" w:cs="Courier New" w:eastAsia="Courier New"/>
+                <w:color w:val="E6E6E6"/>
+                <w:sz w:val="18"/>
+              </w:rPr>
+              <w:t>Choose: 1</w:t>
+            </w:r>
+          </w:p>
+          <w:p>
+            <w:pPr>
+              <w:spacing w:after="0" w:line="240" w:lineRule="auto"/>
+              <w:jc w:val="left"/>
+            </w:pPr>
+            <w:r>
+              <w:rPr>
+                <w:rFonts w:ascii="Courier New" w:hAnsi="Courier New" w:cs="Courier New" w:eastAsia="Courier New"/>
+                <w:color w:val="E6E6E6"/>
+                <w:sz w:val="18"/>
+              </w:rPr>
+              <w:t xml:space="preserve"> </w:t>
+            </w:r>
+          </w:p>
+          <w:p>
+            <w:pPr>
+              <w:spacing w:after="0" w:line="240" w:lineRule="auto"/>
+              <w:jc w:val="left"/>
+            </w:pPr>
+            <w:r>
+              <w:rPr>
+                <w:rFonts w:ascii="Courier New" w:hAnsi="Courier New" w:cs="Courier New" w:eastAsia="Courier New"/>
+                <w:color w:val="E6E6E6"/>
+                <w:sz w:val="18"/>
+              </w:rPr>
+              <w:t>Website: gmail.com</w:t>
+            </w:r>
+          </w:p>
+          <w:p>
+            <w:pPr>
+              <w:spacing w:after="0" w:line="240" w:lineRule="auto"/>
+              <w:jc w:val="left"/>
+            </w:pPr>
+            <w:r>
+              <w:rPr>
+                <w:rFonts w:ascii="Courier New" w:hAnsi="Courier New" w:cs="Courier New" w:eastAsia="Courier New"/>
+                <w:color w:val="E6E6E6"/>
+                <w:sz w:val="18"/>
+              </w:rPr>
+              <w:t>Username: alice@gmail.com</w:t>
+            </w:r>
+          </w:p>
+          <w:p>
+            <w:pPr>
+              <w:spacing w:after="0" w:line="240" w:lineRule="auto"/>
+              <w:jc w:val="left"/>
+            </w:pPr>
+            <w:r>
+              <w:rPr>
+                <w:rFonts w:ascii="Courier New" w:hAnsi="Courier New" w:cs="Courier New" w:eastAsia="Courier New"/>
+                <w:color w:val="E6E6E6"/>
+                <w:sz w:val="18"/>
+              </w:rPr>
+              <w:t>Password: My$ecret99</w:t>
+            </w:r>
+          </w:p>
+          <w:p>
+            <w:pPr>
+              <w:spacing w:after="0" w:line="240" w:lineRule="auto"/>
+              <w:jc w:val="left"/>
+            </w:pPr>
+            <w:r>
+              <w:rPr>
+                <w:rFonts w:ascii="Courier New" w:hAnsi="Courier New" w:cs="Courier New" w:eastAsia="Courier New"/>
+                <w:color w:val="E6E6E6"/>
+                <w:sz w:val="18"/>
+              </w:rPr>
+              <w:t>Password saved.</w:t>
+            </w:r>
+          </w:p>
+          <w:p>
+            <w:pPr>
+              <w:spacing w:after="0" w:line="240" w:lineRule="auto"/>
+              <w:jc w:val="left"/>
+            </w:pPr>
+            <w:r>
+              <w:rPr>
+                <w:rFonts w:ascii="Courier New" w:hAnsi="Courier New" w:cs="Courier New" w:eastAsia="Courier New"/>
+                <w:color w:val="E6E6E6"/>
+                <w:sz w:val="18"/>
+              </w:rPr>
+              <w:t xml:space="preserve"> </w:t>
+            </w:r>
+          </w:p>
+          <w:p>
+            <w:pPr>
+              <w:spacing w:after="0" w:line="240" w:lineRule="auto"/>
+              <w:jc w:val="left"/>
+            </w:pPr>
+            <w:r>
+              <w:rPr>
+                <w:rFonts w:ascii="Courier New" w:hAnsi="Courier New" w:cs="Courier New" w:eastAsia="Courier New"/>
+                <w:color w:val="E6E6E6"/>
+                <w:sz w:val="18"/>
+              </w:rPr>
+              <w:t>Choose: 1</w:t>
+            </w:r>
+          </w:p>
+          <w:p>
+            <w:pPr>
+              <w:spacing w:after="0" w:line="240" w:lineRule="auto"/>
+              <w:jc w:val="left"/>
+            </w:pPr>
+            <w:r>
+              <w:rPr>
+                <w:rFonts w:ascii="Courier New" w:hAnsi="Courier New" w:cs="Courier New" w:eastAsia="Courier New"/>
+                <w:color w:val="E6E6E6"/>
+                <w:sz w:val="18"/>
+              </w:rPr>
+              <w:t xml:space="preserve"> </w:t>
+            </w:r>
+          </w:p>
+          <w:p>
+            <w:pPr>
+              <w:spacing w:after="0" w:line="240" w:lineRule="auto"/>
+              <w:jc w:val="left"/>
+            </w:pPr>
+            <w:r>
+              <w:rPr>
+                <w:rFonts w:ascii="Courier New" w:hAnsi="Courier New" w:cs="Courier New" w:eastAsia="Courier New"/>
+                <w:color w:val="E6E6E6"/>
+                <w:sz w:val="18"/>
+              </w:rPr>
+              <w:t>Website: github.com</w:t>
+            </w:r>
+          </w:p>
+          <w:p>
+            <w:pPr>
+              <w:spacing w:after="0" w:line="240" w:lineRule="auto"/>
+              <w:jc w:val="left"/>
+            </w:pPr>
+            <w:r>
+              <w:rPr>
+                <w:rFonts w:ascii="Courier New" w:hAnsi="Courier New" w:cs="Courier New" w:eastAsia="Courier New"/>
+                <w:color w:val="E6E6E6"/>
+                <w:sz w:val="18"/>
+              </w:rPr>
+              <w:t>Username: alice-dev</w:t>
+            </w:r>
+          </w:p>
+          <w:p>
+            <w:pPr>
+              <w:spacing w:after="0" w:line="240" w:lineRule="auto"/>
+              <w:jc w:val="left"/>
+            </w:pPr>
+            <w:r>
+              <w:rPr>
+                <w:rFonts w:ascii="Courier New" w:hAnsi="Courier New" w:cs="Courier New" w:eastAsia="Courier New"/>
+                <w:color w:val="E6E6E6"/>
+                <w:sz w:val="18"/>
+              </w:rPr>
+              <w:t>Password: G1tHub#2026</w:t>
+            </w:r>
+          </w:p>
+          <w:p>
+            <w:pPr>
+              <w:spacing w:after="0" w:line="240" w:lineRule="auto"/>
+              <w:jc w:val="left"/>
+            </w:pPr>
+            <w:r>
+              <w:rPr>
+                <w:rFonts w:ascii="Courier New" w:hAnsi="Courier New" w:cs="Courier New" w:eastAsia="Courier New"/>
+                <w:color w:val="E6E6E6"/>
+                <w:sz w:val="18"/>
+              </w:rPr>
+              <w:t>Password saved.</w:t>
+            </w:r>
+          </w:p>
+          <w:p>
+            <w:pPr>
+              <w:spacing w:after="0" w:line="240" w:lineRule="auto"/>
+              <w:jc w:val="left"/>
+            </w:pPr>
+            <w:r>
+              <w:rPr>
+                <w:rFonts w:ascii="Courier New" w:hAnsi="Courier New" w:cs="Courier New" w:eastAsia="Courier New"/>
+                <w:color w:val="E6E6E6"/>
+                <w:sz w:val="18"/>
+              </w:rPr>
+              <w:t xml:space="preserve"> </w:t>
+            </w:r>
+          </w:p>
+          <w:p>
+            <w:pPr>
+              <w:spacing w:after="0" w:line="240" w:lineRule="auto"/>
+              <w:jc w:val="left"/>
+            </w:pPr>
+            <w:r>
+              <w:rPr>
+                <w:rFonts w:ascii="Courier New" w:hAnsi="Courier New" w:cs="Courier New" w:eastAsia="Courier New"/>
+                <w:color w:val="E6E6E6"/>
+                <w:sz w:val="18"/>
+              </w:rPr>
+              <w:t>Choose: 2</w:t>
+            </w:r>
+          </w:p>
+          <w:p>
+            <w:pPr>
+              <w:spacing w:after="0" w:line="240" w:lineRule="auto"/>
+              <w:jc w:val="left"/>
+            </w:pPr>
+            <w:r>
+              <w:rPr>
+                <w:rFonts w:ascii="Courier New" w:hAnsi="Courier New" w:cs="Courier New" w:eastAsia="Courier New"/>
+                <w:color w:val="E6E6E6"/>
+                <w:sz w:val="18"/>
+              </w:rPr>
+              <w:t xml:space="preserve"> </w:t>
+            </w:r>
+          </w:p>
+          <w:p>
+            <w:pPr>
+              <w:spacing w:after="0" w:line="240" w:lineRule="auto"/>
+              <w:jc w:val="left"/>
+            </w:pPr>
+            <w:r>
+              <w:rPr>
+                <w:rFonts w:ascii="Courier New" w:hAnsi="Courier New" w:cs="Courier New" w:eastAsia="Courier New"/>
+                <w:color w:val="E6E6E6"/>
+                <w:sz w:val="18"/>
+              </w:rPr>
+              <w:t>Saved Passwords</w:t>
+            </w:r>
+          </w:p>
+          <w:p>
+            <w:pPr>
+              <w:spacing w:after="0" w:line="240" w:lineRule="auto"/>
+              <w:jc w:val="left"/>
+            </w:pPr>
+            <w:r>
+              <w:rPr>
+                <w:rFonts w:ascii="Courier New" w:hAnsi="Courier New" w:cs="Courier New" w:eastAsia="Courier New"/>
+                <w:color w:val="E6E6E6"/>
+                <w:sz w:val="18"/>
+              </w:rPr>
+              <w:t>---------------</w:t>
+            </w:r>
+          </w:p>
+          <w:p>
+            <w:pPr>
+              <w:spacing w:after="0" w:line="240" w:lineRule="auto"/>
+              <w:jc w:val="left"/>
+            </w:pPr>
+            <w:r>
+              <w:rPr>
+                <w:rFonts w:ascii="Courier New" w:hAnsi="Courier New" w:cs="Courier New" w:eastAsia="Courier New"/>
+                <w:color w:val="E6E6E6"/>
+                <w:sz w:val="18"/>
+              </w:rPr>
+              <w:t>1. gmail.com | alice@gmail.com | My$ecret99</w:t>
+            </w:r>
+          </w:p>
+          <w:p>
+            <w:pPr>
+              <w:spacing w:after="0" w:line="240" w:lineRule="auto"/>
+              <w:jc w:val="left"/>
+            </w:pPr>
+            <w:r>
+              <w:rPr>
+                <w:rFonts w:ascii="Courier New" w:hAnsi="Courier New" w:cs="Courier New" w:eastAsia="Courier New"/>
+                <w:color w:val="E6E6E6"/>
+                <w:sz w:val="18"/>
+              </w:rPr>
+              <w:t>2. github.com | alice-dev | G1tHub#2026</w:t>
+            </w:r>
+          </w:p>
+          <w:p>
+            <w:pPr>
+              <w:spacing w:after="0" w:line="240" w:lineRule="auto"/>
+              <w:jc w:val="left"/>
+            </w:pPr>
+            <w:r>
+              <w:rPr>
+                <w:rFonts w:ascii="Courier New" w:hAnsi="Courier New" w:cs="Courier New" w:eastAsia="Courier New"/>
+                <w:color w:val="E6E6E6"/>
+                <w:sz w:val="18"/>
+              </w:rPr>
+              <w:t xml:space="preserve"> </w:t>
+            </w:r>
+          </w:p>
+          <w:p>
+            <w:pPr>
+              <w:spacing w:after="0" w:line="240" w:lineRule="auto"/>
+              <w:jc w:val="left"/>
+            </w:pPr>
+            <w:r>
+              <w:rPr>
+                <w:rFonts w:ascii="Courier New" w:hAnsi="Courier New" w:cs="Courier New" w:eastAsia="Courier New"/>
+                <w:color w:val="E6E6E6"/>
+                <w:sz w:val="18"/>
+              </w:rPr>
+              <w:t>Choose: 3</w:t>
+            </w:r>
+          </w:p>
+          <w:p>
+            <w:pPr>
+              <w:spacing w:after="0" w:line="240" w:lineRule="auto"/>
+              <w:jc w:val="left"/>
+            </w:pPr>
+            <w:r>
+              <w:rPr>
+                <w:rFonts w:ascii="Courier New" w:hAnsi="Courier New" w:cs="Courier New" w:eastAsia="Courier New"/>
+                <w:color w:val="E6E6E6"/>
+                <w:sz w:val="18"/>
+              </w:rPr>
+              <w:t xml:space="preserve"> </w:t>
+            </w:r>
+          </w:p>
+          <w:p>
+            <w:pPr>
+              <w:spacing w:after="0" w:line="240" w:lineRule="auto"/>
+              <w:jc w:val="left"/>
+            </w:pPr>
+            <w:r>
+              <w:rPr>
+                <w:rFonts w:ascii="Courier New" w:hAnsi="Courier New" w:cs="Courier New" w:eastAsia="Courier New"/>
+                <w:color w:val="E6E6E6"/>
+                <w:sz w:val="18"/>
+              </w:rPr>
+              <w:t>Your Password Entries</w:t>
+            </w:r>
+          </w:p>
+          <w:p>
+            <w:pPr>
+              <w:spacing w:after="0" w:line="240" w:lineRule="auto"/>
+              <w:jc w:val="left"/>
+            </w:pPr>
+            <w:r>
+              <w:rPr>
+                <w:rFonts w:ascii="Courier New" w:hAnsi="Courier New" w:cs="Courier New" w:eastAsia="Courier New"/>
+                <w:color w:val="E6E6E6"/>
+                <w:sz w:val="18"/>
+              </w:rPr>
+              <w:t>---------------------</w:t>
+            </w:r>
+          </w:p>
+          <w:p>
+            <w:pPr>
+              <w:spacing w:after="0" w:line="240" w:lineRule="auto"/>
+              <w:jc w:val="left"/>
+            </w:pPr>
+            <w:r>
+              <w:rPr>
+                <w:rFonts w:ascii="Courier New" w:hAnsi="Courier New" w:cs="Courier New" w:eastAsia="Courier New"/>
+                <w:color w:val="E6E6E6"/>
+                <w:sz w:val="18"/>
+              </w:rPr>
+              <w:t>1. gmail.com | alice@gmail.com</w:t>
+            </w:r>
+          </w:p>
+          <w:p>
+            <w:pPr>
+              <w:spacing w:after="0" w:line="240" w:lineRule="auto"/>
+              <w:jc w:val="left"/>
+            </w:pPr>
+            <w:r>
+              <w:rPr>
+                <w:rFonts w:ascii="Courier New" w:hAnsi="Courier New" w:cs="Courier New" w:eastAsia="Courier New"/>
+                <w:color w:val="E6E6E6"/>
+                <w:sz w:val="18"/>
+              </w:rPr>
+              <w:t>2. github.com | alice-dev</w:t>
+            </w:r>
+          </w:p>
+          <w:p>
+            <w:pPr>
+              <w:spacing w:after="0" w:line="240" w:lineRule="auto"/>
+              <w:jc w:val="left"/>
+            </w:pPr>
+            <w:r>
+              <w:rPr>
+                <w:rFonts w:ascii="Courier New" w:hAnsi="Courier New" w:cs="Courier New" w:eastAsia="Courier New"/>
+                <w:color w:val="E6E6E6"/>
+                <w:sz w:val="18"/>
+              </w:rPr>
+              <w:t>Choose entry number to delete: 1</w:t>
+            </w:r>
+          </w:p>
+          <w:p>
+            <w:pPr>
+              <w:spacing w:after="0" w:line="240" w:lineRule="auto"/>
+              <w:jc w:val="left"/>
+            </w:pPr>
+            <w:r>
+              <w:rPr>
+                <w:rFonts w:ascii="Courier New" w:hAnsi="Courier New" w:cs="Courier New" w:eastAsia="Courier New"/>
+                <w:color w:val="E6E6E6"/>
+                <w:sz w:val="18"/>
+              </w:rPr>
+              <w:t>Password deleted.</w:t>
+            </w:r>
+          </w:p>
+        </w:tc>
+      </w:tr>
+    </w:tbl>
+    <w:p>
+      <w:pPr>
+        <w:spacing w:after="0"/>
+      </w:pPr>
     </w:p>
     <w:p>
       <w:pPr>
-        <w:spacing w:before="0" w:after="160" w:line="276" w:lineRule="auto"/>
-        <w:jc w:val="both"/>
+        <w:spacing w:before="80" w:after="120" w:line="276" w:lineRule="auto"/>
+        <w:jc w:val="center"/>
       </w:pPr>
       <w:r>
         <w:rPr>
           <w:rFonts w:ascii="Times New Roman" w:hAnsi="Times New Roman" w:cs="Times New Roman" w:eastAsia="Times New Roman"/>
           <w:b/>
           <w:i w:val="0"/>
-          <w:sz w:val="24"/>
-        </w:rPr>
-        <w:t>Authentication:</w:t>
-      </w:r>
-      <w:r>
-        <w:rPr>
-          <w:rFonts w:ascii="Times New Roman" w:hAnsi="Times New Roman" w:cs="Times New Roman" w:eastAsia="Times New Roman"/>
-          <w:b w:val="0"/>
-          <w:i w:val="0"/>
-          <w:sz w:val="24"/>
-        </w:rPr>
-        <w:t xml:space="preserve"> user passwords are never stored in readable form. Each record in users.txt contains only the username, a random salt and a hash, so two users who choose the same password have different stored values. Login succeeds only when the recomputed hash equals the stored hash.</w:t>
-      </w:r>
-    </w:p>
-    <w:p>
-      <w:pPr>
-        <w:spacing w:before="0" w:after="160" w:line="276" w:lineRule="auto"/>
-        <w:jc w:val="both"/>
-      </w:pPr>
-      <w:r>
-        <w:rPr>
-          <w:rFonts w:ascii="Times New Roman" w:hAnsi="Times New Roman" w:cs="Times New Roman" w:eastAsia="Times New Roman"/>
-          <w:b/>
-          <w:i w:val="0"/>
-          <w:sz w:val="24"/>
-        </w:rPr>
-        <w:t>Password analysis:</w:t>
-      </w:r>
-      <w:r>
-        <w:rPr>
-          <w:rFonts w:ascii="Times New Roman" w:hAnsi="Times New Roman" w:cs="Times New Roman" w:eastAsia="Times New Roman"/>
-          <w:b w:val="0"/>
-          <w:i w:val="0"/>
-          <w:sz w:val="24"/>
-        </w:rPr>
-        <w:t xml:space="preserve"> the analyzer converts the abstract idea of “a good password” into concrete checks on length and character variety and gives specific suggestions, which helps users improve weak passwords immediately.</w:t>
-      </w:r>
-    </w:p>
-    <w:p>
-      <w:pPr>
-        <w:spacing w:before="0" w:after="160" w:line="276" w:lineRule="auto"/>
-        <w:jc w:val="both"/>
-      </w:pPr>
-      <w:r>
-        <w:rPr>
-          <w:rFonts w:ascii="Times New Roman" w:hAnsi="Times New Roman" w:cs="Times New Roman" w:eastAsia="Times New Roman"/>
-          <w:b/>
-          <w:i w:val="0"/>
-          <w:sz w:val="24"/>
-        </w:rPr>
-        <w:t>Encryption:</w:t>
-      </w:r>
-      <w:r>
-        <w:rPr>
-          <w:rFonts w:ascii="Times New Roman" w:hAnsi="Times New Roman" w:cs="Times New Roman" w:eastAsia="Times New Roman"/>
-          <w:b w:val="0"/>
-          <w:i w:val="0"/>
-          <w:sz w:val="24"/>
-        </w:rPr>
-        <w:t xml:space="preserve"> the XOR cipher processes any file as raw bytes, and decryption with the correct key restores the original content exactly. </w:t>
-      </w:r>
-      <w:r>
-        <w:rPr>
-          <w:rFonts w:ascii="Times New Roman" w:hAnsi="Times New Roman" w:cs="Times New Roman" w:eastAsia="Times New Roman"/>
-          <w:b/>
-          <w:i w:val="0"/>
-          <w:sz w:val="24"/>
-        </w:rPr>
-        <w:t>Vault:</w:t>
-      </w:r>
-      <w:r>
-        <w:rPr>
-          <w:rFonts w:ascii="Times New Roman" w:hAnsi="Times New Roman" w:cs="Times New Roman" w:eastAsia="Times New Roman"/>
-          <w:b w:val="0"/>
-          <w:i w:val="0"/>
-          <w:sz w:val="24"/>
-        </w:rPr>
-        <w:t xml:space="preserve"> entries are encrypted with the session key, hex-encoded for storage and removed cleanly when deleted.</w:t>
-      </w:r>
-    </w:p>
-    <w:p>
-      <w:pPr>
-        <w:spacing w:before="0" w:after="160" w:line="276" w:lineRule="auto"/>
-        <w:jc w:val="both"/>
-      </w:pPr>
-      <w:r>
-        <w:rPr>
-          <w:rFonts w:ascii="Times New Roman" w:hAnsi="Times New Roman" w:cs="Times New Roman" w:eastAsia="Times New Roman"/>
-          <w:b w:val="0"/>
-          <w:i w:val="0"/>
-          <w:sz w:val="24"/>
-        </w:rPr>
-        <w:t>The project meets its objectives as a learning-oriented security toolkit. Its limitation is that FNV-1a and XOR are not cryptographically strong; the planned improvements in Chapter 6 address this.</w:t>
-      </w:r>
-    </w:p>
-    <w:p>
-      <w:pPr>
-        <w:pageBreakBefore/>
-        <w:spacing w:before="360" w:after="120" w:line="276" w:lineRule="auto"/>
-        <w:jc w:val="center"/>
-      </w:pPr>
-      <w:r>
-        <w:rPr>
-          <w:rFonts w:ascii="Times New Roman" w:hAnsi="Times New Roman" w:cs="Times New Roman" w:eastAsia="Times New Roman"/>
-          <w:b/>
-          <w:i w:val="0"/>
-          <w:sz w:val="36"/>
-          <w:u w:val="single"/>
-        </w:rPr>
-        <w:t>CHAPTER 6</w:t>
-      </w:r>
-    </w:p>
-    <w:p>
-      <w:pPr>
-        <w:spacing w:before="0" w:after="280" w:line="276" w:lineRule="auto"/>
-        <w:jc w:val="center"/>
-      </w:pPr>
-      <w:r>
-        <w:rPr>
-          <w:rFonts w:ascii="Times New Roman" w:hAnsi="Times New Roman" w:cs="Times New Roman" w:eastAsia="Times New Roman"/>
-          <w:b/>
-          <w:i w:val="0"/>
-          <w:sz w:val="32"/>
-          <w:u w:val="single"/>
-        </w:rPr>
-        <w:t>CONCLUSION AND FUTURE SCOPE</w:t>
-      </w:r>
-    </w:p>
-    <w:p>
-      <w:pPr>
-        <w:keepNext/>
-        <w:spacing w:before="120" w:after="120" w:line="276" w:lineRule="auto"/>
-        <w:jc w:val="left"/>
-      </w:pPr>
-      <w:r>
-        <w:rPr>
-          <w:rFonts w:ascii="Times New Roman" w:hAnsi="Times New Roman" w:cs="Times New Roman" w:eastAsia="Times New Roman"/>
-          <w:b/>
-          <w:i w:val="0"/>
-          <w:sz w:val="28"/>
-        </w:rPr>
-        <w:t>6.1 Conclusion</w:t>
-      </w:r>
-    </w:p>
-    <w:p>
-      <w:pPr>
-        <w:spacing w:before="0" w:after="160" w:line="276" w:lineRule="auto"/>
-        <w:jc w:val="both"/>
-      </w:pPr>
-      <w:r>
-        <w:rPr>
-          <w:rFonts w:ascii="Times New Roman" w:hAnsi="Times New Roman" w:cs="Times New Roman" w:eastAsia="Times New Roman"/>
-          <w:b w:val="0"/>
-          <w:i w:val="0"/>
-          <w:sz w:val="24"/>
-        </w:rPr>
-        <w:t>The CyberVault project successfully demonstrates how core security concepts – salting, hashing, symmetric encryption, password-strength evaluation and secure credential storage – can be combined in a single C++ application. The program follows a clear process: register, authenticate, open the dashboard and then use the analyzer, the file cipher or the password manager.</w:t>
-      </w:r>
-    </w:p>
-    <w:p>
-      <w:pPr>
-        <w:spacing w:before="0" w:after="160" w:line="276" w:lineRule="auto"/>
-        <w:jc w:val="both"/>
-      </w:pPr>
-      <w:r>
-        <w:rPr>
-          <w:rFonts w:ascii="Times New Roman" w:hAnsi="Times New Roman" w:cs="Times New Roman" w:eastAsia="Times New Roman"/>
-          <w:b w:val="0"/>
-          <w:i w:val="0"/>
-          <w:sz w:val="24"/>
-        </w:rPr>
-        <w:t>During the development of this project practical knowledge was gained in C++ programming, file handling, string processing, use of the Standard Template Library, random number generation, hashing and encryption, menu-driven interface design and error handling. The project also showed why passwords must never be stored in plain text and why every user needs a unique salt.</w:t>
-      </w:r>
-    </w:p>
-    <w:p>
-      <w:pPr>
-        <w:spacing w:before="0" w:after="160" w:line="276" w:lineRule="auto"/>
-        <w:jc w:val="both"/>
-      </w:pPr>
-      <w:r>
-        <w:rPr>
-          <w:rFonts w:ascii="Times New Roman" w:hAnsi="Times New Roman" w:cs="Times New Roman" w:eastAsia="Times New Roman"/>
-          <w:b w:val="0"/>
-          <w:i w:val="0"/>
-          <w:sz w:val="24"/>
-        </w:rPr>
-        <w:t>Overall, the project fulfills its objective of providing a practical and understandable security toolkit. It forms a strong foundation for further development of more advanced and production-grade security applications.</w:t>
+          <w:sz w:val="22"/>
+        </w:rPr>
+        <w:t>Figure 12: Password Manager Console Output</w:t>
       </w:r>
     </w:p>
     <w:p>
@@ -14449,6 +16446,234 @@
           <w:i w:val="0"/>
           <w:sz w:val="28"/>
         </w:rPr>
+        <w:t>5.8 Results and Discussion</w:t>
+      </w:r>
+    </w:p>
+    <w:p>
+      <w:pPr>
+        <w:spacing w:before="0" w:after="120" w:line="276" w:lineRule="auto"/>
+        <w:jc w:val="both"/>
+      </w:pPr>
+      <w:r>
+        <w:rPr>
+          <w:rFonts w:ascii="Times New Roman" w:hAnsi="Times New Roman" w:cs="Times New Roman" w:eastAsia="Times New Roman"/>
+          <w:b w:val="0"/>
+          <w:i w:val="0"/>
+          <w:sz w:val="23"/>
+        </w:rPr>
+        <w:t>The developed application provides an end-to-end workflow for secure account handling and data protection. A user can register, log in, check the quality of passwords, encrypt and decrypt files and maintain a personal vault of website credentials from one console program.</w:t>
+      </w:r>
+    </w:p>
+    <w:p>
+      <w:pPr>
+        <w:spacing w:before="0" w:after="120" w:line="276" w:lineRule="auto"/>
+        <w:jc w:val="both"/>
+      </w:pPr>
+      <w:r>
+        <w:rPr>
+          <w:rFonts w:ascii="Times New Roman" w:hAnsi="Times New Roman" w:cs="Times New Roman" w:eastAsia="Times New Roman"/>
+          <w:b/>
+          <w:i w:val="0"/>
+          <w:sz w:val="23"/>
+        </w:rPr>
+        <w:t>Authentication:</w:t>
+      </w:r>
+      <w:r>
+        <w:rPr>
+          <w:rFonts w:ascii="Times New Roman" w:hAnsi="Times New Roman" w:cs="Times New Roman" w:eastAsia="Times New Roman"/>
+          <w:b w:val="0"/>
+          <w:i w:val="0"/>
+          <w:sz w:val="23"/>
+        </w:rPr>
+        <w:t xml:space="preserve"> passwords are never stored in readable form; each line of users.txt contains only the username, a random salt and a hash. </w:t>
+      </w:r>
+      <w:r>
+        <w:rPr>
+          <w:rFonts w:ascii="Times New Roman" w:hAnsi="Times New Roman" w:cs="Times New Roman" w:eastAsia="Times New Roman"/>
+          <w:b/>
+          <w:i w:val="0"/>
+          <w:sz w:val="23"/>
+        </w:rPr>
+        <w:t>Password analysis:</w:t>
+      </w:r>
+      <w:r>
+        <w:rPr>
+          <w:rFonts w:ascii="Times New Roman" w:hAnsi="Times New Roman" w:cs="Times New Roman" w:eastAsia="Times New Roman"/>
+          <w:b w:val="0"/>
+          <w:i w:val="0"/>
+          <w:sz w:val="23"/>
+        </w:rPr>
+        <w:t xml:space="preserve"> the six-point scoring rule gives consistent Weak, Medium and Strong results, with specific suggestions. </w:t>
+      </w:r>
+      <w:r>
+        <w:rPr>
+          <w:rFonts w:ascii="Times New Roman" w:hAnsi="Times New Roman" w:cs="Times New Roman" w:eastAsia="Times New Roman"/>
+          <w:b/>
+          <w:i w:val="0"/>
+          <w:sz w:val="23"/>
+        </w:rPr>
+        <w:t>Encryption:</w:t>
+      </w:r>
+      <w:r>
+        <w:rPr>
+          <w:rFonts w:ascii="Times New Roman" w:hAnsi="Times New Roman" w:cs="Times New Roman" w:eastAsia="Times New Roman"/>
+          <w:b w:val="0"/>
+          <w:i w:val="0"/>
+          <w:sz w:val="23"/>
+        </w:rPr>
+        <w:t xml:space="preserve"> decrypting with the correct key restored the test file byte-for-byte, while a wrong key produced different content. </w:t>
+      </w:r>
+      <w:r>
+        <w:rPr>
+          <w:rFonts w:ascii="Times New Roman" w:hAnsi="Times New Roman" w:cs="Times New Roman" w:eastAsia="Times New Roman"/>
+          <w:b/>
+          <w:i w:val="0"/>
+          <w:sz w:val="23"/>
+        </w:rPr>
+        <w:t>Vault:</w:t>
+      </w:r>
+      <w:r>
+        <w:rPr>
+          <w:rFonts w:ascii="Times New Roman" w:hAnsi="Times New Roman" w:cs="Times New Roman" w:eastAsia="Times New Roman"/>
+          <w:b w:val="0"/>
+          <w:i w:val="0"/>
+          <w:sz w:val="23"/>
+        </w:rPr>
+        <w:t xml:space="preserve"> saved passwords appear in vault.txt only as hexadecimal ciphertext and each user sees only his or her own entries.</w:t>
+      </w:r>
+    </w:p>
+    <w:p>
+      <w:pPr>
+        <w:spacing w:before="0" w:after="120" w:line="276" w:lineRule="auto"/>
+        <w:jc w:val="both"/>
+      </w:pPr>
+      <w:r>
+        <w:rPr>
+          <w:rFonts w:ascii="Times New Roman" w:hAnsi="Times New Roman" w:cs="Times New Roman" w:eastAsia="Times New Roman"/>
+          <w:b/>
+          <w:i w:val="0"/>
+          <w:sz w:val="23"/>
+        </w:rPr>
+        <w:t>Limitations observed:</w:t>
+      </w:r>
+      <w:r>
+        <w:rPr>
+          <w:rFonts w:ascii="Times New Roman" w:hAnsi="Times New Roman" w:cs="Times New Roman" w:eastAsia="Times New Roman"/>
+          <w:b w:val="0"/>
+          <w:i w:val="0"/>
+          <w:sz w:val="23"/>
+        </w:rPr>
+        <w:t xml:space="preserve"> the vault key equals the hash stored in users.txt, website and username are not encrypted, FNV-1a and XOR are not cryptographically strong, and non-numeric menu input is not handled. Chapter 6 lists improvements that address these points.</w:t>
+      </w:r>
+    </w:p>
+    <w:p>
+      <w:pPr>
+        <w:pageBreakBefore/>
+        <w:spacing w:before="360" w:after="120" w:line="276" w:lineRule="auto"/>
+        <w:jc w:val="center"/>
+      </w:pPr>
+      <w:r>
+        <w:rPr>
+          <w:rFonts w:ascii="Times New Roman" w:hAnsi="Times New Roman" w:cs="Times New Roman" w:eastAsia="Times New Roman"/>
+          <w:b/>
+          <w:i w:val="0"/>
+          <w:sz w:val="36"/>
+          <w:u w:val="single"/>
+        </w:rPr>
+        <w:t>CHAPTER 6</w:t>
+      </w:r>
+    </w:p>
+    <w:p>
+      <w:pPr>
+        <w:spacing w:before="0" w:after="280" w:line="276" w:lineRule="auto"/>
+        <w:jc w:val="center"/>
+      </w:pPr>
+      <w:r>
+        <w:rPr>
+          <w:rFonts w:ascii="Times New Roman" w:hAnsi="Times New Roman" w:cs="Times New Roman" w:eastAsia="Times New Roman"/>
+          <w:b/>
+          <w:i w:val="0"/>
+          <w:sz w:val="32"/>
+          <w:u w:val="single"/>
+        </w:rPr>
+        <w:t>CONCLUSION AND FUTURE SCOPE</w:t>
+      </w:r>
+    </w:p>
+    <w:p>
+      <w:pPr>
+        <w:keepNext/>
+        <w:spacing w:before="120" w:after="120" w:line="276" w:lineRule="auto"/>
+        <w:jc w:val="left"/>
+      </w:pPr>
+      <w:r>
+        <w:rPr>
+          <w:rFonts w:ascii="Times New Roman" w:hAnsi="Times New Roman" w:cs="Times New Roman" w:eastAsia="Times New Roman"/>
+          <w:b/>
+          <w:i w:val="0"/>
+          <w:sz w:val="28"/>
+        </w:rPr>
+        <w:t>6.1 Conclusion</w:t>
+      </w:r>
+    </w:p>
+    <w:p>
+      <w:pPr>
+        <w:spacing w:before="0" w:after="160" w:line="276" w:lineRule="auto"/>
+        <w:jc w:val="both"/>
+      </w:pPr>
+      <w:r>
+        <w:rPr>
+          <w:rFonts w:ascii="Times New Roman" w:hAnsi="Times New Roman" w:cs="Times New Roman" w:eastAsia="Times New Roman"/>
+          <w:b w:val="0"/>
+          <w:i w:val="0"/>
+          <w:sz w:val="24"/>
+        </w:rPr>
+        <w:t>The CyberVault project (m.cpp) successfully demonstrates how core security concepts – salting, hashing, symmetric encryption, password-strength evaluation and secure credential storage – can be combined in a single C++ application. The program follows a clear process: register, authenticate, open the dashboard and then use the analyzer, the file cipher or the password manager.</w:t>
+      </w:r>
+    </w:p>
+    <w:p>
+      <w:pPr>
+        <w:spacing w:before="0" w:after="160" w:line="276" w:lineRule="auto"/>
+        <w:jc w:val="both"/>
+      </w:pPr>
+      <w:r>
+        <w:rPr>
+          <w:rFonts w:ascii="Times New Roman" w:hAnsi="Times New Roman" w:cs="Times New Roman" w:eastAsia="Times New Roman"/>
+          <w:b w:val="0"/>
+          <w:i w:val="0"/>
+          <w:sz w:val="24"/>
+        </w:rPr>
+        <w:t>During the development of this project practical knowledge was gained in C++ programming, file handling, string processing, use of the Standard Template Library, random number generation, hashing and encryption, menu-driven interface design and error handling. The project also showed why passwords must never be stored in plain text and why every user needs a unique salt.</w:t>
+      </w:r>
+    </w:p>
+    <w:p>
+      <w:pPr>
+        <w:spacing w:before="0" w:after="160" w:line="276" w:lineRule="auto"/>
+        <w:jc w:val="both"/>
+      </w:pPr>
+      <w:r>
+        <w:rPr>
+          <w:rFonts w:ascii="Times New Roman" w:hAnsi="Times New Roman" w:cs="Times New Roman" w:eastAsia="Times New Roman"/>
+          <w:b w:val="0"/>
+          <w:i w:val="0"/>
+          <w:sz w:val="24"/>
+        </w:rPr>
+        <w:t>Overall, the project fulfills its objective of providing a practical and understandable security toolkit. It forms a strong foundation for further development of more advanced and production-grade security applications.</w:t>
+      </w:r>
+    </w:p>
+    <w:p>
+      <w:pPr>
+        <w:keepNext/>
+        <w:pageBreakBefore/>
+        <w:spacing w:before="0" w:after="120" w:line="276" w:lineRule="auto"/>
+        <w:jc w:val="left"/>
+      </w:pPr>
+      <w:r>
+        <w:rPr>
+          <w:rFonts w:ascii="Times New Roman" w:hAnsi="Times New Roman" w:cs="Times New Roman" w:eastAsia="Times New Roman"/>
+          <w:b/>
+          <w:i w:val="0"/>
+          <w:sz w:val="28"/>
+        </w:rPr>
         <w:t>6.2 Future Scope</w:t>
       </w:r>
     </w:p>
@@ -14498,7 +16723,7 @@
           <w:i w:val="0"/>
           <w:sz w:val="24"/>
         </w:rPr>
-        <w:t xml:space="preserve"> replace FNV-1a with a slow, salted password-hashing function such as bcrypt, scrypt or Argon2 (or at least SHA-256 with many iterations).</w:t>
+        <w:t xml:space="preserve"> replace FNV-1a with a slow, salted password-hashing function such as bcrypt, scrypt or Argon2.</w:t>
       </w:r>
     </w:p>
     <w:p>
@@ -14557,7 +16782,7 @@
           <w:i w:val="0"/>
           <w:sz w:val="24"/>
         </w:rPr>
-        <w:t>Secure Randomness:</w:t>
+        <w:t>Independent Vault Key:</w:t>
       </w:r>
       <w:r>
         <w:rPr>
@@ -14566,7 +16791,7 @@
           <w:i w:val="0"/>
           <w:sz w:val="24"/>
         </w:rPr>
-        <w:t xml:space="preserve"> use a cryptographically secure random source for salts and keys.</w:t>
+        <w:t xml:space="preserve"> derive the vault key from the master password with a key-derivation function (for example PBKDF2) instead of reusing the stored hash, and encrypt the website and username fields as well.</w:t>
       </w:r>
     </w:p>
     <w:p>
@@ -14591,7 +16816,7 @@
           <w:i w:val="0"/>
           <w:sz w:val="24"/>
         </w:rPr>
-        <w:t>Master Password and Key Derivation:</w:t>
+        <w:t>Secure Randomness:</w:t>
       </w:r>
       <w:r>
         <w:rPr>
@@ -14600,7 +16825,7 @@
           <w:i w:val="0"/>
           <w:sz w:val="24"/>
         </w:rPr>
-        <w:t xml:space="preserve"> derive the vault key from a master password with a key-derivation function.</w:t>
+        <w:t xml:space="preserve"> use a cryptographically secure random source for salts and keys.</w:t>
       </w:r>
     </w:p>
     <w:p>
@@ -14625,7 +16850,7 @@
           <w:i w:val="0"/>
           <w:sz w:val="24"/>
         </w:rPr>
-        <w:t>Graphical Interface:</w:t>
+        <w:t>Robust Input Handling:</w:t>
       </w:r>
       <w:r>
         <w:rPr>
@@ -14634,7 +16859,7 @@
           <w:i w:val="0"/>
           <w:sz w:val="24"/>
         </w:rPr>
-        <w:t xml:space="preserve"> build a desktop or web front end on top of the existing logic.</w:t>
+        <w:t xml:space="preserve"> validate numeric input and allow spaces in usernames, passwords and filenames.</w:t>
       </w:r>
     </w:p>
     <w:p>
@@ -14659,7 +16884,7 @@
           <w:i w:val="0"/>
           <w:sz w:val="24"/>
         </w:rPr>
-        <w:t>Password Generator:</w:t>
+        <w:t>Graphical Interface:</w:t>
       </w:r>
       <w:r>
         <w:rPr>
@@ -14668,7 +16893,7 @@
           <w:i w:val="0"/>
           <w:sz w:val="24"/>
         </w:rPr>
-        <w:t xml:space="preserve"> add a generator for strong random passwords.</w:t>
+        <w:t xml:space="preserve"> build a desktop or web front end on top of the existing logic.</w:t>
       </w:r>
     </w:p>
     <w:p>
@@ -14693,7 +16918,7 @@
           <w:i w:val="0"/>
           <w:sz w:val="24"/>
         </w:rPr>
-        <w:t>Cloud Backup and Multi-device Sync:</w:t>
+        <w:t>Password Generator:</w:t>
       </w:r>
       <w:r>
         <w:rPr>
@@ -14702,7 +16927,7 @@
           <w:i w:val="0"/>
           <w:sz w:val="24"/>
         </w:rPr>
-        <w:t xml:space="preserve"> securely synchronize the vault across devices.</w:t>
+        <w:t xml:space="preserve"> add a generator for strong random passwords.</w:t>
       </w:r>
     </w:p>
     <w:p>
@@ -14888,7 +17113,7 @@
           <w:i w:val="0"/>
           <w:sz w:val="24"/>
         </w:rPr>
-        <w:t>[8] LLVM Project, “Clang and libc++ Documentation.”</w:t>
+        <w:t>[8] GNU Project, “GCC, the GNU Compiler Collection – Documentation.”</w:t>
       </w:r>
     </w:p>
     <w:p>
